--- a/ML_Quasi2D_Manuscript_SI_Final.docx
+++ b/ML_Quasi2D_Manuscript_SI_Final.docx
@@ -64,33 +64,13 @@
           <w:b/>
           <w:bCs/>
         </w:rPr>
-        <w:t xml:space="preserve">Table </w:t>
-      </w:r>
-      <w:r>
-        <w:rPr>
-          <w:rFonts w:ascii="Times New Roman" w:hAnsi="Times New Roman" w:cs="Times New Roman"/>
-          <w:b/>
-          <w:bCs/>
-        </w:rPr>
-        <w:t>S1</w:t>
-      </w:r>
-      <w:r>
-        <w:rPr>
-          <w:rFonts w:ascii="Times New Roman" w:hAnsi="Times New Roman" w:cs="Times New Roman"/>
-        </w:rPr>
-        <w:t>. Dataset Statistic</w:t>
-      </w:r>
-      <w:r>
-        <w:rPr>
-          <w:rFonts w:ascii="Times New Roman" w:hAnsi="Times New Roman" w:cs="Times New Roman"/>
-        </w:rPr>
-        <w:t>s of f</w:t>
-      </w:r>
-      <w:r>
-        <w:rPr>
-          <w:rFonts w:ascii="Times New Roman" w:hAnsi="Times New Roman" w:cs="Times New Roman"/>
-        </w:rPr>
-        <w:t>ile</w:t>
+        <w:t>Table S1</w:t>
+      </w:r>
+      <w:r>
+        <w:rPr>
+          <w:rFonts w:ascii="Times New Roman" w:hAnsi="Times New Roman" w:cs="Times New Roman"/>
+        </w:rPr>
+        <w:t>. Dataset Statistics of file</w:t>
       </w:r>
       <w:r>
         <w:rPr>
@@ -580,35 +560,13 @@
           <w:b/>
           <w:bCs/>
         </w:rPr>
-        <w:t>Table S</w:t>
-      </w:r>
-      <w:r>
-        <w:rPr>
-          <w:rFonts w:ascii="Times New Roman" w:hAnsi="Times New Roman" w:cs="Times New Roman"/>
-          <w:b/>
-          <w:bCs/>
-        </w:rPr>
-        <w:t>2</w:t>
-      </w:r>
-      <w:r>
-        <w:rPr>
-          <w:rFonts w:ascii="Times New Roman" w:hAnsi="Times New Roman" w:cs="Times New Roman"/>
-          <w:b/>
-          <w:bCs/>
-        </w:rPr>
-        <w:t>.</w:t>
-      </w:r>
-      <w:r>
-        <w:rPr>
-          <w:rFonts w:ascii="Times New Roman" w:hAnsi="Times New Roman" w:cs="Times New Roman"/>
-        </w:rPr>
-        <w:t xml:space="preserve"> </w:t>
-      </w:r>
-      <w:r>
-        <w:rPr>
-          <w:rFonts w:ascii="Times New Roman" w:hAnsi="Times New Roman" w:cs="Times New Roman"/>
-        </w:rPr>
-        <w:t>Wavelength bin distribution</w:t>
+        <w:t>Table S2.</w:t>
+      </w:r>
+      <w:r>
+        <w:rPr>
+          <w:rFonts w:ascii="Times New Roman" w:hAnsi="Times New Roman" w:cs="Times New Roman"/>
+        </w:rPr>
+        <w:t xml:space="preserve"> Wavelength bin distribution</w:t>
       </w:r>
       <w:r>
         <w:rPr>
@@ -1065,23 +1023,7 @@
           <w:b/>
           <w:bCs/>
         </w:rPr>
-        <w:t>Table S</w:t>
-      </w:r>
-      <w:r>
-        <w:rPr>
-          <w:rFonts w:ascii="Times New Roman" w:hAnsi="Times New Roman" w:cs="Times New Roman"/>
-          <w:b/>
-          <w:bCs/>
-        </w:rPr>
-        <w:t>3</w:t>
-      </w:r>
-      <w:r>
-        <w:rPr>
-          <w:rFonts w:ascii="Times New Roman" w:hAnsi="Times New Roman" w:cs="Times New Roman"/>
-          <w:b/>
-          <w:bCs/>
-        </w:rPr>
-        <w:t>.</w:t>
+        <w:t>Table S3.</w:t>
       </w:r>
       <w:r>
         <w:rPr>
@@ -1575,35 +1517,13 @@
           <w:b/>
           <w:bCs/>
         </w:rPr>
-        <w:t>Table S</w:t>
-      </w:r>
-      <w:r>
-        <w:rPr>
-          <w:rFonts w:ascii="Times New Roman" w:hAnsi="Times New Roman" w:cs="Times New Roman"/>
-          <w:b/>
-          <w:bCs/>
-        </w:rPr>
-        <w:t>4</w:t>
-      </w:r>
-      <w:r>
-        <w:rPr>
-          <w:rFonts w:ascii="Times New Roman" w:hAnsi="Times New Roman" w:cs="Times New Roman"/>
-          <w:b/>
-          <w:bCs/>
-        </w:rPr>
-        <w:t>.</w:t>
-      </w:r>
-      <w:r>
-        <w:rPr>
-          <w:rFonts w:ascii="Times New Roman" w:hAnsi="Times New Roman" w:cs="Times New Roman"/>
-        </w:rPr>
-        <w:t xml:space="preserve"> </w:t>
-      </w:r>
-      <w:r>
-        <w:rPr>
-          <w:rFonts w:ascii="Times New Roman" w:hAnsi="Times New Roman" w:cs="Times New Roman"/>
-        </w:rPr>
-        <w:t>Sample-to-feature ratios</w:t>
+        <w:t>Table S4.</w:t>
+      </w:r>
+      <w:r>
+        <w:rPr>
+          <w:rFonts w:ascii="Times New Roman" w:hAnsi="Times New Roman" w:cs="Times New Roman"/>
+        </w:rPr>
+        <w:t xml:space="preserve"> Sample-to-feature ratios</w:t>
       </w:r>
       <w:r>
         <w:rPr>
@@ -1629,7 +1549,7 @@
       <w:tblGrid>
         <w:gridCol w:w="3089"/>
         <w:gridCol w:w="456"/>
-        <w:gridCol w:w="816"/>
+        <w:gridCol w:w="670"/>
         <w:gridCol w:w="756"/>
       </w:tblGrid>
       <w:tr>
@@ -1708,6 +1628,7 @@
             <w:r>
               <w:rPr>
                 <w:rFonts w:ascii="Times New Roman" w:hAnsi="Times New Roman" w:cs="Times New Roman"/>
+                <w:vertAlign w:val="subscript"/>
               </w:rPr>
               <w:t>train</w:t>
             </w:r>
@@ -1999,8 +1920,8 @@
           <w:bCs/>
         </w:rPr>
       </w:pPr>
-      <w:bookmarkStart w:id="10" w:name="X3c997fb2fa8788700548bac8899cff6c6c6de99"/>
-      <w:bookmarkStart w:id="11" w:name="Xa9846ffce3523a898a250aff190f03dfe0d1f46"/>
+      <w:bookmarkStart w:id="10" w:name="Xa9846ffce3523a898a250aff190f03dfe0d1f46"/>
+      <w:bookmarkStart w:id="11" w:name="X3c997fb2fa8788700548bac8899cff6c6c6de99"/>
       <w:bookmarkEnd w:id="8"/>
       <w:bookmarkEnd w:id="9"/>
     </w:p>
@@ -2017,38 +1938,31 @@
           <w:b/>
           <w:bCs/>
         </w:rPr>
-        <w:t>Table S</w:t>
-      </w:r>
-      <w:r>
-        <w:rPr>
-          <w:rFonts w:ascii="Times New Roman" w:hAnsi="Times New Roman" w:cs="Times New Roman"/>
-          <w:b/>
-          <w:bCs/>
-        </w:rPr>
-        <w:t>5</w:t>
-      </w:r>
-      <w:r>
-        <w:rPr>
-          <w:rFonts w:ascii="Times New Roman" w:hAnsi="Times New Roman" w:cs="Times New Roman"/>
-        </w:rPr>
-        <w:t xml:space="preserve">. Thirteen features — </w:t>
+        <w:t>Table S5</w:t>
+      </w:r>
+      <w:r>
+        <w:rPr>
+          <w:rFonts w:ascii="Times New Roman" w:hAnsi="Times New Roman" w:cs="Times New Roman"/>
+        </w:rPr>
+        <w:t xml:space="preserve">. Thirteen features </w:t>
+      </w:r>
+      <w:r>
+        <w:rPr>
+          <w:rFonts w:ascii="Times New Roman" w:hAnsi="Times New Roman" w:cs="Times New Roman"/>
+        </w:rPr>
+        <w:t xml:space="preserve">- </w:t>
       </w:r>
       <w:proofErr w:type="spellStart"/>
       <w:r>
         <w:rPr>
           <w:rStyle w:val="VerbatimChar"/>
           <w:rFonts w:ascii="Times New Roman" w:hAnsi="Times New Roman" w:cs="Times New Roman"/>
-        </w:rPr>
-        <w:t>add_hydrogens_tuned_select_from_model.ipynb</w:t>
+          <w:sz w:val="24"/>
+          <w:szCs w:val="28"/>
+        </w:rPr>
+        <w:t>select_from_model</w:t>
       </w:r>
       <w:proofErr w:type="spellEnd"/>
-      <w:r>
-        <w:rPr>
-          <w:rStyle w:val="VerbatimChar"/>
-          <w:rFonts w:ascii="Times New Roman" w:hAnsi="Times New Roman" w:cs="Times New Roman"/>
-        </w:rPr>
-        <w:t>.</w:t>
-      </w:r>
     </w:p>
     <w:tbl>
       <w:tblPr>
@@ -2058,7 +1972,7 @@
       </w:tblPr>
       <w:tblGrid>
         <w:gridCol w:w="959"/>
-        <w:gridCol w:w="3260"/>
+        <w:gridCol w:w="4394"/>
       </w:tblGrid>
       <w:tr>
         <w:tc>
@@ -2093,7 +2007,7 @@
         </w:tc>
         <w:tc>
           <w:tcPr>
-            <w:tcW w:w="3260" w:type="dxa"/>
+            <w:tcW w:w="4394" w:type="dxa"/>
           </w:tcPr>
           <w:p>
             <w:pPr>
@@ -2137,7 +2051,7 @@
         </w:tc>
         <w:tc>
           <w:tcPr>
-            <w:tcW w:w="3260" w:type="dxa"/>
+            <w:tcW w:w="4394" w:type="dxa"/>
           </w:tcPr>
           <w:p>
             <w:pPr>
@@ -2181,7 +2095,7 @@
         </w:tc>
         <w:tc>
           <w:tcPr>
-            <w:tcW w:w="3260" w:type="dxa"/>
+            <w:tcW w:w="4394" w:type="dxa"/>
           </w:tcPr>
           <w:p>
             <w:pPr>
@@ -2225,7 +2139,7 @@
         </w:tc>
         <w:tc>
           <w:tcPr>
-            <w:tcW w:w="3260" w:type="dxa"/>
+            <w:tcW w:w="4394" w:type="dxa"/>
           </w:tcPr>
           <w:p>
             <w:pPr>
@@ -2269,7 +2183,7 @@
         </w:tc>
         <w:tc>
           <w:tcPr>
-            <w:tcW w:w="3260" w:type="dxa"/>
+            <w:tcW w:w="4394" w:type="dxa"/>
           </w:tcPr>
           <w:p>
             <w:pPr>
@@ -2321,7 +2235,7 @@
         </w:tc>
         <w:tc>
           <w:tcPr>
-            <w:tcW w:w="3260" w:type="dxa"/>
+            <w:tcW w:w="4394" w:type="dxa"/>
           </w:tcPr>
           <w:p>
             <w:pPr>
@@ -2373,7 +2287,7 @@
         </w:tc>
         <w:tc>
           <w:tcPr>
-            <w:tcW w:w="3260" w:type="dxa"/>
+            <w:tcW w:w="4394" w:type="dxa"/>
           </w:tcPr>
           <w:p>
             <w:pPr>
@@ -2413,14 +2327,13 @@
                 <w:rStyle w:val="VerbatimChar"/>
                 <w:rFonts w:ascii="Times New Roman" w:hAnsi="Times New Roman" w:cs="Times New Roman"/>
               </w:rPr>
-              <w:lastRenderedPageBreak/>
               <w:t>7</w:t>
             </w:r>
           </w:p>
         </w:tc>
         <w:tc>
           <w:tcPr>
-            <w:tcW w:w="3260" w:type="dxa"/>
+            <w:tcW w:w="4394" w:type="dxa"/>
           </w:tcPr>
           <w:p>
             <w:pPr>
@@ -2466,7 +2379,7 @@
         </w:tc>
         <w:tc>
           <w:tcPr>
-            <w:tcW w:w="3260" w:type="dxa"/>
+            <w:tcW w:w="4394" w:type="dxa"/>
           </w:tcPr>
           <w:p>
             <w:pPr>
@@ -2506,13 +2419,14 @@
                 <w:rStyle w:val="VerbatimChar"/>
                 <w:rFonts w:ascii="Times New Roman" w:hAnsi="Times New Roman" w:cs="Times New Roman"/>
               </w:rPr>
+              <w:lastRenderedPageBreak/>
               <w:t>9</w:t>
             </w:r>
           </w:p>
         </w:tc>
         <w:tc>
           <w:tcPr>
-            <w:tcW w:w="3260" w:type="dxa"/>
+            <w:tcW w:w="4394" w:type="dxa"/>
           </w:tcPr>
           <w:p>
             <w:pPr>
@@ -2522,7 +2436,6 @@
                 <w:rFonts w:ascii="Times New Roman" w:hAnsi="Times New Roman" w:cs="Times New Roman"/>
               </w:rPr>
             </w:pPr>
-            <w:proofErr w:type="spellStart"/>
             <w:r>
               <w:rPr>
                 <w:rStyle w:val="VerbatimChar"/>
@@ -2530,7 +2443,6 @@
               </w:rPr>
               <w:t>FAI_TO_Pb</w:t>
             </w:r>
-            <w:proofErr w:type="spellEnd"/>
           </w:p>
         </w:tc>
       </w:tr>
@@ -2558,7 +2470,7 @@
         </w:tc>
         <w:tc>
           <w:tcPr>
-            <w:tcW w:w="3260" w:type="dxa"/>
+            <w:tcW w:w="4394" w:type="dxa"/>
           </w:tcPr>
           <w:p>
             <w:pPr>
@@ -2602,7 +2514,7 @@
         </w:tc>
         <w:tc>
           <w:tcPr>
-            <w:tcW w:w="3260" w:type="dxa"/>
+            <w:tcW w:w="4394" w:type="dxa"/>
           </w:tcPr>
           <w:p>
             <w:pPr>
@@ -2646,7 +2558,7 @@
         </w:tc>
         <w:tc>
           <w:tcPr>
-            <w:tcW w:w="3260" w:type="dxa"/>
+            <w:tcW w:w="4394" w:type="dxa"/>
           </w:tcPr>
           <w:p>
             <w:pPr>
@@ -2656,7 +2568,6 @@
                 <w:rFonts w:ascii="Times New Roman" w:hAnsi="Times New Roman" w:cs="Times New Roman"/>
               </w:rPr>
             </w:pPr>
-            <w:proofErr w:type="spellStart"/>
             <w:r>
               <w:rPr>
                 <w:rStyle w:val="VerbatimChar"/>
@@ -2664,7 +2575,6 @@
               </w:rPr>
               <w:t>Sec_HallKierAlpha</w:t>
             </w:r>
-            <w:proofErr w:type="spellEnd"/>
           </w:p>
         </w:tc>
       </w:tr>
@@ -2692,7 +2602,7 @@
         </w:tc>
         <w:tc>
           <w:tcPr>
-            <w:tcW w:w="3260" w:type="dxa"/>
+            <w:tcW w:w="4394" w:type="dxa"/>
           </w:tcPr>
           <w:p>
             <w:pPr>
@@ -2751,44 +2661,42 @@
         </w:rPr>
       </w:pPr>
       <w:bookmarkStart w:id="12" w:name="Xc6294c88eca38efb2bec295c942ce5f97bd1989"/>
-      <w:bookmarkEnd w:id="11"/>
+      <w:bookmarkEnd w:id="10"/>
       <w:r>
         <w:rPr>
           <w:rFonts w:ascii="Times New Roman" w:hAnsi="Times New Roman" w:cs="Times New Roman"/>
           <w:b/>
           <w:bCs/>
         </w:rPr>
-        <w:t>Table S</w:t>
-      </w:r>
-      <w:r>
-        <w:rPr>
-          <w:rFonts w:ascii="Times New Roman" w:hAnsi="Times New Roman" w:cs="Times New Roman"/>
-          <w:b/>
-          <w:bCs/>
-        </w:rPr>
-        <w:t>6</w:t>
-      </w:r>
-      <w:r>
-        <w:rPr>
-          <w:rFonts w:ascii="Times New Roman" w:hAnsi="Times New Roman" w:cs="Times New Roman"/>
-        </w:rPr>
-        <w:t xml:space="preserve">. </w:t>
-      </w:r>
-      <w:r>
-        <w:rPr>
-          <w:rFonts w:ascii="Times New Roman" w:hAnsi="Times New Roman" w:cs="Times New Roman"/>
-        </w:rPr>
-        <w:t xml:space="preserve">Thirty-one features — </w:t>
-      </w:r>
-      <w:proofErr w:type="spellStart"/>
+        <w:t>Table S6</w:t>
+      </w:r>
+      <w:r>
+        <w:rPr>
+          <w:rFonts w:ascii="Times New Roman" w:hAnsi="Times New Roman" w:cs="Times New Roman"/>
+        </w:rPr>
+        <w:t>. Thirty-one features</w:t>
+      </w:r>
+      <w:r>
+        <w:rPr>
+          <w:rFonts w:ascii="Times New Roman" w:hAnsi="Times New Roman" w:cs="Times New Roman"/>
+        </w:rPr>
+        <w:t xml:space="preserve"> -</w:t>
+      </w:r>
+      <w:r>
+        <w:rPr>
+          <w:rFonts w:ascii="Times New Roman" w:hAnsi="Times New Roman" w:cs="Times New Roman"/>
+        </w:rPr>
+        <w:t xml:space="preserve"> </w:t>
+      </w:r>
       <w:r>
         <w:rPr>
           <w:rStyle w:val="VerbatimChar"/>
           <w:rFonts w:ascii="Times New Roman" w:hAnsi="Times New Roman" w:cs="Times New Roman"/>
-        </w:rPr>
-        <w:t>add_hydrogens_tuned_rfecv.ipynb</w:t>
-      </w:r>
-      <w:proofErr w:type="spellEnd"/>
+          <w:sz w:val="24"/>
+          <w:szCs w:val="28"/>
+        </w:rPr>
+        <w:t>RFECV</w:t>
+      </w:r>
       <w:r>
         <w:rPr>
           <w:rStyle w:val="VerbatimChar"/>
@@ -3467,7 +3375,6 @@
                 <w:lang w:val="en-IN" w:eastAsia="en-IN"/>
               </w:rPr>
             </w:pPr>
-            <w:proofErr w:type="spellStart"/>
             <w:r>
               <w:rPr>
                 <w:rFonts w:ascii="Times New Roman" w:eastAsia="Times New Roman" w:hAnsi="Times New Roman" w:cs="Times New Roman"/>
@@ -3478,7 +3385,6 @@
               </w:rPr>
               <w:t>FAI_TO_Pb</w:t>
             </w:r>
-            <w:proofErr w:type="spellEnd"/>
           </w:p>
         </w:tc>
       </w:tr>
@@ -4799,7 +4705,6 @@
                 <w:lang w:val="en-IN" w:eastAsia="en-IN"/>
               </w:rPr>
             </w:pPr>
-            <w:proofErr w:type="spellStart"/>
             <w:r>
               <w:rPr>
                 <w:rFonts w:ascii="Times New Roman" w:eastAsia="Times New Roman" w:hAnsi="Times New Roman" w:cs="Times New Roman"/>
@@ -4810,7 +4715,6 @@
               </w:rPr>
               <w:t>Sec_HallKierAlpha</w:t>
             </w:r>
-            <w:proofErr w:type="spellEnd"/>
           </w:p>
         </w:tc>
       </w:tr>
@@ -4911,7 +4815,6 @@
                 <w:szCs w:val="22"/>
                 <w:lang w:val="en-IN" w:eastAsia="en-IN"/>
               </w:rPr>
-              <w:lastRenderedPageBreak/>
               <w:t>31</w:t>
             </w:r>
           </w:p>
@@ -4977,7 +4880,7 @@
         </w:rPr>
       </w:pPr>
       <w:bookmarkStart w:id="13" w:name="X295a700937281053400126eb363a2a14201ebfe"/>
-      <w:bookmarkEnd w:id="10"/>
+      <w:bookmarkEnd w:id="11"/>
       <w:bookmarkEnd w:id="12"/>
     </w:p>
     <w:p>
@@ -4993,39 +4896,13 @@
           <w:b/>
           <w:bCs/>
         </w:rPr>
-        <w:t>Table S</w:t>
-      </w:r>
-      <w:r>
-        <w:rPr>
-          <w:rFonts w:ascii="Times New Roman" w:hAnsi="Times New Roman" w:cs="Times New Roman"/>
-          <w:b/>
-          <w:bCs/>
-        </w:rPr>
-        <w:t>7</w:t>
-      </w:r>
-      <w:r>
-        <w:rPr>
-          <w:rFonts w:ascii="Times New Roman" w:hAnsi="Times New Roman" w:cs="Times New Roman"/>
-        </w:rPr>
-        <w:t>.</w:t>
-      </w:r>
-      <w:r>
-        <w:rPr>
-          <w:rFonts w:ascii="Times New Roman" w:hAnsi="Times New Roman" w:cs="Times New Roman"/>
-        </w:rPr>
-        <w:t xml:space="preserve"> </w:t>
-      </w:r>
-      <w:r>
-        <w:rPr>
-          <w:rFonts w:ascii="Times New Roman" w:hAnsi="Times New Roman" w:cs="Times New Roman"/>
-        </w:rPr>
-        <w:t>Emission Photon Energy</w:t>
-      </w:r>
-      <w:r>
-        <w:rPr>
-          <w:rFonts w:ascii="Times New Roman" w:hAnsi="Times New Roman" w:cs="Times New Roman"/>
-        </w:rPr>
-        <w:t xml:space="preserve"> —</w:t>
+        <w:t>Table S7</w:t>
+      </w:r>
+      <w:r>
+        <w:rPr>
+          <w:rFonts w:ascii="Times New Roman" w:hAnsi="Times New Roman" w:cs="Times New Roman"/>
+        </w:rPr>
+        <w:t>. Emission Photon Energy —</w:t>
       </w:r>
       <w:proofErr w:type="spellStart"/>
       <w:r>
@@ -5039,25 +4916,7 @@
         <w:rPr>
           <w:rFonts w:ascii="Times New Roman" w:hAnsi="Times New Roman" w:cs="Times New Roman"/>
         </w:rPr>
-        <w:t xml:space="preserve"> (13 features)</w:t>
-      </w:r>
-      <w:r>
-        <w:rPr>
-          <w:rFonts w:ascii="Times New Roman" w:hAnsi="Times New Roman" w:cs="Times New Roman"/>
-        </w:rPr>
-        <w:t>+ Hyperparameter-tuned</w:t>
-      </w:r>
-      <w:r>
-        <w:rPr>
-          <w:rFonts w:ascii="Times New Roman" w:hAnsi="Times New Roman" w:cs="Times New Roman"/>
-        </w:rPr>
-        <w:t xml:space="preserve"> </w:t>
-      </w:r>
-      <w:r>
-        <w:rPr>
-          <w:rFonts w:ascii="Times New Roman" w:hAnsi="Times New Roman" w:cs="Times New Roman"/>
-        </w:rPr>
-        <w:t xml:space="preserve">model. </w:t>
+        <w:t xml:space="preserve"> (13 features)+ Hyperparameter-tuned model. </w:t>
       </w:r>
       <w:r>
         <w:rPr>
@@ -5866,13 +5725,7 @@
         <w:rPr>
           <w:rFonts w:ascii="Times New Roman" w:hAnsi="Times New Roman" w:cs="Times New Roman"/>
         </w:rPr>
-        <w:t xml:space="preserve"> </w:t>
-      </w:r>
-      <w:r>
-        <w:rPr>
-          <w:rFonts w:ascii="Times New Roman" w:hAnsi="Times New Roman" w:cs="Times New Roman"/>
-        </w:rPr>
-        <w:t>model</w:t>
+        <w:t xml:space="preserve"> model</w:t>
       </w:r>
       <w:r>
         <w:rPr>
@@ -5958,15 +5811,7 @@
           <w:b/>
           <w:bCs/>
         </w:rPr>
-        <w:t>S</w:t>
-      </w:r>
-      <w:r>
-        <w:rPr>
-          <w:rFonts w:ascii="Times New Roman" w:hAnsi="Times New Roman" w:cs="Times New Roman"/>
-          <w:b/>
-          <w:bCs/>
-        </w:rPr>
-        <w:t>3</w:t>
+        <w:t>S3</w:t>
       </w:r>
       <w:r>
         <w:rPr>
@@ -6104,7 +5949,7 @@
           <w:b/>
           <w:bCs/>
         </w:rPr>
-        <w:t>S</w:t>
+        <w:t>S4</w:t>
       </w:r>
       <w:r>
         <w:rPr>
@@ -6112,7 +5957,27 @@
           <w:b/>
           <w:bCs/>
         </w:rPr>
-        <w:t>4</w:t>
+        <w:t>:</w:t>
+      </w:r>
+      <w:r>
+        <w:rPr>
+          <w:rFonts w:ascii="Times New Roman" w:hAnsi="Times New Roman" w:cs="Times New Roman"/>
+        </w:rPr>
+        <w:t xml:space="preserve"> SHAP for the </w:t>
+      </w:r>
+      <w:proofErr w:type="spellStart"/>
+      <w:r>
+        <w:rPr>
+          <w:rFonts w:ascii="Times New Roman" w:hAnsi="Times New Roman" w:cs="Times New Roman"/>
+        </w:rPr>
+        <w:t>select_from_model</w:t>
+      </w:r>
+      <w:proofErr w:type="spellEnd"/>
+      <w:r>
+        <w:rPr>
+          <w:rFonts w:ascii="Times New Roman" w:hAnsi="Times New Roman" w:cs="Times New Roman"/>
+        </w:rPr>
+        <w:t xml:space="preserve"> +</w:t>
       </w:r>
       <w:r>
         <w:rPr>
@@ -6120,55 +5985,21 @@
           <w:b/>
           <w:bCs/>
         </w:rPr>
-        <w:t>:</w:t>
-      </w:r>
-      <w:r>
-        <w:rPr>
-          <w:rFonts w:ascii="Times New Roman" w:hAnsi="Times New Roman" w:cs="Times New Roman"/>
-        </w:rPr>
-        <w:t xml:space="preserve"> SHAP for the </w:t>
+        <w:t xml:space="preserve"> </w:t>
       </w:r>
       <w:proofErr w:type="spellStart"/>
       <w:r>
         <w:rPr>
           <w:rFonts w:ascii="Times New Roman" w:hAnsi="Times New Roman" w:cs="Times New Roman"/>
         </w:rPr>
-        <w:t>select_from_model</w:t>
+        <w:t>XGBoost</w:t>
       </w:r>
       <w:proofErr w:type="spellEnd"/>
       <w:r>
         <w:rPr>
           <w:rFonts w:ascii="Times New Roman" w:hAnsi="Times New Roman" w:cs="Times New Roman"/>
         </w:rPr>
-        <w:t xml:space="preserve"> +</w:t>
-      </w:r>
-      <w:r>
-        <w:rPr>
-          <w:rFonts w:ascii="Times New Roman" w:hAnsi="Times New Roman" w:cs="Times New Roman"/>
-          <w:b/>
-          <w:bCs/>
-        </w:rPr>
-        <w:t xml:space="preserve"> </w:t>
-      </w:r>
-      <w:proofErr w:type="spellStart"/>
-      <w:r>
-        <w:rPr>
-          <w:rFonts w:ascii="Times New Roman" w:hAnsi="Times New Roman" w:cs="Times New Roman"/>
-        </w:rPr>
-        <w:t>XGBoost</w:t>
-      </w:r>
-      <w:proofErr w:type="spellEnd"/>
-      <w:r>
-        <w:rPr>
-          <w:rFonts w:ascii="Times New Roman" w:hAnsi="Times New Roman" w:cs="Times New Roman"/>
-        </w:rPr>
-        <w:t xml:space="preserve"> </w:t>
-      </w:r>
-      <w:r>
-        <w:rPr>
-          <w:rFonts w:ascii="Times New Roman" w:hAnsi="Times New Roman" w:cs="Times New Roman"/>
-        </w:rPr>
-        <w:t>model</w:t>
+        <w:t xml:space="preserve"> model</w:t>
       </w:r>
       <w:r>
         <w:rPr>
@@ -6265,7 +6096,7 @@
           <w:b/>
           <w:bCs/>
         </w:rPr>
-        <w:t>S</w:t>
+        <w:t>S5</w:t>
       </w:r>
       <w:r>
         <w:rPr>
@@ -6273,7 +6104,27 @@
           <w:b/>
           <w:bCs/>
         </w:rPr>
-        <w:t>5</w:t>
+        <w:t>:</w:t>
+      </w:r>
+      <w:r>
+        <w:rPr>
+          <w:rFonts w:ascii="Times New Roman" w:hAnsi="Times New Roman" w:cs="Times New Roman"/>
+        </w:rPr>
+        <w:t xml:space="preserve"> SHAP for the </w:t>
+      </w:r>
+      <w:proofErr w:type="spellStart"/>
+      <w:r>
+        <w:rPr>
+          <w:rFonts w:ascii="Times New Roman" w:hAnsi="Times New Roman" w:cs="Times New Roman"/>
+        </w:rPr>
+        <w:t>select_from_model</w:t>
+      </w:r>
+      <w:proofErr w:type="spellEnd"/>
+      <w:r>
+        <w:rPr>
+          <w:rFonts w:ascii="Times New Roman" w:hAnsi="Times New Roman" w:cs="Times New Roman"/>
+        </w:rPr>
+        <w:t xml:space="preserve"> +</w:t>
       </w:r>
       <w:r>
         <w:rPr>
@@ -6281,34 +6132,6 @@
           <w:b/>
           <w:bCs/>
         </w:rPr>
-        <w:t>:</w:t>
-      </w:r>
-      <w:r>
-        <w:rPr>
-          <w:rFonts w:ascii="Times New Roman" w:hAnsi="Times New Roman" w:cs="Times New Roman"/>
-        </w:rPr>
-        <w:t xml:space="preserve"> SHAP for the </w:t>
-      </w:r>
-      <w:proofErr w:type="spellStart"/>
-      <w:r>
-        <w:rPr>
-          <w:rFonts w:ascii="Times New Roman" w:hAnsi="Times New Roman" w:cs="Times New Roman"/>
-        </w:rPr>
-        <w:t>select_from_model</w:t>
-      </w:r>
-      <w:proofErr w:type="spellEnd"/>
-      <w:r>
-        <w:rPr>
-          <w:rFonts w:ascii="Times New Roman" w:hAnsi="Times New Roman" w:cs="Times New Roman"/>
-        </w:rPr>
-        <w:t xml:space="preserve"> +</w:t>
-      </w:r>
-      <w:r>
-        <w:rPr>
-          <w:rFonts w:ascii="Times New Roman" w:hAnsi="Times New Roman" w:cs="Times New Roman"/>
-          <w:b/>
-          <w:bCs/>
-        </w:rPr>
         <w:t xml:space="preserve"> </w:t>
       </w:r>
       <w:r>
@@ -6321,13 +6144,7 @@
         <w:rPr>
           <w:rFonts w:ascii="Times New Roman" w:hAnsi="Times New Roman" w:cs="Times New Roman"/>
         </w:rPr>
-        <w:t xml:space="preserve"> </w:t>
-      </w:r>
-      <w:r>
-        <w:rPr>
-          <w:rFonts w:ascii="Times New Roman" w:hAnsi="Times New Roman" w:cs="Times New Roman"/>
-        </w:rPr>
-        <w:t>model</w:t>
+        <w:t xml:space="preserve"> model</w:t>
       </w:r>
       <w:r>
         <w:rPr>
@@ -6364,39 +6181,13 @@
           <w:b/>
           <w:bCs/>
         </w:rPr>
-        <w:t>Table S</w:t>
-      </w:r>
-      <w:r>
-        <w:rPr>
-          <w:rFonts w:ascii="Times New Roman" w:hAnsi="Times New Roman" w:cs="Times New Roman"/>
-          <w:b/>
-          <w:bCs/>
-        </w:rPr>
-        <w:t>8</w:t>
-      </w:r>
-      <w:r>
-        <w:rPr>
-          <w:rFonts w:ascii="Times New Roman" w:hAnsi="Times New Roman" w:cs="Times New Roman"/>
-        </w:rPr>
-        <w:t>. Emission Photon Energy —</w:t>
-      </w:r>
-      <w:r>
-        <w:rPr>
-          <w:rFonts w:ascii="Times New Roman" w:hAnsi="Times New Roman" w:cs="Times New Roman"/>
-        </w:rPr>
-        <w:t xml:space="preserve"> </w:t>
-      </w:r>
-      <w:r>
-        <w:rPr>
-          <w:rFonts w:ascii="Times New Roman" w:hAnsi="Times New Roman" w:cs="Times New Roman"/>
-        </w:rPr>
-        <w:t>RFECV (31 features)+ Hyperparameter-tuned model.</w:t>
-      </w:r>
-      <w:r>
-        <w:rPr>
-          <w:rFonts w:ascii="Times New Roman" w:hAnsi="Times New Roman" w:cs="Times New Roman"/>
-        </w:rPr>
-        <w:t xml:space="preserve"> </w:t>
+        <w:t>Table S8</w:t>
+      </w:r>
+      <w:r>
+        <w:rPr>
+          <w:rFonts w:ascii="Times New Roman" w:hAnsi="Times New Roman" w:cs="Times New Roman"/>
+        </w:rPr>
+        <w:t xml:space="preserve">. Emission Photon Energy — RFECV (31 features)+ Hyperparameter-tuned model. </w:t>
       </w:r>
       <w:r>
         <w:rPr>
@@ -7154,15 +6945,7 @@
           <w:b/>
           <w:bCs/>
         </w:rPr>
-        <w:t>S</w:t>
-      </w:r>
-      <w:r>
-        <w:rPr>
-          <w:rFonts w:ascii="Times New Roman" w:hAnsi="Times New Roman" w:cs="Times New Roman"/>
-          <w:b/>
-          <w:bCs/>
-        </w:rPr>
-        <w:t>6</w:t>
+        <w:t>S6</w:t>
       </w:r>
       <w:r>
         <w:rPr>
@@ -7299,15 +7082,7 @@
           <w:b/>
           <w:bCs/>
         </w:rPr>
-        <w:t>S</w:t>
-      </w:r>
-      <w:r>
-        <w:rPr>
-          <w:rFonts w:ascii="Times New Roman" w:hAnsi="Times New Roman" w:cs="Times New Roman"/>
-          <w:b/>
-          <w:bCs/>
-        </w:rPr>
-        <w:t>7</w:t>
+        <w:t>S7</w:t>
       </w:r>
       <w:r>
         <w:rPr>
@@ -7444,15 +7219,7 @@
           <w:b/>
           <w:bCs/>
         </w:rPr>
-        <w:t>S</w:t>
-      </w:r>
-      <w:r>
-        <w:rPr>
-          <w:rFonts w:ascii="Times New Roman" w:hAnsi="Times New Roman" w:cs="Times New Roman"/>
-          <w:b/>
-          <w:bCs/>
-        </w:rPr>
-        <w:t>8</w:t>
+        <w:t>S8</w:t>
       </w:r>
       <w:r>
         <w:rPr>
@@ -7593,15 +7360,7 @@
           <w:b/>
           <w:bCs/>
         </w:rPr>
-        <w:t>S</w:t>
-      </w:r>
-      <w:r>
-        <w:rPr>
-          <w:rFonts w:ascii="Times New Roman" w:hAnsi="Times New Roman" w:cs="Times New Roman"/>
-          <w:b/>
-          <w:bCs/>
-        </w:rPr>
-        <w:t>9</w:t>
+        <w:t>S9</w:t>
       </w:r>
       <w:r>
         <w:rPr>
@@ -7748,15 +7507,7 @@
           <w:b/>
           <w:bCs/>
         </w:rPr>
-        <w:t>S</w:t>
-      </w:r>
-      <w:r>
-        <w:rPr>
-          <w:rFonts w:ascii="Times New Roman" w:hAnsi="Times New Roman" w:cs="Times New Roman"/>
-          <w:b/>
-          <w:bCs/>
-        </w:rPr>
-        <w:t>10</w:t>
+        <w:t>S10</w:t>
       </w:r>
       <w:r>
         <w:rPr>
@@ -7850,25 +7601,7 @@
         <w:rPr>
           <w:rFonts w:ascii="Times New Roman" w:hAnsi="Times New Roman" w:cs="Times New Roman"/>
         </w:rPr>
-        <w:t xml:space="preserve">+ </w:t>
-      </w:r>
-      <w:r>
-        <w:rPr>
-          <w:rFonts w:ascii="Times New Roman" w:hAnsi="Times New Roman" w:cs="Times New Roman"/>
-        </w:rPr>
-        <w:t>un</w:t>
-      </w:r>
-      <w:r>
-        <w:rPr>
-          <w:rFonts w:ascii="Times New Roman" w:hAnsi="Times New Roman" w:cs="Times New Roman"/>
-        </w:rPr>
-        <w:t>tuned model.</w:t>
-      </w:r>
-      <w:r>
-        <w:rPr>
-          <w:rFonts w:ascii="Times New Roman" w:hAnsi="Times New Roman" w:cs="Times New Roman"/>
-        </w:rPr>
-        <w:t xml:space="preserve"> </w:t>
+        <w:t xml:space="preserve">+ untuned model. </w:t>
       </w:r>
       <w:r>
         <w:rPr>
@@ -8614,7 +8347,7 @@
           <w:b/>
           <w:bCs/>
         </w:rPr>
-        <w:t>S1</w:t>
+        <w:t>S11</w:t>
       </w:r>
       <w:r>
         <w:rPr>
@@ -8622,7 +8355,25 @@
           <w:b/>
           <w:bCs/>
         </w:rPr>
-        <w:t>1</w:t>
+        <w:t>:</w:t>
+      </w:r>
+      <w:r>
+        <w:rPr>
+          <w:rFonts w:ascii="Times New Roman" w:hAnsi="Times New Roman" w:cs="Times New Roman"/>
+        </w:rPr>
+        <w:t xml:space="preserve"> SHAP for the </w:t>
+      </w:r>
+      <w:r>
+        <w:rPr>
+          <w:rFonts w:ascii="Times New Roman" w:hAnsi="Times New Roman" w:cs="Times New Roman"/>
+        </w:rPr>
+        <w:t xml:space="preserve">RFECV </w:t>
+      </w:r>
+      <w:r>
+        <w:rPr>
+          <w:rFonts w:ascii="Times New Roman" w:hAnsi="Times New Roman" w:cs="Times New Roman"/>
+        </w:rPr>
+        <w:t>+</w:t>
       </w:r>
       <w:r>
         <w:rPr>
@@ -8630,32 +8381,6 @@
           <w:b/>
           <w:bCs/>
         </w:rPr>
-        <w:t>:</w:t>
-      </w:r>
-      <w:r>
-        <w:rPr>
-          <w:rFonts w:ascii="Times New Roman" w:hAnsi="Times New Roman" w:cs="Times New Roman"/>
-        </w:rPr>
-        <w:t xml:space="preserve"> SHAP for the </w:t>
-      </w:r>
-      <w:r>
-        <w:rPr>
-          <w:rFonts w:ascii="Times New Roman" w:hAnsi="Times New Roman" w:cs="Times New Roman"/>
-        </w:rPr>
-        <w:t xml:space="preserve">RFECV </w:t>
-      </w:r>
-      <w:r>
-        <w:rPr>
-          <w:rFonts w:ascii="Times New Roman" w:hAnsi="Times New Roman" w:cs="Times New Roman"/>
-        </w:rPr>
-        <w:t>+</w:t>
-      </w:r>
-      <w:r>
-        <w:rPr>
-          <w:rFonts w:ascii="Times New Roman" w:hAnsi="Times New Roman" w:cs="Times New Roman"/>
-          <w:b/>
-          <w:bCs/>
-        </w:rPr>
         <w:t xml:space="preserve"> </w:t>
       </w:r>
       <w:r>
@@ -8668,19 +8393,7 @@
         <w:rPr>
           <w:rFonts w:ascii="Times New Roman" w:hAnsi="Times New Roman" w:cs="Times New Roman"/>
         </w:rPr>
-        <w:t xml:space="preserve"> </w:t>
-      </w:r>
-      <w:r>
-        <w:rPr>
-          <w:rFonts w:ascii="Times New Roman" w:hAnsi="Times New Roman" w:cs="Times New Roman"/>
-        </w:rPr>
-        <w:t>model</w:t>
-      </w:r>
-      <w:r>
-        <w:rPr>
-          <w:rFonts w:ascii="Times New Roman" w:hAnsi="Times New Roman" w:cs="Times New Roman"/>
-        </w:rPr>
-        <w:t xml:space="preserve"> without hyperparameter tuning</w:t>
+        <w:t xml:space="preserve"> model without hyperparameter tuning</w:t>
       </w:r>
       <w:r>
         <w:rPr>
@@ -8777,7 +8490,7 @@
           <w:b/>
           <w:bCs/>
         </w:rPr>
-        <w:t>S1</w:t>
+        <w:t>S12</w:t>
       </w:r>
       <w:r>
         <w:rPr>
@@ -8785,7 +8498,25 @@
           <w:b/>
           <w:bCs/>
         </w:rPr>
-        <w:t>2</w:t>
+        <w:t>:</w:t>
+      </w:r>
+      <w:r>
+        <w:rPr>
+          <w:rFonts w:ascii="Times New Roman" w:hAnsi="Times New Roman" w:cs="Times New Roman"/>
+        </w:rPr>
+        <w:t xml:space="preserve"> SHAP for the </w:t>
+      </w:r>
+      <w:r>
+        <w:rPr>
+          <w:rFonts w:ascii="Times New Roman" w:hAnsi="Times New Roman" w:cs="Times New Roman"/>
+        </w:rPr>
+        <w:t xml:space="preserve">RFECV </w:t>
+      </w:r>
+      <w:r>
+        <w:rPr>
+          <w:rFonts w:ascii="Times New Roman" w:hAnsi="Times New Roman" w:cs="Times New Roman"/>
+        </w:rPr>
+        <w:t>+</w:t>
       </w:r>
       <w:r>
         <w:rPr>
@@ -8793,32 +8524,6 @@
           <w:b/>
           <w:bCs/>
         </w:rPr>
-        <w:t>:</w:t>
-      </w:r>
-      <w:r>
-        <w:rPr>
-          <w:rFonts w:ascii="Times New Roman" w:hAnsi="Times New Roman" w:cs="Times New Roman"/>
-        </w:rPr>
-        <w:t xml:space="preserve"> SHAP for the </w:t>
-      </w:r>
-      <w:r>
-        <w:rPr>
-          <w:rFonts w:ascii="Times New Roman" w:hAnsi="Times New Roman" w:cs="Times New Roman"/>
-        </w:rPr>
-        <w:t xml:space="preserve">RFECV </w:t>
-      </w:r>
-      <w:r>
-        <w:rPr>
-          <w:rFonts w:ascii="Times New Roman" w:hAnsi="Times New Roman" w:cs="Times New Roman"/>
-        </w:rPr>
-        <w:t>+</w:t>
-      </w:r>
-      <w:r>
-        <w:rPr>
-          <w:rFonts w:ascii="Times New Roman" w:hAnsi="Times New Roman" w:cs="Times New Roman"/>
-          <w:b/>
-          <w:bCs/>
-        </w:rPr>
         <w:t xml:space="preserve"> </w:t>
       </w:r>
       <w:proofErr w:type="spellStart"/>
@@ -8833,13 +8538,7 @@
         <w:rPr>
           <w:rFonts w:ascii="Times New Roman" w:hAnsi="Times New Roman" w:cs="Times New Roman"/>
         </w:rPr>
-        <w:t xml:space="preserve">  </w:t>
-      </w:r>
-      <w:r>
-        <w:rPr>
-          <w:rFonts w:ascii="Times New Roman" w:hAnsi="Times New Roman" w:cs="Times New Roman"/>
-        </w:rPr>
-        <w:t>model without hyperparameter tuning</w:t>
+        <w:t xml:space="preserve">  model without hyperparameter tuning</w:t>
       </w:r>
       <w:r>
         <w:rPr>
@@ -8990,13 +8689,7 @@
         <w:rPr>
           <w:rFonts w:ascii="Times New Roman" w:hAnsi="Times New Roman" w:cs="Times New Roman"/>
         </w:rPr>
-        <w:t xml:space="preserve"> </w:t>
-      </w:r>
-      <w:r>
-        <w:rPr>
-          <w:rFonts w:ascii="Times New Roman" w:hAnsi="Times New Roman" w:cs="Times New Roman"/>
-        </w:rPr>
-        <w:t>without hyperparameter tuning</w:t>
+        <w:t xml:space="preserve"> without hyperparameter tuning</w:t>
       </w:r>
       <w:r>
         <w:rPr>
@@ -9093,7 +8786,7 @@
           <w:b/>
           <w:bCs/>
         </w:rPr>
-        <w:t>S1</w:t>
+        <w:t>S14</w:t>
       </w:r>
       <w:r>
         <w:rPr>
@@ -9101,7 +8794,25 @@
           <w:b/>
           <w:bCs/>
         </w:rPr>
-        <w:t>4</w:t>
+        <w:t>:</w:t>
+      </w:r>
+      <w:r>
+        <w:rPr>
+          <w:rFonts w:ascii="Times New Roman" w:hAnsi="Times New Roman" w:cs="Times New Roman"/>
+        </w:rPr>
+        <w:t xml:space="preserve"> SHAP for the </w:t>
+      </w:r>
+      <w:r>
+        <w:rPr>
+          <w:rFonts w:ascii="Times New Roman" w:hAnsi="Times New Roman" w:cs="Times New Roman"/>
+        </w:rPr>
+        <w:t xml:space="preserve">RFECV </w:t>
+      </w:r>
+      <w:r>
+        <w:rPr>
+          <w:rFonts w:ascii="Times New Roman" w:hAnsi="Times New Roman" w:cs="Times New Roman"/>
+        </w:rPr>
+        <w:t>+</w:t>
       </w:r>
       <w:r>
         <w:rPr>
@@ -9109,32 +8820,6 @@
           <w:b/>
           <w:bCs/>
         </w:rPr>
-        <w:t>:</w:t>
-      </w:r>
-      <w:r>
-        <w:rPr>
-          <w:rFonts w:ascii="Times New Roman" w:hAnsi="Times New Roman" w:cs="Times New Roman"/>
-        </w:rPr>
-        <w:t xml:space="preserve"> SHAP for the </w:t>
-      </w:r>
-      <w:r>
-        <w:rPr>
-          <w:rFonts w:ascii="Times New Roman" w:hAnsi="Times New Roman" w:cs="Times New Roman"/>
-        </w:rPr>
-        <w:t xml:space="preserve">RFECV </w:t>
-      </w:r>
-      <w:r>
-        <w:rPr>
-          <w:rFonts w:ascii="Times New Roman" w:hAnsi="Times New Roman" w:cs="Times New Roman"/>
-        </w:rPr>
-        <w:t>+</w:t>
-      </w:r>
-      <w:r>
-        <w:rPr>
-          <w:rFonts w:ascii="Times New Roman" w:hAnsi="Times New Roman" w:cs="Times New Roman"/>
-          <w:b/>
-          <w:bCs/>
-        </w:rPr>
         <w:t xml:space="preserve"> </w:t>
       </w:r>
       <w:proofErr w:type="spellStart"/>
@@ -9149,13 +8834,7 @@
         <w:rPr>
           <w:rFonts w:ascii="Times New Roman" w:hAnsi="Times New Roman" w:cs="Times New Roman"/>
         </w:rPr>
-        <w:t xml:space="preserve"> without hyperparameter tuning</w:t>
-      </w:r>
-      <w:r>
-        <w:rPr>
-          <w:rFonts w:ascii="Times New Roman" w:hAnsi="Times New Roman" w:cs="Times New Roman"/>
-        </w:rPr>
-        <w:t>.</w:t>
+        <w:t xml:space="preserve"> without hyperparameter tuning.</w:t>
       </w:r>
     </w:p>
     <w:p>
@@ -9246,7 +8925,7 @@
           <w:b/>
           <w:bCs/>
         </w:rPr>
-        <w:t>S1</w:t>
+        <w:t>S15</w:t>
       </w:r>
       <w:r>
         <w:rPr>
@@ -9254,7 +8933,25 @@
           <w:b/>
           <w:bCs/>
         </w:rPr>
-        <w:t>5</w:t>
+        <w:t>:</w:t>
+      </w:r>
+      <w:r>
+        <w:rPr>
+          <w:rFonts w:ascii="Times New Roman" w:hAnsi="Times New Roman" w:cs="Times New Roman"/>
+        </w:rPr>
+        <w:t xml:space="preserve"> SHAP for the </w:t>
+      </w:r>
+      <w:r>
+        <w:rPr>
+          <w:rFonts w:ascii="Times New Roman" w:hAnsi="Times New Roman" w:cs="Times New Roman"/>
+        </w:rPr>
+        <w:t xml:space="preserve">RFECV </w:t>
+      </w:r>
+      <w:r>
+        <w:rPr>
+          <w:rFonts w:ascii="Times New Roman" w:hAnsi="Times New Roman" w:cs="Times New Roman"/>
+        </w:rPr>
+        <w:t>+</w:t>
       </w:r>
       <w:r>
         <w:rPr>
@@ -9262,32 +8959,6 @@
           <w:b/>
           <w:bCs/>
         </w:rPr>
-        <w:t>:</w:t>
-      </w:r>
-      <w:r>
-        <w:rPr>
-          <w:rFonts w:ascii="Times New Roman" w:hAnsi="Times New Roman" w:cs="Times New Roman"/>
-        </w:rPr>
-        <w:t xml:space="preserve"> SHAP for the </w:t>
-      </w:r>
-      <w:r>
-        <w:rPr>
-          <w:rFonts w:ascii="Times New Roman" w:hAnsi="Times New Roman" w:cs="Times New Roman"/>
-        </w:rPr>
-        <w:t xml:space="preserve">RFECV </w:t>
-      </w:r>
-      <w:r>
-        <w:rPr>
-          <w:rFonts w:ascii="Times New Roman" w:hAnsi="Times New Roman" w:cs="Times New Roman"/>
-        </w:rPr>
-        <w:t>+</w:t>
-      </w:r>
-      <w:r>
-        <w:rPr>
-          <w:rFonts w:ascii="Times New Roman" w:hAnsi="Times New Roman" w:cs="Times New Roman"/>
-          <w:b/>
-          <w:bCs/>
-        </w:rPr>
         <w:t xml:space="preserve"> </w:t>
       </w:r>
       <w:r>
@@ -9300,19 +8971,7 @@
         <w:rPr>
           <w:rFonts w:ascii="Times New Roman" w:hAnsi="Times New Roman" w:cs="Times New Roman"/>
         </w:rPr>
-        <w:t xml:space="preserve"> </w:t>
-      </w:r>
-      <w:r>
-        <w:rPr>
-          <w:rFonts w:ascii="Times New Roman" w:hAnsi="Times New Roman" w:cs="Times New Roman"/>
-        </w:rPr>
-        <w:t>without hyperparameter tuning</w:t>
-      </w:r>
-      <w:r>
-        <w:rPr>
-          <w:rFonts w:ascii="Times New Roman" w:hAnsi="Times New Roman" w:cs="Times New Roman"/>
-        </w:rPr>
-        <w:t>.</w:t>
+        <w:t xml:space="preserve"> without hyperparameter tuning.</w:t>
       </w:r>
     </w:p>
     <w:p>
@@ -9336,39 +8995,25 @@
           <w:b/>
           <w:bCs/>
         </w:rPr>
-        <w:t>Table S</w:t>
-      </w:r>
-      <w:r>
-        <w:rPr>
-          <w:rFonts w:ascii="Times New Roman" w:hAnsi="Times New Roman" w:cs="Times New Roman"/>
-          <w:b/>
-          <w:bCs/>
-        </w:rPr>
-        <w:t>9</w:t>
-      </w:r>
-      <w:r>
-        <w:rPr>
-          <w:rFonts w:ascii="Times New Roman" w:hAnsi="Times New Roman" w:cs="Times New Roman"/>
-        </w:rPr>
-        <w:t>. Emission Photon Energy —</w:t>
-      </w:r>
-      <w:r>
-        <w:rPr>
-          <w:rFonts w:ascii="Times New Roman" w:hAnsi="Times New Roman" w:cs="Times New Roman"/>
-        </w:rPr>
-        <w:t xml:space="preserve">comparison of </w:t>
-      </w:r>
-      <w:r>
-        <w:rPr>
-          <w:rFonts w:ascii="Times New Roman" w:hAnsi="Times New Roman" w:cs="Times New Roman"/>
-        </w:rPr>
-        <w:t xml:space="preserve">best SVR </w:t>
-      </w:r>
-      <w:r>
-        <w:rPr>
-          <w:rFonts w:ascii="Times New Roman" w:hAnsi="Times New Roman" w:cs="Times New Roman"/>
-        </w:rPr>
-        <w:t>models</w:t>
+        <w:t>Table S9</w:t>
+      </w:r>
+      <w:r>
+        <w:rPr>
+          <w:rFonts w:ascii="Times New Roman" w:hAnsi="Times New Roman" w:cs="Times New Roman"/>
+        </w:rPr>
+        <w:t xml:space="preserve">. Emission Photon Energy </w:t>
+      </w:r>
+      <w:r>
+        <w:rPr>
+          <w:rFonts w:ascii="Times New Roman" w:hAnsi="Times New Roman" w:cs="Times New Roman"/>
+        </w:rPr>
+        <w:t xml:space="preserve">- </w:t>
+      </w:r>
+      <w:r>
+        <w:rPr>
+          <w:rFonts w:ascii="Times New Roman" w:hAnsi="Times New Roman" w:cs="Times New Roman"/>
+        </w:rPr>
+        <w:t>comparison of best SVR models</w:t>
       </w:r>
       <w:r>
         <w:rPr>
@@ -9838,8 +9483,8 @@
           <w:rFonts w:ascii="Times New Roman" w:hAnsi="Times New Roman" w:cs="Times New Roman"/>
         </w:rPr>
       </w:pPr>
-      <w:bookmarkStart w:id="18" w:name="s7-eqe-dataset-and-models"/>
-      <w:bookmarkStart w:id="19" w:name="s71-dataset-summary"/>
+      <w:bookmarkStart w:id="18" w:name="s71-dataset-summary"/>
+      <w:bookmarkStart w:id="19" w:name="s7-eqe-dataset-and-models"/>
       <w:bookmarkEnd w:id="13"/>
       <w:bookmarkEnd w:id="17"/>
       <w:r>
@@ -9848,33 +9493,13 @@
           <w:b/>
           <w:bCs/>
         </w:rPr>
-        <w:t>Table S</w:t>
-      </w:r>
-      <w:r>
-        <w:rPr>
-          <w:rFonts w:ascii="Times New Roman" w:hAnsi="Times New Roman" w:cs="Times New Roman"/>
-          <w:b/>
-          <w:bCs/>
-        </w:rPr>
-        <w:t>10</w:t>
-      </w:r>
-      <w:r>
-        <w:rPr>
-          <w:rFonts w:ascii="Times New Roman" w:hAnsi="Times New Roman" w:cs="Times New Roman"/>
-        </w:rPr>
-        <w:t xml:space="preserve">. </w:t>
-      </w:r>
-      <w:r>
-        <w:rPr>
-          <w:rFonts w:ascii="Times New Roman" w:hAnsi="Times New Roman" w:cs="Times New Roman"/>
-        </w:rPr>
-        <w:t xml:space="preserve">EQE </w:t>
-      </w:r>
-      <w:r>
-        <w:rPr>
-          <w:rFonts w:ascii="Times New Roman" w:hAnsi="Times New Roman" w:cs="Times New Roman"/>
-        </w:rPr>
-        <w:t>Dataset summary</w:t>
+        <w:t>Table S10</w:t>
+      </w:r>
+      <w:r>
+        <w:rPr>
+          <w:rFonts w:ascii="Times New Roman" w:hAnsi="Times New Roman" w:cs="Times New Roman"/>
+        </w:rPr>
+        <w:t>. EQE Dataset summary</w:t>
       </w:r>
       <w:r>
         <w:rPr>
@@ -10161,7 +9786,7 @@
         </w:rPr>
       </w:pPr>
       <w:bookmarkStart w:id="20" w:name="table-s12-rfe-20-tuned-models"/>
-      <w:bookmarkEnd w:id="19"/>
+      <w:bookmarkEnd w:id="18"/>
     </w:p>
     <w:p>
       <w:pPr>
@@ -10175,27 +9800,13 @@
           <w:b/>
           <w:bCs/>
         </w:rPr>
-        <w:t>Table S</w:t>
-      </w:r>
-      <w:r>
-        <w:rPr>
-          <w:rFonts w:ascii="Times New Roman" w:hAnsi="Times New Roman" w:cs="Times New Roman"/>
-          <w:b/>
-          <w:bCs/>
-        </w:rPr>
-        <w:t>11</w:t>
-      </w:r>
-      <w:r>
-        <w:rPr>
-          <w:rFonts w:ascii="Times New Roman" w:hAnsi="Times New Roman" w:cs="Times New Roman"/>
-        </w:rPr>
-        <w:t>. RFE-20 tuned models</w:t>
-      </w:r>
-      <w:r>
-        <w:rPr>
-          <w:rFonts w:ascii="Times New Roman" w:hAnsi="Times New Roman" w:cs="Times New Roman"/>
-        </w:rPr>
-        <w:t xml:space="preserve">. </w:t>
+        <w:t>Table S11</w:t>
+      </w:r>
+      <w:r>
+        <w:rPr>
+          <w:rFonts w:ascii="Times New Roman" w:hAnsi="Times New Roman" w:cs="Times New Roman"/>
+        </w:rPr>
+        <w:t xml:space="preserve">. RFE-20 tuned models. </w:t>
       </w:r>
       <w:r>
         <w:rPr>
@@ -10607,15 +10218,7 @@
           <w:b/>
           <w:bCs/>
         </w:rPr>
-        <w:t>Table S1</w:t>
-      </w:r>
-      <w:r>
-        <w:rPr>
-          <w:rFonts w:ascii="Times New Roman" w:hAnsi="Times New Roman" w:cs="Times New Roman"/>
-          <w:b/>
-          <w:bCs/>
-        </w:rPr>
-        <w:t>2</w:t>
+        <w:t>Table S12</w:t>
       </w:r>
       <w:r>
         <w:rPr>
@@ -10635,13 +10238,7 @@
         <w:rPr>
           <w:rFonts w:ascii="Times New Roman" w:hAnsi="Times New Roman" w:cs="Times New Roman"/>
         </w:rPr>
-        <w:t xml:space="preserve"> </w:t>
-      </w:r>
-      <w:r>
-        <w:rPr>
-          <w:rFonts w:ascii="Times New Roman" w:hAnsi="Times New Roman" w:cs="Times New Roman"/>
-        </w:rPr>
-        <w:t xml:space="preserve">model with ETL, HTL and additive categorical fields. </w:t>
+        <w:t xml:space="preserve"> model with ETL, HTL and additive categorical fields. </w:t>
       </w:r>
       <w:r>
         <w:rPr>
@@ -10890,7 +10487,7 @@
       <w:bookmarkStart w:id="22" w:name="s8-hyperparameters-and-reproducibility"/>
       <w:bookmarkStart w:id="23" w:name="s84-run-commands"/>
       <w:bookmarkEnd w:id="0"/>
-      <w:bookmarkEnd w:id="18"/>
+      <w:bookmarkEnd w:id="19"/>
       <w:bookmarkEnd w:id="21"/>
       <w:bookmarkEnd w:id="22"/>
       <w:bookmarkEnd w:id="23"/>

--- a/ML_Quasi2D_Manuscript_SI_Final.docx
+++ b/ML_Quasi2D_Manuscript_SI_Final.docx
@@ -4916,7 +4916,21 @@
         <w:rPr>
           <w:rFonts w:ascii="Times New Roman" w:hAnsi="Times New Roman" w:cs="Times New Roman"/>
         </w:rPr>
-        <w:t xml:space="preserve"> (13 features)+ Hyperparameter-tuned model. </w:t>
+        <w:t xml:space="preserve"> (13 </w:t>
+      </w:r>
+      <w:proofErr w:type="gramStart"/>
+      <w:r>
+        <w:rPr>
+          <w:rFonts w:ascii="Times New Roman" w:hAnsi="Times New Roman" w:cs="Times New Roman"/>
+        </w:rPr>
+        <w:t>features)+</w:t>
+      </w:r>
+      <w:proofErr w:type="gramEnd"/>
+      <w:r>
+        <w:rPr>
+          <w:rFonts w:ascii="Times New Roman" w:hAnsi="Times New Roman" w:cs="Times New Roman"/>
+        </w:rPr>
+        <w:t xml:space="preserve"> Hyperparameter-tuned model. </w:t>
       </w:r>
       <w:r>
         <w:rPr>
@@ -4934,9 +4948,20 @@
           <w:i/>
           <w:iCs/>
         </w:rPr>
-        <w:t>add_hydrogens_tuned_select_from_model.ipynb</w:t>
+        <w:t>add_hydrogens_tuned_select_from_</w:t>
+      </w:r>
+      <w:proofErr w:type="gramStart"/>
+      <w:r>
+        <w:rPr>
+          <w:rStyle w:val="VerbatimChar"/>
+          <w:rFonts w:ascii="Times New Roman" w:hAnsi="Times New Roman" w:cs="Times New Roman"/>
+          <w:i/>
+          <w:iCs/>
+        </w:rPr>
+        <w:t>model.ipynb</w:t>
       </w:r>
       <w:proofErr w:type="spellEnd"/>
+      <w:proofErr w:type="gramEnd"/>
       <w:r>
         <w:rPr>
           <w:rStyle w:val="VerbatimChar"/>
@@ -5589,6 +5614,129 @@
     </w:p>
     <w:p>
       <w:pPr>
+        <w:rPr>
+          <w:rFonts w:ascii="Times New Roman" w:hAnsi="Times New Roman" w:cs="Times New Roman"/>
+        </w:rPr>
+      </w:pPr>
+      <w:r>
+        <w:rPr>
+          <w:noProof/>
+        </w:rPr>
+        <w:drawing>
+          <wp:inline distT="0" distB="0" distL="0" distR="0" wp14:anchorId="571BBD05" wp14:editId="6F12F734">
+            <wp:extent cx="5894766" cy="2037347"/>
+            <wp:effectExtent l="0" t="0" r="0" b="0"/>
+            <wp:docPr id="1083699906" name="Picture 1"/>
+            <wp:cNvGraphicFramePr>
+              <a:graphicFrameLocks xmlns:a="http://schemas.openxmlformats.org/drawingml/2006/main" noChangeAspect="1"/>
+            </wp:cNvGraphicFramePr>
+            <a:graphic xmlns:a="http://schemas.openxmlformats.org/drawingml/2006/main">
+              <a:graphicData uri="http://schemas.openxmlformats.org/drawingml/2006/picture">
+                <pic:pic xmlns:pic="http://schemas.openxmlformats.org/drawingml/2006/picture">
+                  <pic:nvPicPr>
+                    <pic:cNvPr id="0" name="Picture 1"/>
+                    <pic:cNvPicPr>
+                      <a:picLocks noChangeAspect="1" noChangeArrowheads="1"/>
+                    </pic:cNvPicPr>
+                  </pic:nvPicPr>
+                  <pic:blipFill>
+                    <a:blip r:embed="rId9" cstate="print">
+                      <a:extLst>
+                        <a:ext uri="{28A0092B-C50C-407E-A947-70E740481C1C}">
+                          <a14:useLocalDpi xmlns:a14="http://schemas.microsoft.com/office/drawing/2010/main" val="0"/>
+                        </a:ext>
+                      </a:extLst>
+                    </a:blip>
+                    <a:srcRect/>
+                    <a:stretch>
+                      <a:fillRect/>
+                    </a:stretch>
+                  </pic:blipFill>
+                  <pic:spPr bwMode="auto">
+                    <a:xfrm>
+                      <a:off x="0" y="0"/>
+                      <a:ext cx="5908702" cy="2042164"/>
+                    </a:xfrm>
+                    <a:prstGeom prst="rect">
+                      <a:avLst/>
+                    </a:prstGeom>
+                    <a:noFill/>
+                    <a:ln>
+                      <a:noFill/>
+                    </a:ln>
+                  </pic:spPr>
+                </pic:pic>
+              </a:graphicData>
+            </a:graphic>
+          </wp:inline>
+        </w:drawing>
+      </w:r>
+    </w:p>
+    <w:p>
+      <w:pPr>
+        <w:rPr>
+          <w:rFonts w:ascii="Times New Roman" w:hAnsi="Times New Roman" w:cs="Times New Roman"/>
+        </w:rPr>
+      </w:pPr>
+      <w:r>
+        <w:rPr>
+          <w:rFonts w:ascii="Times New Roman" w:hAnsi="Times New Roman" w:cs="Times New Roman"/>
+          <w:b/>
+          <w:bCs/>
+        </w:rPr>
+        <w:t>Figure S</w:t>
+      </w:r>
+      <w:r>
+        <w:rPr>
+          <w:rFonts w:ascii="Times New Roman" w:hAnsi="Times New Roman" w:cs="Times New Roman"/>
+          <w:b/>
+          <w:bCs/>
+        </w:rPr>
+        <w:t>2</w:t>
+      </w:r>
+      <w:r>
+        <w:rPr>
+          <w:rFonts w:ascii="Times New Roman" w:hAnsi="Times New Roman" w:cs="Times New Roman"/>
+          <w:b/>
+          <w:bCs/>
+        </w:rPr>
+        <w:t>.</w:t>
+      </w:r>
+      <w:r>
+        <w:rPr>
+          <w:rFonts w:ascii="Times New Roman" w:hAnsi="Times New Roman" w:cs="Times New Roman"/>
+        </w:rPr>
+        <w:t> Ten-fold cross-validated R², RMSE, and MAE for the champion SVR</w:t>
+      </w:r>
+      <w:r>
+        <w:rPr>
+          <w:rFonts w:ascii="Times New Roman" w:hAnsi="Times New Roman" w:cs="Times New Roman"/>
+        </w:rPr>
+        <w:t>-</w:t>
+      </w:r>
+      <w:r>
+        <w:rPr>
+          <w:rFonts w:ascii="Times New Roman" w:hAnsi="Times New Roman" w:cs="Times New Roman"/>
+        </w:rPr>
+        <w:t xml:space="preserve">RBF model across all 283 samples. Each bar represents </w:t>
+      </w:r>
+      <w:proofErr w:type="gramStart"/>
+      <w:r>
+        <w:rPr>
+          <w:rFonts w:ascii="Times New Roman" w:hAnsi="Times New Roman" w:cs="Times New Roman"/>
+        </w:rPr>
+        <w:t>one fold</w:t>
+      </w:r>
+      <w:proofErr w:type="gramEnd"/>
+      <w:r>
+        <w:rPr>
+          <w:rFonts w:ascii="Times New Roman" w:hAnsi="Times New Roman" w:cs="Times New Roman"/>
+        </w:rPr>
+        <w:t>. The dashed line indicates the mean and the shaded band represents ±1 standard deviation across folds.</w:t>
+      </w:r>
+    </w:p>
+    <w:p>
+      <w:pPr>
         <w:pStyle w:val="Compact"/>
         <w:jc w:val="both"/>
         <w:rPr>
@@ -5604,6 +5752,7 @@
           <w:bCs/>
           <w:noProof/>
         </w:rPr>
+        <w:lastRenderedPageBreak/>
         <w:drawing>
           <wp:inline distT="0" distB="0" distL="0" distR="0" wp14:anchorId="1B9C1897" wp14:editId="133FDA09">
             <wp:extent cx="5943600" cy="4523105"/>
@@ -5620,7 +5769,7 @@
                     <pic:cNvPicPr/>
                   </pic:nvPicPr>
                   <pic:blipFill>
-                    <a:blip r:embed="rId9" cstate="print">
+                    <a:blip r:embed="rId10" cstate="print">
                       <a:extLst>
                         <a:ext uri="{28A0092B-C50C-407E-A947-70E740481C1C}">
                           <a14:useLocalDpi xmlns:a14="http://schemas.microsoft.com/office/drawing/2010/main" val="0"/>
@@ -5677,7 +5826,7 @@
           <w:b/>
           <w:bCs/>
         </w:rPr>
-        <w:t>2</w:t>
+        <w:t>3</w:t>
       </w:r>
       <w:r>
         <w:rPr>
@@ -5762,7 +5911,7 @@
                     <pic:cNvPicPr/>
                   </pic:nvPicPr>
                   <pic:blipFill>
-                    <a:blip r:embed="rId10" cstate="print">
+                    <a:blip r:embed="rId11" cstate="print">
                       <a:extLst>
                         <a:ext uri="{28A0092B-C50C-407E-A947-70E740481C1C}">
                           <a14:useLocalDpi xmlns:a14="http://schemas.microsoft.com/office/drawing/2010/main" val="0"/>
@@ -5811,7 +5960,15 @@
           <w:b/>
           <w:bCs/>
         </w:rPr>
-        <w:t>S3</w:t>
+        <w:t>S</w:t>
+      </w:r>
+      <w:r>
+        <w:rPr>
+          <w:rFonts w:ascii="Times New Roman" w:hAnsi="Times New Roman" w:cs="Times New Roman"/>
+          <w:b/>
+          <w:bCs/>
+        </w:rPr>
+        <w:t>4</w:t>
       </w:r>
       <w:r>
         <w:rPr>
@@ -5900,7 +6057,7 @@
                     <pic:cNvPicPr/>
                   </pic:nvPicPr>
                   <pic:blipFill>
-                    <a:blip r:embed="rId11" cstate="print">
+                    <a:blip r:embed="rId12" cstate="print">
                       <a:extLst>
                         <a:ext uri="{28A0092B-C50C-407E-A947-70E740481C1C}">
                           <a14:useLocalDpi xmlns:a14="http://schemas.microsoft.com/office/drawing/2010/main" val="0"/>
@@ -5949,7 +6106,15 @@
           <w:b/>
           <w:bCs/>
         </w:rPr>
-        <w:t>S4</w:t>
+        <w:t>S</w:t>
+      </w:r>
+      <w:r>
+        <w:rPr>
+          <w:rFonts w:ascii="Times New Roman" w:hAnsi="Times New Roman" w:cs="Times New Roman"/>
+          <w:b/>
+          <w:bCs/>
+        </w:rPr>
+        <w:t>5</w:t>
       </w:r>
       <w:r>
         <w:rPr>
@@ -6047,7 +6212,7 @@
                     <pic:cNvPicPr/>
                   </pic:nvPicPr>
                   <pic:blipFill>
-                    <a:blip r:embed="rId12" cstate="print">
+                    <a:blip r:embed="rId13" cstate="print">
                       <a:extLst>
                         <a:ext uri="{28A0092B-C50C-407E-A947-70E740481C1C}">
                           <a14:useLocalDpi xmlns:a14="http://schemas.microsoft.com/office/drawing/2010/main" val="0"/>
@@ -6096,7 +6261,15 @@
           <w:b/>
           <w:bCs/>
         </w:rPr>
-        <w:t>S5</w:t>
+        <w:t>S</w:t>
+      </w:r>
+      <w:r>
+        <w:rPr>
+          <w:rFonts w:ascii="Times New Roman" w:hAnsi="Times New Roman" w:cs="Times New Roman"/>
+          <w:b/>
+          <w:bCs/>
+        </w:rPr>
+        <w:t>6</w:t>
       </w:r>
       <w:r>
         <w:rPr>
@@ -6187,7 +6360,21 @@
         <w:rPr>
           <w:rFonts w:ascii="Times New Roman" w:hAnsi="Times New Roman" w:cs="Times New Roman"/>
         </w:rPr>
-        <w:t xml:space="preserve">. Emission Photon Energy — RFECV (31 features)+ Hyperparameter-tuned model. </w:t>
+        <w:t xml:space="preserve">. Emission Photon Energy — RFECV (31 </w:t>
+      </w:r>
+      <w:proofErr w:type="gramStart"/>
+      <w:r>
+        <w:rPr>
+          <w:rFonts w:ascii="Times New Roman" w:hAnsi="Times New Roman" w:cs="Times New Roman"/>
+        </w:rPr>
+        <w:t>features)+</w:t>
+      </w:r>
+      <w:proofErr w:type="gramEnd"/>
+      <w:r>
+        <w:rPr>
+          <w:rFonts w:ascii="Times New Roman" w:hAnsi="Times New Roman" w:cs="Times New Roman"/>
+        </w:rPr>
+        <w:t xml:space="preserve"> Hyperparameter-tuned model. </w:t>
       </w:r>
       <w:r>
         <w:rPr>
@@ -6205,9 +6392,20 @@
           <w:i/>
           <w:iCs/>
         </w:rPr>
-        <w:t>add_hydrogens_tuned_rfecv.ipynb</w:t>
+        <w:t>add_hydrogens_tuned_</w:t>
+      </w:r>
+      <w:proofErr w:type="gramStart"/>
+      <w:r>
+        <w:rPr>
+          <w:rStyle w:val="VerbatimChar"/>
+          <w:rFonts w:ascii="Times New Roman" w:hAnsi="Times New Roman" w:cs="Times New Roman"/>
+          <w:i/>
+          <w:iCs/>
+        </w:rPr>
+        <w:t>rfecv.ipynb</w:t>
       </w:r>
       <w:proofErr w:type="spellEnd"/>
+      <w:proofErr w:type="gramEnd"/>
       <w:r>
         <w:rPr>
           <w:rStyle w:val="VerbatimChar"/>
@@ -6896,7 +7094,7 @@
                     <pic:cNvPicPr/>
                   </pic:nvPicPr>
                   <pic:blipFill>
-                    <a:blip r:embed="rId13" cstate="print">
+                    <a:blip r:embed="rId14" cstate="print">
                       <a:extLst>
                         <a:ext uri="{28A0092B-C50C-407E-A947-70E740481C1C}">
                           <a14:useLocalDpi xmlns:a14="http://schemas.microsoft.com/office/drawing/2010/main" val="0"/>
@@ -6945,7 +7143,15 @@
           <w:b/>
           <w:bCs/>
         </w:rPr>
-        <w:t>S6</w:t>
+        <w:t>S</w:t>
+      </w:r>
+      <w:r>
+        <w:rPr>
+          <w:rFonts w:ascii="Times New Roman" w:hAnsi="Times New Roman" w:cs="Times New Roman"/>
+          <w:b/>
+          <w:bCs/>
+        </w:rPr>
+        <w:t>7</w:t>
       </w:r>
       <w:r>
         <w:rPr>
@@ -7033,7 +7239,7 @@
                     <pic:cNvPicPr/>
                   </pic:nvPicPr>
                   <pic:blipFill>
-                    <a:blip r:embed="rId14" cstate="print">
+                    <a:blip r:embed="rId15" cstate="print">
                       <a:extLst>
                         <a:ext uri="{28A0092B-C50C-407E-A947-70E740481C1C}">
                           <a14:useLocalDpi xmlns:a14="http://schemas.microsoft.com/office/drawing/2010/main" val="0"/>
@@ -7082,7 +7288,15 @@
           <w:b/>
           <w:bCs/>
         </w:rPr>
-        <w:t>S7</w:t>
+        <w:t>S</w:t>
+      </w:r>
+      <w:r>
+        <w:rPr>
+          <w:rFonts w:ascii="Times New Roman" w:hAnsi="Times New Roman" w:cs="Times New Roman"/>
+          <w:b/>
+          <w:bCs/>
+        </w:rPr>
+        <w:t>8</w:t>
       </w:r>
       <w:r>
         <w:rPr>
@@ -7170,7 +7384,7 @@
                     <pic:cNvPicPr/>
                   </pic:nvPicPr>
                   <pic:blipFill>
-                    <a:blip r:embed="rId15" cstate="print">
+                    <a:blip r:embed="rId16" cstate="print">
                       <a:extLst>
                         <a:ext uri="{28A0092B-C50C-407E-A947-70E740481C1C}">
                           <a14:useLocalDpi xmlns:a14="http://schemas.microsoft.com/office/drawing/2010/main" val="0"/>
@@ -7219,7 +7433,15 @@
           <w:b/>
           <w:bCs/>
         </w:rPr>
-        <w:t>S8</w:t>
+        <w:t>S</w:t>
+      </w:r>
+      <w:r>
+        <w:rPr>
+          <w:rFonts w:ascii="Times New Roman" w:hAnsi="Times New Roman" w:cs="Times New Roman"/>
+          <w:b/>
+          <w:bCs/>
+        </w:rPr>
+        <w:t>9</w:t>
       </w:r>
       <w:r>
         <w:rPr>
@@ -7309,7 +7531,7 @@
                     <pic:cNvPicPr/>
                   </pic:nvPicPr>
                   <pic:blipFill>
-                    <a:blip r:embed="rId16" cstate="print">
+                    <a:blip r:embed="rId17" cstate="print">
                       <a:extLst>
                         <a:ext uri="{28A0092B-C50C-407E-A947-70E740481C1C}">
                           <a14:useLocalDpi xmlns:a14="http://schemas.microsoft.com/office/drawing/2010/main" val="0"/>
@@ -7360,7 +7582,15 @@
           <w:b/>
           <w:bCs/>
         </w:rPr>
-        <w:t>S9</w:t>
+        <w:t>S</w:t>
+      </w:r>
+      <w:r>
+        <w:rPr>
+          <w:rFonts w:ascii="Times New Roman" w:hAnsi="Times New Roman" w:cs="Times New Roman"/>
+          <w:b/>
+          <w:bCs/>
+        </w:rPr>
+        <w:t>10</w:t>
       </w:r>
       <w:r>
         <w:rPr>
@@ -7458,7 +7688,7 @@
                     <pic:cNvPicPr/>
                   </pic:nvPicPr>
                   <pic:blipFill>
-                    <a:blip r:embed="rId17" cstate="print">
+                    <a:blip r:embed="rId18" cstate="print">
                       <a:extLst>
                         <a:ext uri="{28A0092B-C50C-407E-A947-70E740481C1C}">
                           <a14:useLocalDpi xmlns:a14="http://schemas.microsoft.com/office/drawing/2010/main" val="0"/>
@@ -7507,7 +7737,15 @@
           <w:b/>
           <w:bCs/>
         </w:rPr>
-        <w:t>S10</w:t>
+        <w:t>S1</w:t>
+      </w:r>
+      <w:r>
+        <w:rPr>
+          <w:rFonts w:ascii="Times New Roman" w:hAnsi="Times New Roman" w:cs="Times New Roman"/>
+          <w:b/>
+          <w:bCs/>
+        </w:rPr>
+        <w:t>1</w:t>
       </w:r>
       <w:r>
         <w:rPr>
@@ -7583,7 +7821,15 @@
           <w:b/>
           <w:bCs/>
         </w:rPr>
-        <w:t>Table S8</w:t>
+        <w:t>Table S</w:t>
+      </w:r>
+      <w:r>
+        <w:rPr>
+          <w:rFonts w:ascii="Times New Roman" w:hAnsi="Times New Roman" w:cs="Times New Roman"/>
+          <w:b/>
+          <w:bCs/>
+        </w:rPr>
+        <w:t>9</w:t>
       </w:r>
       <w:r>
         <w:rPr>
@@ -7619,9 +7865,20 @@
           <w:i/>
           <w:iCs/>
         </w:rPr>
-        <w:t>add_hydrogens_baseline_rfecv.ipynb</w:t>
+        <w:t>add_hydrogens_baseline_</w:t>
+      </w:r>
+      <w:proofErr w:type="gramStart"/>
+      <w:r>
+        <w:rPr>
+          <w:rStyle w:val="VerbatimChar"/>
+          <w:rFonts w:ascii="Times New Roman" w:hAnsi="Times New Roman" w:cs="Times New Roman"/>
+          <w:i/>
+          <w:iCs/>
+        </w:rPr>
+        <w:t>rfecv.ipynb</w:t>
       </w:r>
       <w:proofErr w:type="spellEnd"/>
+      <w:proofErr w:type="gramEnd"/>
       <w:r>
         <w:rPr>
           <w:rStyle w:val="VerbatimChar"/>
@@ -8298,7 +8555,7 @@
                     <pic:cNvPicPr/>
                   </pic:nvPicPr>
                   <pic:blipFill>
-                    <a:blip r:embed="rId18" cstate="print">
+                    <a:blip r:embed="rId19" cstate="print">
                       <a:extLst>
                         <a:ext uri="{28A0092B-C50C-407E-A947-70E740481C1C}">
                           <a14:useLocalDpi xmlns:a14="http://schemas.microsoft.com/office/drawing/2010/main" val="0"/>
@@ -8347,7 +8604,15 @@
           <w:b/>
           <w:bCs/>
         </w:rPr>
-        <w:t>S11</w:t>
+        <w:t>S1</w:t>
+      </w:r>
+      <w:r>
+        <w:rPr>
+          <w:rFonts w:ascii="Times New Roman" w:hAnsi="Times New Roman" w:cs="Times New Roman"/>
+          <w:b/>
+          <w:bCs/>
+        </w:rPr>
+        <w:t>2</w:t>
       </w:r>
       <w:r>
         <w:rPr>
@@ -8426,8 +8691,8 @@
         </w:rPr>
         <w:lastRenderedPageBreak/>
         <w:drawing>
-          <wp:inline distT="0" distB="0" distL="0" distR="0" wp14:anchorId="075B405A" wp14:editId="7D41F3D2">
-            <wp:extent cx="5943600" cy="5320665"/>
+          <wp:inline distT="0" distB="0" distL="0" distR="0" wp14:anchorId="075B405A" wp14:editId="754D1798">
+            <wp:extent cx="6254181" cy="5598695"/>
             <wp:effectExtent l="0" t="0" r="0" b="0"/>
             <wp:docPr id="1119515309" name="Picture 15"/>
             <wp:cNvGraphicFramePr>
@@ -8441,7 +8706,7 @@
                     <pic:cNvPicPr/>
                   </pic:nvPicPr>
                   <pic:blipFill>
-                    <a:blip r:embed="rId19" cstate="print">
+                    <a:blip r:embed="rId20" cstate="print">
                       <a:extLst>
                         <a:ext uri="{28A0092B-C50C-407E-A947-70E740481C1C}">
                           <a14:useLocalDpi xmlns:a14="http://schemas.microsoft.com/office/drawing/2010/main" val="0"/>
@@ -8455,7 +8720,7 @@
                   <pic:spPr>
                     <a:xfrm>
                       <a:off x="0" y="0"/>
-                      <a:ext cx="5943600" cy="5320665"/>
+                      <a:ext cx="6258792" cy="5602822"/>
                     </a:xfrm>
                     <a:prstGeom prst="rect">
                       <a:avLst/>
@@ -8490,7 +8755,7 @@
           <w:b/>
           <w:bCs/>
         </w:rPr>
-        <w:t>S12</w:t>
+        <w:t>S1</w:t>
       </w:r>
       <w:r>
         <w:rPr>
@@ -8498,25 +8763,7 @@
           <w:b/>
           <w:bCs/>
         </w:rPr>
-        <w:t>:</w:t>
-      </w:r>
-      <w:r>
-        <w:rPr>
-          <w:rFonts w:ascii="Times New Roman" w:hAnsi="Times New Roman" w:cs="Times New Roman"/>
-        </w:rPr>
-        <w:t xml:space="preserve"> SHAP for the </w:t>
-      </w:r>
-      <w:r>
-        <w:rPr>
-          <w:rFonts w:ascii="Times New Roman" w:hAnsi="Times New Roman" w:cs="Times New Roman"/>
-        </w:rPr>
-        <w:t xml:space="preserve">RFECV </w:t>
-      </w:r>
-      <w:r>
-        <w:rPr>
-          <w:rFonts w:ascii="Times New Roman" w:hAnsi="Times New Roman" w:cs="Times New Roman"/>
-        </w:rPr>
-        <w:t>+</w:t>
+        <w:t>3</w:t>
       </w:r>
       <w:r>
         <w:rPr>
@@ -8524,9 +8771,36 @@
           <w:b/>
           <w:bCs/>
         </w:rPr>
+        <w:t>:</w:t>
+      </w:r>
+      <w:r>
+        <w:rPr>
+          <w:rFonts w:ascii="Times New Roman" w:hAnsi="Times New Roman" w:cs="Times New Roman"/>
+        </w:rPr>
+        <w:t xml:space="preserve"> SHAP for the </w:t>
+      </w:r>
+      <w:r>
+        <w:rPr>
+          <w:rFonts w:ascii="Times New Roman" w:hAnsi="Times New Roman" w:cs="Times New Roman"/>
+        </w:rPr>
+        <w:t xml:space="preserve">RFECV </w:t>
+      </w:r>
+      <w:r>
+        <w:rPr>
+          <w:rFonts w:ascii="Times New Roman" w:hAnsi="Times New Roman" w:cs="Times New Roman"/>
+        </w:rPr>
+        <w:t>+</w:t>
+      </w:r>
+      <w:r>
+        <w:rPr>
+          <w:rFonts w:ascii="Times New Roman" w:hAnsi="Times New Roman" w:cs="Times New Roman"/>
+          <w:b/>
+          <w:bCs/>
+        </w:rPr>
         <w:t xml:space="preserve"> </w:t>
       </w:r>
       <w:proofErr w:type="spellStart"/>
+      <w:proofErr w:type="gramStart"/>
       <w:r>
         <w:rPr>
           <w:rFonts w:ascii="Times New Roman" w:hAnsi="Times New Roman" w:cs="Times New Roman"/>
@@ -8538,7 +8812,14 @@
         <w:rPr>
           <w:rFonts w:ascii="Times New Roman" w:hAnsi="Times New Roman" w:cs="Times New Roman"/>
         </w:rPr>
-        <w:t xml:space="preserve">  model without hyperparameter tuning</w:t>
+        <w:t xml:space="preserve">  model</w:t>
+      </w:r>
+      <w:proofErr w:type="gramEnd"/>
+      <w:r>
+        <w:rPr>
+          <w:rFonts w:ascii="Times New Roman" w:hAnsi="Times New Roman" w:cs="Times New Roman"/>
+        </w:rPr>
+        <w:t xml:space="preserve"> without hyperparameter tuning</w:t>
       </w:r>
       <w:r>
         <w:rPr>
@@ -8586,7 +8867,7 @@
                     <pic:cNvPicPr/>
                   </pic:nvPicPr>
                   <pic:blipFill>
-                    <a:blip r:embed="rId20" cstate="print">
+                    <a:blip r:embed="rId21" cstate="print">
                       <a:extLst>
                         <a:ext uri="{28A0092B-C50C-407E-A947-70E740481C1C}">
                           <a14:useLocalDpi xmlns:a14="http://schemas.microsoft.com/office/drawing/2010/main" val="0"/>
@@ -8643,7 +8924,7 @@
           <w:b/>
           <w:bCs/>
         </w:rPr>
-        <w:t>3</w:t>
+        <w:t>4</w:t>
       </w:r>
       <w:r>
         <w:rPr>
@@ -8737,7 +9018,7 @@
                     <pic:cNvPicPr/>
                   </pic:nvPicPr>
                   <pic:blipFill>
-                    <a:blip r:embed="rId21" cstate="print">
+                    <a:blip r:embed="rId22" cstate="print">
                       <a:extLst>
                         <a:ext uri="{28A0092B-C50C-407E-A947-70E740481C1C}">
                           <a14:useLocalDpi xmlns:a14="http://schemas.microsoft.com/office/drawing/2010/main" val="0"/>
@@ -8786,7 +9067,15 @@
           <w:b/>
           <w:bCs/>
         </w:rPr>
-        <w:t>S14</w:t>
+        <w:t>S1</w:t>
+      </w:r>
+      <w:r>
+        <w:rPr>
+          <w:rFonts w:ascii="Times New Roman" w:hAnsi="Times New Roman" w:cs="Times New Roman"/>
+          <w:b/>
+          <w:bCs/>
+        </w:rPr>
+        <w:t>5</w:t>
       </w:r>
       <w:r>
         <w:rPr>
@@ -8876,7 +9165,7 @@
                     <pic:cNvPicPr/>
                   </pic:nvPicPr>
                   <pic:blipFill>
-                    <a:blip r:embed="rId22" cstate="print">
+                    <a:blip r:embed="rId23" cstate="print">
                       <a:extLst>
                         <a:ext uri="{28A0092B-C50C-407E-A947-70E740481C1C}">
                           <a14:useLocalDpi xmlns:a14="http://schemas.microsoft.com/office/drawing/2010/main" val="0"/>
@@ -8925,7 +9214,15 @@
           <w:b/>
           <w:bCs/>
         </w:rPr>
-        <w:t>S15</w:t>
+        <w:t>S1</w:t>
+      </w:r>
+      <w:r>
+        <w:rPr>
+          <w:rFonts w:ascii="Times New Roman" w:hAnsi="Times New Roman" w:cs="Times New Roman"/>
+          <w:b/>
+          <w:bCs/>
+        </w:rPr>
+        <w:t>6</w:t>
       </w:r>
       <w:r>
         <w:rPr>
@@ -8995,7 +9292,15 @@
           <w:b/>
           <w:bCs/>
         </w:rPr>
-        <w:t>Table S9</w:t>
+        <w:t>Table S</w:t>
+      </w:r>
+      <w:r>
+        <w:rPr>
+          <w:rFonts w:ascii="Times New Roman" w:hAnsi="Times New Roman" w:cs="Times New Roman"/>
+          <w:b/>
+          <w:bCs/>
+        </w:rPr>
+        <w:t>10</w:t>
       </w:r>
       <w:r>
         <w:rPr>
@@ -9483,6 +9788,20 @@
           <w:rFonts w:ascii="Times New Roman" w:hAnsi="Times New Roman" w:cs="Times New Roman"/>
         </w:rPr>
       </w:pPr>
+    </w:p>
+    <w:p>
+      <w:pPr>
+        <w:rPr>
+          <w:rFonts w:ascii="Times New Roman" w:hAnsi="Times New Roman" w:cs="Times New Roman"/>
+        </w:rPr>
+      </w:pPr>
+    </w:p>
+    <w:p>
+      <w:pPr>
+        <w:rPr>
+          <w:rFonts w:ascii="Times New Roman" w:hAnsi="Times New Roman" w:cs="Times New Roman"/>
+        </w:rPr>
+      </w:pPr>
       <w:bookmarkStart w:id="18" w:name="s71-dataset-summary"/>
       <w:bookmarkStart w:id="19" w:name="s7-eqe-dataset-and-models"/>
       <w:bookmarkEnd w:id="13"/>
@@ -9493,7 +9812,16 @@
           <w:b/>
           <w:bCs/>
         </w:rPr>
-        <w:t>Table S10</w:t>
+        <w:lastRenderedPageBreak/>
+        <w:t>Table S1</w:t>
+      </w:r>
+      <w:r>
+        <w:rPr>
+          <w:rFonts w:ascii="Times New Roman" w:hAnsi="Times New Roman" w:cs="Times New Roman"/>
+          <w:b/>
+          <w:bCs/>
+        </w:rPr>
+        <w:t>1</w:t>
       </w:r>
       <w:r>
         <w:rPr>
@@ -9592,7 +9920,6 @@
               <w:rPr>
                 <w:rFonts w:ascii="Times New Roman" w:hAnsi="Times New Roman" w:cs="Times New Roman"/>
               </w:rPr>
-              <w:lastRenderedPageBreak/>
               <w:t>Sheet</w:t>
             </w:r>
           </w:p>
@@ -9800,7 +10127,15 @@
           <w:b/>
           <w:bCs/>
         </w:rPr>
-        <w:t>Table S11</w:t>
+        <w:t>Table S1</w:t>
+      </w:r>
+      <w:r>
+        <w:rPr>
+          <w:rFonts w:ascii="Times New Roman" w:hAnsi="Times New Roman" w:cs="Times New Roman"/>
+          <w:b/>
+          <w:bCs/>
+        </w:rPr>
+        <w:t>2</w:t>
       </w:r>
       <w:r>
         <w:rPr>
@@ -10218,7 +10553,15 @@
           <w:b/>
           <w:bCs/>
         </w:rPr>
-        <w:t>Table S12</w:t>
+        <w:t>Table S1</w:t>
+      </w:r>
+      <w:r>
+        <w:rPr>
+          <w:rFonts w:ascii="Times New Roman" w:hAnsi="Times New Roman" w:cs="Times New Roman"/>
+          <w:b/>
+          <w:bCs/>
+        </w:rPr>
+        <w:t>3</w:t>
       </w:r>
       <w:r>
         <w:rPr>
@@ -11212,7 +11555,6 @@
   <w:style w:type="character" w:default="1" w:styleId="DefaultParagraphFont">
     <w:name w:val="Default Paragraph Font"/>
     <w:uiPriority w:val="1"/>
-    <w:semiHidden/>
     <w:unhideWhenUsed/>
   </w:style>
   <w:style w:type="table" w:default="1" w:styleId="TableNormal">

--- a/ML_Quasi2D_Manuscript_SI_Final.docx
+++ b/ML_Quasi2D_Manuscript_SI_Final.docx
@@ -52,6 +52,7 @@
     </w:p>
     <w:p>
       <w:pPr>
+        <w:spacing w:after="0" w:line="360" w:lineRule="auto"/>
         <w:rPr>
           <w:rFonts w:ascii="Times New Roman" w:hAnsi="Times New Roman" w:cs="Times New Roman"/>
         </w:rPr>
@@ -526,6 +527,7 @@
           <w:p>
             <w:pPr>
               <w:pStyle w:val="Compact"/>
+              <w:spacing w:before="0" w:after="0"/>
               <w:rPr>
                 <w:rFonts w:ascii="Times New Roman" w:hAnsi="Times New Roman" w:cs="Times New Roman"/>
               </w:rPr>
@@ -542,18 +544,12 @@
     </w:tbl>
     <w:p>
       <w:pPr>
+        <w:spacing w:before="200" w:after="0" w:line="360" w:lineRule="auto"/>
         <w:rPr>
           <w:rFonts w:ascii="Times New Roman" w:hAnsi="Times New Roman" w:cs="Times New Roman"/>
         </w:rPr>
       </w:pPr>
       <w:bookmarkStart w:id="4" w:name="s11-wavelength-bin-distribution"/>
-    </w:p>
-    <w:p>
-      <w:pPr>
-        <w:rPr>
-          <w:rFonts w:ascii="Times New Roman" w:hAnsi="Times New Roman" w:cs="Times New Roman"/>
-        </w:rPr>
-      </w:pPr>
       <w:r>
         <w:rPr>
           <w:rFonts w:ascii="Times New Roman" w:hAnsi="Times New Roman" w:cs="Times New Roman"/>
@@ -1004,19 +1000,13 @@
     </w:tbl>
     <w:p>
       <w:pPr>
+        <w:spacing w:before="200" w:after="0" w:line="360" w:lineRule="auto"/>
         <w:rPr>
           <w:rFonts w:ascii="Times New Roman" w:hAnsi="Times New Roman" w:cs="Times New Roman"/>
         </w:rPr>
       </w:pPr>
       <w:bookmarkStart w:id="5" w:name="Xfbbda676d4d9808942df4b9e6718865624503da"/>
       <w:bookmarkEnd w:id="4"/>
-    </w:p>
-    <w:p>
-      <w:pPr>
-        <w:rPr>
-          <w:rFonts w:ascii="Times New Roman" w:hAnsi="Times New Roman" w:cs="Times New Roman"/>
-        </w:rPr>
-      </w:pPr>
       <w:r>
         <w:rPr>
           <w:rFonts w:ascii="Times New Roman" w:hAnsi="Times New Roman" w:cs="Times New Roman"/>
@@ -1410,6 +1400,7 @@
     </w:p>
     <w:p>
       <w:pPr>
+        <w:spacing w:after="0"/>
         <w:rPr>
           <w:rFonts w:ascii="Times New Roman" w:hAnsi="Times New Roman" w:cs="Times New Roman"/>
           <w:b/>
@@ -1473,6 +1464,7 @@
     </w:p>
     <w:p>
       <w:pPr>
+        <w:spacing w:line="276" w:lineRule="auto"/>
         <w:rPr>
           <w:rFonts w:ascii="Times New Roman" w:hAnsi="Times New Roman" w:cs="Times New Roman"/>
         </w:rPr>
@@ -1500,13 +1492,7 @@
     </w:p>
     <w:p>
       <w:pPr>
-        <w:rPr>
-          <w:rFonts w:ascii="Times New Roman" w:hAnsi="Times New Roman" w:cs="Times New Roman"/>
-        </w:rPr>
-      </w:pPr>
-    </w:p>
-    <w:p>
-      <w:pPr>
+        <w:spacing w:after="0" w:line="360" w:lineRule="auto"/>
         <w:rPr>
           <w:rFonts w:ascii="Times New Roman" w:hAnsi="Times New Roman" w:cs="Times New Roman"/>
         </w:rPr>
@@ -1841,6 +1827,7 @@
           <w:p>
             <w:pPr>
               <w:pStyle w:val="Compact"/>
+              <w:spacing w:before="0"/>
               <w:rPr>
                 <w:rFonts w:ascii="Times New Roman" w:hAnsi="Times New Roman" w:cs="Times New Roman"/>
               </w:rPr>
@@ -1898,6 +1885,7 @@
           <w:p>
             <w:pPr>
               <w:pStyle w:val="Compact"/>
+              <w:spacing w:before="0"/>
               <w:rPr>
                 <w:rFonts w:ascii="Times New Roman" w:hAnsi="Times New Roman" w:cs="Times New Roman"/>
               </w:rPr>
@@ -1914,24 +1902,16 @@
     </w:tbl>
     <w:p>
       <w:pPr>
-        <w:rPr>
-          <w:rFonts w:ascii="Times New Roman" w:hAnsi="Times New Roman" w:cs="Times New Roman"/>
-          <w:b/>
-          <w:bCs/>
+        <w:spacing w:before="200" w:after="0" w:line="360" w:lineRule="auto"/>
+        <w:rPr>
+          <w:rFonts w:ascii="Times New Roman" w:hAnsi="Times New Roman" w:cs="Times New Roman"/>
+          <w:sz w:val="22"/>
         </w:rPr>
       </w:pPr>
       <w:bookmarkStart w:id="10" w:name="Xa9846ffce3523a898a250aff190f03dfe0d1f46"/>
       <w:bookmarkStart w:id="11" w:name="X3c997fb2fa8788700548bac8899cff6c6c6de99"/>
       <w:bookmarkEnd w:id="8"/>
       <w:bookmarkEnd w:id="9"/>
-    </w:p>
-    <w:p>
-      <w:pPr>
-        <w:rPr>
-          <w:rFonts w:ascii="Times New Roman" w:hAnsi="Times New Roman" w:cs="Times New Roman"/>
-          <w:sz w:val="22"/>
-        </w:rPr>
-      </w:pPr>
       <w:r>
         <w:rPr>
           <w:rFonts w:ascii="Times New Roman" w:hAnsi="Times New Roman" w:cs="Times New Roman"/>
@@ -1952,7 +1932,6 @@
         </w:rPr>
         <w:t xml:space="preserve">- </w:t>
       </w:r>
-      <w:proofErr w:type="spellStart"/>
       <w:r>
         <w:rPr>
           <w:rStyle w:val="VerbatimChar"/>
@@ -1962,7 +1941,6 @@
         </w:rPr>
         <w:t>select_from_model</w:t>
       </w:r>
-      <w:proofErr w:type="spellEnd"/>
     </w:p>
     <w:tbl>
       <w:tblPr>
@@ -1987,21 +1965,12 @@
                 <w:rFonts w:ascii="Times New Roman" w:hAnsi="Times New Roman" w:cs="Times New Roman"/>
               </w:rPr>
             </w:pPr>
-            <w:proofErr w:type="spellStart"/>
             <w:r>
               <w:rPr>
                 <w:rStyle w:val="VerbatimChar"/>
                 <w:rFonts w:ascii="Times New Roman" w:hAnsi="Times New Roman" w:cs="Times New Roman"/>
               </w:rPr>
-              <w:t>S.No</w:t>
-            </w:r>
-            <w:proofErr w:type="spellEnd"/>
-            <w:r>
-              <w:rPr>
-                <w:rStyle w:val="VerbatimChar"/>
-                <w:rFonts w:ascii="Times New Roman" w:hAnsi="Times New Roman" w:cs="Times New Roman"/>
-              </w:rPr>
-              <w:t>.</w:t>
+              <w:t>S.No.</w:t>
             </w:r>
           </w:p>
         </w:tc>
@@ -2297,7 +2266,6 @@
                 <w:rFonts w:ascii="Times New Roman" w:hAnsi="Times New Roman" w:cs="Times New Roman"/>
               </w:rPr>
             </w:pPr>
-            <w:proofErr w:type="spellStart"/>
             <w:r>
               <w:rPr>
                 <w:rStyle w:val="VerbatimChar"/>
@@ -2305,7 +2273,6 @@
               </w:rPr>
               <w:t>CsBr_TO_Pb</w:t>
             </w:r>
-            <w:proofErr w:type="spellEnd"/>
           </w:p>
         </w:tc>
       </w:tr>
@@ -2343,7 +2310,6 @@
                 <w:rFonts w:ascii="Times New Roman" w:hAnsi="Times New Roman" w:cs="Times New Roman"/>
               </w:rPr>
             </w:pPr>
-            <w:proofErr w:type="spellStart"/>
             <w:r>
               <w:rPr>
                 <w:rStyle w:val="VerbatimChar"/>
@@ -2351,7 +2317,6 @@
               </w:rPr>
               <w:t>CsI_TO_Pb</w:t>
             </w:r>
-            <w:proofErr w:type="spellEnd"/>
           </w:p>
         </w:tc>
       </w:tr>
@@ -2389,7 +2354,6 @@
                 <w:rFonts w:ascii="Times New Roman" w:hAnsi="Times New Roman" w:cs="Times New Roman"/>
               </w:rPr>
             </w:pPr>
-            <w:proofErr w:type="spellStart"/>
             <w:r>
               <w:rPr>
                 <w:rStyle w:val="VerbatimChar"/>
@@ -2397,7 +2361,6 @@
               </w:rPr>
               <w:t>FABr_TO_Pb</w:t>
             </w:r>
-            <w:proofErr w:type="spellEnd"/>
           </w:p>
         </w:tc>
       </w:tr>
@@ -2419,7 +2382,6 @@
                 <w:rStyle w:val="VerbatimChar"/>
                 <w:rFonts w:ascii="Times New Roman" w:hAnsi="Times New Roman" w:cs="Times New Roman"/>
               </w:rPr>
-              <w:lastRenderedPageBreak/>
               <w:t>9</w:t>
             </w:r>
           </w:p>
@@ -2552,6 +2514,7 @@
                 <w:rStyle w:val="VerbatimChar"/>
                 <w:rFonts w:ascii="Times New Roman" w:hAnsi="Times New Roman" w:cs="Times New Roman"/>
               </w:rPr>
+              <w:lastRenderedPageBreak/>
               <w:t>12</w:t>
             </w:r>
           </w:p>
@@ -2626,6 +2589,7 @@
     <w:p>
       <w:pPr>
         <w:pStyle w:val="FirstParagraph"/>
+        <w:spacing w:before="0" w:after="200"/>
         <w:rPr>
           <w:rFonts w:ascii="Times New Roman" w:hAnsi="Times New Roman" w:cs="Times New Roman"/>
         </w:rPr>
@@ -2644,14 +2608,6 @@
         </w:rPr>
         <w:t xml:space="preserve"> (226, 13) and (57, 13).</w:t>
       </w:r>
-    </w:p>
-    <w:p>
-      <w:pPr>
-        <w:pStyle w:val="BodyText"/>
-        <w:rPr>
-          <w:rFonts w:ascii="Times New Roman" w:hAnsi="Times New Roman" w:cs="Times New Roman"/>
-        </w:rPr>
-      </w:pPr>
     </w:p>
     <w:p>
       <w:pPr>
@@ -3171,7 +3127,6 @@
                 <w:lang w:val="en-IN" w:eastAsia="en-IN"/>
               </w:rPr>
             </w:pPr>
-            <w:proofErr w:type="spellStart"/>
             <w:r>
               <w:rPr>
                 <w:rFonts w:ascii="Times New Roman" w:eastAsia="Times New Roman" w:hAnsi="Times New Roman" w:cs="Times New Roman"/>
@@ -3182,7 +3137,6 @@
               </w:rPr>
               <w:t>CsBr_TO_Pb</w:t>
             </w:r>
-            <w:proofErr w:type="spellEnd"/>
           </w:p>
         </w:tc>
       </w:tr>
@@ -3239,7 +3193,6 @@
                 <w:lang w:val="en-IN" w:eastAsia="en-IN"/>
               </w:rPr>
             </w:pPr>
-            <w:proofErr w:type="spellStart"/>
             <w:r>
               <w:rPr>
                 <w:rFonts w:ascii="Times New Roman" w:eastAsia="Times New Roman" w:hAnsi="Times New Roman" w:cs="Times New Roman"/>
@@ -3250,7 +3203,6 @@
               </w:rPr>
               <w:t>CsI_TO_Pb</w:t>
             </w:r>
-            <w:proofErr w:type="spellEnd"/>
           </w:p>
         </w:tc>
       </w:tr>
@@ -3307,7 +3259,6 @@
                 <w:lang w:val="en-IN" w:eastAsia="en-IN"/>
               </w:rPr>
             </w:pPr>
-            <w:proofErr w:type="spellStart"/>
             <w:r>
               <w:rPr>
                 <w:rFonts w:ascii="Times New Roman" w:eastAsia="Times New Roman" w:hAnsi="Times New Roman" w:cs="Times New Roman"/>
@@ -3318,7 +3269,6 @@
               </w:rPr>
               <w:t>FABr_TO_Pb</w:t>
             </w:r>
-            <w:proofErr w:type="spellEnd"/>
           </w:p>
         </w:tc>
       </w:tr>
@@ -3573,7 +3523,6 @@
                 <w:lang w:val="en-IN" w:eastAsia="en-IN"/>
               </w:rPr>
             </w:pPr>
-            <w:proofErr w:type="spellStart"/>
             <w:r>
               <w:rPr>
                 <w:rFonts w:ascii="Times New Roman" w:eastAsia="Times New Roman" w:hAnsi="Times New Roman" w:cs="Times New Roman"/>
@@ -3584,7 +3533,6 @@
               </w:rPr>
               <w:t>Pri_qed</w:t>
             </w:r>
-            <w:proofErr w:type="spellEnd"/>
           </w:p>
         </w:tc>
       </w:tr>
@@ -3641,7 +3589,6 @@
                 <w:lang w:val="en-IN" w:eastAsia="en-IN"/>
               </w:rPr>
             </w:pPr>
-            <w:proofErr w:type="spellStart"/>
             <w:r>
               <w:rPr>
                 <w:rFonts w:ascii="Times New Roman" w:eastAsia="Times New Roman" w:hAnsi="Times New Roman" w:cs="Times New Roman"/>
@@ -3652,7 +3599,6 @@
               </w:rPr>
               <w:t>Pri_SPS</w:t>
             </w:r>
-            <w:proofErr w:type="spellEnd"/>
           </w:p>
         </w:tc>
       </w:tr>
@@ -4435,7 +4381,6 @@
                 <w:lang w:val="en-IN" w:eastAsia="en-IN"/>
               </w:rPr>
             </w:pPr>
-            <w:proofErr w:type="spellStart"/>
             <w:r>
               <w:rPr>
                 <w:rFonts w:ascii="Times New Roman" w:eastAsia="Times New Roman" w:hAnsi="Times New Roman" w:cs="Times New Roman"/>
@@ -4446,7 +4391,6 @@
               </w:rPr>
               <w:t>Pri_NumHeteroatoms</w:t>
             </w:r>
-            <w:proofErr w:type="spellEnd"/>
           </w:p>
         </w:tc>
       </w:tr>
@@ -4503,7 +4447,6 @@
                 <w:lang w:val="en-IN" w:eastAsia="en-IN"/>
               </w:rPr>
             </w:pPr>
-            <w:proofErr w:type="spellStart"/>
             <w:r>
               <w:rPr>
                 <w:rFonts w:ascii="Times New Roman" w:eastAsia="Times New Roman" w:hAnsi="Times New Roman" w:cs="Times New Roman"/>
@@ -4514,7 +4457,6 @@
               </w:rPr>
               <w:t>Pri_NumRotatableBonds</w:t>
             </w:r>
-            <w:proofErr w:type="spellEnd"/>
           </w:p>
         </w:tc>
       </w:tr>
@@ -4571,7 +4513,6 @@
                 <w:lang w:val="en-IN" w:eastAsia="en-IN"/>
               </w:rPr>
             </w:pPr>
-            <w:proofErr w:type="spellStart"/>
             <w:r>
               <w:rPr>
                 <w:rFonts w:ascii="Times New Roman" w:eastAsia="Times New Roman" w:hAnsi="Times New Roman" w:cs="Times New Roman"/>
@@ -4582,7 +4523,6 @@
               </w:rPr>
               <w:t>Pri_Phi</w:t>
             </w:r>
-            <w:proofErr w:type="spellEnd"/>
           </w:p>
         </w:tc>
       </w:tr>
@@ -4854,6 +4794,7 @@
     <w:p>
       <w:pPr>
         <w:pStyle w:val="FirstParagraph"/>
+        <w:spacing w:before="0" w:after="200"/>
         <w:rPr>
           <w:rFonts w:ascii="Times New Roman" w:hAnsi="Times New Roman" w:cs="Times New Roman"/>
         </w:rPr>
@@ -4872,24 +4813,18 @@
         </w:rPr>
         <w:t xml:space="preserve"> (226, 31) and (57, 31).</w:t>
       </w:r>
-    </w:p>
-    <w:p>
-      <w:pPr>
-        <w:rPr>
-          <w:rFonts w:ascii="Times New Roman" w:hAnsi="Times New Roman" w:cs="Times New Roman"/>
-        </w:rPr>
-      </w:pPr>
       <w:bookmarkStart w:id="13" w:name="X295a700937281053400126eb363a2a14201ebfe"/>
+      <w:bookmarkStart w:id="14" w:name="X5758a05e4d1114184e04329a0e293df1d87b703"/>
       <w:bookmarkEnd w:id="11"/>
       <w:bookmarkEnd w:id="12"/>
     </w:p>
     <w:p>
       <w:pPr>
+        <w:spacing w:before="200" w:after="0" w:line="360" w:lineRule="auto"/>
         <w:rPr>
           <w:rFonts w:ascii="Times New Roman" w:hAnsi="Times New Roman" w:cs="Times New Roman"/>
         </w:rPr>
       </w:pPr>
-      <w:bookmarkStart w:id="14" w:name="X5758a05e4d1114184e04329a0e293df1d87b703"/>
       <w:r>
         <w:rPr>
           <w:rFonts w:ascii="Times New Roman" w:hAnsi="Times New Roman" w:cs="Times New Roman"/>
@@ -4902,35 +4837,7 @@
         <w:rPr>
           <w:rFonts w:ascii="Times New Roman" w:hAnsi="Times New Roman" w:cs="Times New Roman"/>
         </w:rPr>
-        <w:t>. Emission Photon Energy —</w:t>
-      </w:r>
-      <w:proofErr w:type="spellStart"/>
-      <w:r>
-        <w:rPr>
-          <w:rFonts w:ascii="Times New Roman" w:hAnsi="Times New Roman" w:cs="Times New Roman"/>
-        </w:rPr>
-        <w:t>SelectFromModel</w:t>
-      </w:r>
-      <w:proofErr w:type="spellEnd"/>
-      <w:r>
-        <w:rPr>
-          <w:rFonts w:ascii="Times New Roman" w:hAnsi="Times New Roman" w:cs="Times New Roman"/>
-        </w:rPr>
-        <w:t xml:space="preserve"> (13 </w:t>
-      </w:r>
-      <w:proofErr w:type="gramStart"/>
-      <w:r>
-        <w:rPr>
-          <w:rFonts w:ascii="Times New Roman" w:hAnsi="Times New Roman" w:cs="Times New Roman"/>
-        </w:rPr>
-        <w:t>features)+</w:t>
-      </w:r>
-      <w:proofErr w:type="gramEnd"/>
-      <w:r>
-        <w:rPr>
-          <w:rFonts w:ascii="Times New Roman" w:hAnsi="Times New Roman" w:cs="Times New Roman"/>
-        </w:rPr>
-        <w:t xml:space="preserve"> Hyperparameter-tuned model. </w:t>
+        <w:t xml:space="preserve">. Emission Photon Energy —SelectFromModel (13 features)+ Hyperparameter-tuned model. </w:t>
       </w:r>
       <w:r>
         <w:rPr>
@@ -4940,7 +4847,6 @@
         </w:rPr>
         <w:t xml:space="preserve">Source: </w:t>
       </w:r>
-      <w:proofErr w:type="spellStart"/>
       <w:r>
         <w:rPr>
           <w:rStyle w:val="VerbatimChar"/>
@@ -4948,20 +4854,8 @@
           <w:i/>
           <w:iCs/>
         </w:rPr>
-        <w:t>add_hydrogens_tuned_select_from_</w:t>
-      </w:r>
-      <w:proofErr w:type="gramStart"/>
-      <w:r>
-        <w:rPr>
-          <w:rStyle w:val="VerbatimChar"/>
-          <w:rFonts w:ascii="Times New Roman" w:hAnsi="Times New Roman" w:cs="Times New Roman"/>
-          <w:i/>
-          <w:iCs/>
-        </w:rPr>
-        <w:t>model.ipynb</w:t>
-      </w:r>
-      <w:proofErr w:type="spellEnd"/>
-      <w:proofErr w:type="gramEnd"/>
+        <w:t>add_hydrogens_tuned_select_from_model.ipynb</w:t>
+      </w:r>
       <w:r>
         <w:rPr>
           <w:rStyle w:val="VerbatimChar"/>
@@ -5125,6 +5019,7 @@
               <w:rPr>
                 <w:rFonts w:ascii="Times New Roman" w:hAnsi="Times New Roman" w:cs="Times New Roman"/>
               </w:rPr>
+              <w:lastRenderedPageBreak/>
               <w:t>1</w:t>
             </w:r>
           </w:p>
@@ -5674,6 +5569,8 @@
     </w:p>
     <w:p>
       <w:pPr>
+        <w:spacing w:line="360" w:lineRule="auto"/>
+        <w:jc w:val="both"/>
         <w:rPr>
           <w:rFonts w:ascii="Times New Roman" w:hAnsi="Times New Roman" w:cs="Times New Roman"/>
         </w:rPr>
@@ -5718,21 +5615,115 @@
         <w:rPr>
           <w:rFonts w:ascii="Times New Roman" w:hAnsi="Times New Roman" w:cs="Times New Roman"/>
         </w:rPr>
-        <w:t xml:space="preserve">RBF model across all 283 samples. Each bar represents </w:t>
-      </w:r>
-      <w:proofErr w:type="gramStart"/>
-      <w:r>
-        <w:rPr>
-          <w:rFonts w:ascii="Times New Roman" w:hAnsi="Times New Roman" w:cs="Times New Roman"/>
-        </w:rPr>
-        <w:t>one fold</w:t>
-      </w:r>
-      <w:proofErr w:type="gramEnd"/>
-      <w:r>
-        <w:rPr>
-          <w:rFonts w:ascii="Times New Roman" w:hAnsi="Times New Roman" w:cs="Times New Roman"/>
-        </w:rPr>
-        <w:t>. The dashed line indicates the mean and the shaded band represents ±1 standard deviation across folds.</w:t>
+        <w:t>RBF model across all 283 samples. Each bar represents one fold. The dashed line indicates the mean and the shaded band represents ±1 standard deviation across folds.</w:t>
+      </w:r>
+    </w:p>
+    <w:p>
+      <w:pPr>
+        <w:rPr>
+          <w:rFonts w:ascii="Times New Roman" w:hAnsi="Times New Roman" w:cs="Times New Roman"/>
+        </w:rPr>
+      </w:pPr>
+    </w:p>
+    <w:p>
+      <w:pPr>
+        <w:spacing w:after="0"/>
+        <w:rPr>
+          <w:rFonts w:ascii="Times New Roman" w:hAnsi="Times New Roman" w:cs="Times New Roman"/>
+        </w:rPr>
+      </w:pPr>
+      <w:r>
+        <w:rPr>
+          <w:noProof/>
+        </w:rPr>
+        <w:lastRenderedPageBreak/>
+        <w:drawing>
+          <wp:inline distT="0" distB="0" distL="0" distR="0" wp14:anchorId="75B5DEF5" wp14:editId="5AA60283">
+            <wp:extent cx="5440409" cy="4059382"/>
+            <wp:effectExtent l="0" t="0" r="0" b="0"/>
+            <wp:docPr id="1381921108" name="Picture 2"/>
+            <wp:cNvGraphicFramePr>
+              <a:graphicFrameLocks xmlns:a="http://schemas.openxmlformats.org/drawingml/2006/main" noChangeAspect="1"/>
+            </wp:cNvGraphicFramePr>
+            <a:graphic xmlns:a="http://schemas.openxmlformats.org/drawingml/2006/main">
+              <a:graphicData uri="http://schemas.openxmlformats.org/drawingml/2006/picture">
+                <pic:pic xmlns:pic="http://schemas.openxmlformats.org/drawingml/2006/picture">
+                  <pic:nvPicPr>
+                    <pic:cNvPr id="0" name="Picture 6"/>
+                    <pic:cNvPicPr>
+                      <a:picLocks noChangeAspect="1" noChangeArrowheads="1"/>
+                    </pic:cNvPicPr>
+                  </pic:nvPicPr>
+                  <pic:blipFill>
+                    <a:blip r:embed="rId10" cstate="print">
+                      <a:extLst>
+                        <a:ext uri="{28A0092B-C50C-407E-A947-70E740481C1C}">
+                          <a14:useLocalDpi xmlns:a14="http://schemas.microsoft.com/office/drawing/2010/main" val="0"/>
+                        </a:ext>
+                      </a:extLst>
+                    </a:blip>
+                    <a:srcRect/>
+                    <a:stretch>
+                      <a:fillRect/>
+                    </a:stretch>
+                  </pic:blipFill>
+                  <pic:spPr bwMode="auto">
+                    <a:xfrm>
+                      <a:off x="0" y="0"/>
+                      <a:ext cx="5445313" cy="4063041"/>
+                    </a:xfrm>
+                    <a:prstGeom prst="rect">
+                      <a:avLst/>
+                    </a:prstGeom>
+                    <a:noFill/>
+                    <a:ln>
+                      <a:noFill/>
+                    </a:ln>
+                  </pic:spPr>
+                </pic:pic>
+              </a:graphicData>
+            </a:graphic>
+          </wp:inline>
+        </w:drawing>
+      </w:r>
+    </w:p>
+    <w:p>
+      <w:pPr>
+        <w:spacing w:line="360" w:lineRule="auto"/>
+        <w:jc w:val="both"/>
+        <w:rPr>
+          <w:rFonts w:ascii="Times New Roman" w:hAnsi="Times New Roman" w:cs="Times New Roman"/>
+        </w:rPr>
+      </w:pPr>
+      <w:r>
+        <w:rPr>
+          <w:rFonts w:ascii="Times New Roman" w:hAnsi="Times New Roman" w:cs="Times New Roman"/>
+          <w:b/>
+          <w:bCs/>
+        </w:rPr>
+        <w:t>Figure S</w:t>
+      </w:r>
+      <w:r>
+        <w:rPr>
+          <w:rFonts w:ascii="Times New Roman" w:hAnsi="Times New Roman" w:cs="Times New Roman"/>
+          <w:b/>
+          <w:bCs/>
+        </w:rPr>
+        <w:t>3</w:t>
+      </w:r>
+      <w:r>
+        <w:rPr>
+          <w:rFonts w:ascii="Times New Roman" w:hAnsi="Times New Roman" w:cs="Times New Roman"/>
+          <w:b/>
+          <w:bCs/>
+        </w:rPr>
+        <w:t>.</w:t>
+      </w:r>
+      <w:r>
+        <w:rPr>
+          <w:rFonts w:ascii="Times New Roman" w:hAnsi="Times New Roman" w:cs="Times New Roman"/>
+        </w:rPr>
+        <w:t> Learning curve for the champion SVR-RBF model evaluating the root-mean-square error (RMSE) as a function of training set size. The solid lines represent the mean RMSE across 10 cross-validation folds, and the shaded regions represent ±1 standard deviation. The convergence and flattening of the cross-validation error (red line) indicates that the model is well-fitted and the dataset size is sufficient for the model to learn the underlying patterns without requiring substantially more data.</w:t>
       </w:r>
     </w:p>
     <w:p>
@@ -5769,7 +5760,7 @@
                     <pic:cNvPicPr/>
                   </pic:nvPicPr>
                   <pic:blipFill>
-                    <a:blip r:embed="rId10" cstate="print">
+                    <a:blip r:embed="rId11" cstate="print">
                       <a:extLst>
                         <a:ext uri="{28A0092B-C50C-407E-A947-70E740481C1C}">
                           <a14:useLocalDpi xmlns:a14="http://schemas.microsoft.com/office/drawing/2010/main" val="0"/>
@@ -5799,6 +5790,7 @@
     <w:p>
       <w:pPr>
         <w:pStyle w:val="Compact"/>
+        <w:spacing w:before="0" w:after="200"/>
         <w:jc w:val="both"/>
         <w:rPr>
           <w:rFonts w:ascii="Times New Roman" w:hAnsi="Times New Roman" w:cs="Times New Roman"/>
@@ -5826,7 +5818,7 @@
           <w:b/>
           <w:bCs/>
         </w:rPr>
-        <w:t>3</w:t>
+        <w:t>4</w:t>
       </w:r>
       <w:r>
         <w:rPr>
@@ -5842,19 +5834,11 @@
         </w:rPr>
         <w:t xml:space="preserve"> SHAP for the </w:t>
       </w:r>
-      <w:proofErr w:type="spellStart"/>
-      <w:r>
-        <w:rPr>
-          <w:rFonts w:ascii="Times New Roman" w:hAnsi="Times New Roman" w:cs="Times New Roman"/>
-        </w:rPr>
-        <w:t>select_from_model</w:t>
-      </w:r>
-      <w:proofErr w:type="spellEnd"/>
-      <w:r>
-        <w:rPr>
-          <w:rFonts w:ascii="Times New Roman" w:hAnsi="Times New Roman" w:cs="Times New Roman"/>
-        </w:rPr>
-        <w:t xml:space="preserve"> +</w:t>
+      <w:r>
+        <w:rPr>
+          <w:rFonts w:ascii="Times New Roman" w:hAnsi="Times New Roman" w:cs="Times New Roman"/>
+        </w:rPr>
+        <w:t>select_from_model +</w:t>
       </w:r>
       <w:r>
         <w:rPr>
@@ -5911,7 +5895,7 @@
                     <pic:cNvPicPr/>
                   </pic:nvPicPr>
                   <pic:blipFill>
-                    <a:blip r:embed="rId11" cstate="print">
+                    <a:blip r:embed="rId12" cstate="print">
                       <a:extLst>
                         <a:ext uri="{28A0092B-C50C-407E-A947-70E740481C1C}">
                           <a14:useLocalDpi xmlns:a14="http://schemas.microsoft.com/office/drawing/2010/main" val="0"/>
@@ -5941,6 +5925,7 @@
     <w:p>
       <w:pPr>
         <w:pStyle w:val="Compact"/>
+        <w:spacing w:before="0" w:after="200"/>
         <w:jc w:val="both"/>
         <w:rPr>
           <w:rFonts w:ascii="Times New Roman" w:hAnsi="Times New Roman" w:cs="Times New Roman"/>
@@ -5968,7 +5953,7 @@
           <w:b/>
           <w:bCs/>
         </w:rPr>
-        <w:t>4</w:t>
+        <w:t>5</w:t>
       </w:r>
       <w:r>
         <w:rPr>
@@ -5984,19 +5969,11 @@
         </w:rPr>
         <w:t xml:space="preserve"> SHAP for the </w:t>
       </w:r>
-      <w:proofErr w:type="spellStart"/>
-      <w:r>
-        <w:rPr>
-          <w:rFonts w:ascii="Times New Roman" w:hAnsi="Times New Roman" w:cs="Times New Roman"/>
-        </w:rPr>
-        <w:t>select_from_model</w:t>
-      </w:r>
-      <w:proofErr w:type="spellEnd"/>
-      <w:r>
-        <w:rPr>
-          <w:rFonts w:ascii="Times New Roman" w:hAnsi="Times New Roman" w:cs="Times New Roman"/>
-        </w:rPr>
-        <w:t xml:space="preserve"> +</w:t>
+      <w:r>
+        <w:rPr>
+          <w:rFonts w:ascii="Times New Roman" w:hAnsi="Times New Roman" w:cs="Times New Roman"/>
+        </w:rPr>
+        <w:t>select_from_model +</w:t>
       </w:r>
       <w:r>
         <w:rPr>
@@ -6006,19 +5983,11 @@
         </w:rPr>
         <w:t xml:space="preserve"> </w:t>
       </w:r>
-      <w:proofErr w:type="spellStart"/>
-      <w:r>
-        <w:rPr>
-          <w:rFonts w:ascii="Times New Roman" w:hAnsi="Times New Roman" w:cs="Times New Roman"/>
-        </w:rPr>
-        <w:t>Catboost</w:t>
-      </w:r>
-      <w:proofErr w:type="spellEnd"/>
-      <w:r>
-        <w:rPr>
-          <w:rFonts w:ascii="Times New Roman" w:hAnsi="Times New Roman" w:cs="Times New Roman"/>
-        </w:rPr>
-        <w:t xml:space="preserve"> model</w:t>
+      <w:r>
+        <w:rPr>
+          <w:rFonts w:ascii="Times New Roman" w:hAnsi="Times New Roman" w:cs="Times New Roman"/>
+        </w:rPr>
+        <w:t>Catboost model</w:t>
       </w:r>
       <w:r>
         <w:rPr>
@@ -6057,7 +6026,7 @@
                     <pic:cNvPicPr/>
                   </pic:nvPicPr>
                   <pic:blipFill>
-                    <a:blip r:embed="rId12" cstate="print">
+                    <a:blip r:embed="rId13" cstate="print">
                       <a:extLst>
                         <a:ext uri="{28A0092B-C50C-407E-A947-70E740481C1C}">
                           <a14:useLocalDpi xmlns:a14="http://schemas.microsoft.com/office/drawing/2010/main" val="0"/>
@@ -6087,6 +6056,7 @@
     <w:p>
       <w:pPr>
         <w:pStyle w:val="Compact"/>
+        <w:spacing w:before="0" w:after="200"/>
         <w:jc w:val="both"/>
         <w:rPr>
           <w:rFonts w:ascii="Times New Roman" w:hAnsi="Times New Roman" w:cs="Times New Roman"/>
@@ -6114,7 +6084,7 @@
           <w:b/>
           <w:bCs/>
         </w:rPr>
-        <w:t>5</w:t>
+        <w:t>6</w:t>
       </w:r>
       <w:r>
         <w:rPr>
@@ -6130,19 +6100,11 @@
         </w:rPr>
         <w:t xml:space="preserve"> SHAP for the </w:t>
       </w:r>
-      <w:proofErr w:type="spellStart"/>
-      <w:r>
-        <w:rPr>
-          <w:rFonts w:ascii="Times New Roman" w:hAnsi="Times New Roman" w:cs="Times New Roman"/>
-        </w:rPr>
-        <w:t>select_from_model</w:t>
-      </w:r>
-      <w:proofErr w:type="spellEnd"/>
-      <w:r>
-        <w:rPr>
-          <w:rFonts w:ascii="Times New Roman" w:hAnsi="Times New Roman" w:cs="Times New Roman"/>
-        </w:rPr>
-        <w:t xml:space="preserve"> +</w:t>
+      <w:r>
+        <w:rPr>
+          <w:rFonts w:ascii="Times New Roman" w:hAnsi="Times New Roman" w:cs="Times New Roman"/>
+        </w:rPr>
+        <w:t>select_from_model +</w:t>
       </w:r>
       <w:r>
         <w:rPr>
@@ -6152,14 +6114,12 @@
         </w:rPr>
         <w:t xml:space="preserve"> </w:t>
       </w:r>
-      <w:proofErr w:type="spellStart"/>
       <w:r>
         <w:rPr>
           <w:rFonts w:ascii="Times New Roman" w:hAnsi="Times New Roman" w:cs="Times New Roman"/>
         </w:rPr>
         <w:t>XGBoost</w:t>
       </w:r>
-      <w:proofErr w:type="spellEnd"/>
       <w:r>
         <w:rPr>
           <w:rFonts w:ascii="Times New Roman" w:hAnsi="Times New Roman" w:cs="Times New Roman"/>
@@ -6212,7 +6172,7 @@
                     <pic:cNvPicPr/>
                   </pic:nvPicPr>
                   <pic:blipFill>
-                    <a:blip r:embed="rId13" cstate="print">
+                    <a:blip r:embed="rId14" cstate="print">
                       <a:extLst>
                         <a:ext uri="{28A0092B-C50C-407E-A947-70E740481C1C}">
                           <a14:useLocalDpi xmlns:a14="http://schemas.microsoft.com/office/drawing/2010/main" val="0"/>
@@ -6242,6 +6202,7 @@
     <w:p>
       <w:pPr>
         <w:pStyle w:val="Compact"/>
+        <w:spacing w:before="0" w:after="200"/>
         <w:jc w:val="both"/>
         <w:rPr>
           <w:rFonts w:ascii="Times New Roman" w:hAnsi="Times New Roman" w:cs="Times New Roman"/>
@@ -6269,7 +6230,7 @@
           <w:b/>
           <w:bCs/>
         </w:rPr>
-        <w:t>6</w:t>
+        <w:t>7</w:t>
       </w:r>
       <w:r>
         <w:rPr>
@@ -6285,19 +6246,11 @@
         </w:rPr>
         <w:t xml:space="preserve"> SHAP for the </w:t>
       </w:r>
-      <w:proofErr w:type="spellStart"/>
-      <w:r>
-        <w:rPr>
-          <w:rFonts w:ascii="Times New Roman" w:hAnsi="Times New Roman" w:cs="Times New Roman"/>
-        </w:rPr>
-        <w:t>select_from_model</w:t>
-      </w:r>
-      <w:proofErr w:type="spellEnd"/>
-      <w:r>
-        <w:rPr>
-          <w:rFonts w:ascii="Times New Roman" w:hAnsi="Times New Roman" w:cs="Times New Roman"/>
-        </w:rPr>
-        <w:t xml:space="preserve"> +</w:t>
+      <w:r>
+        <w:rPr>
+          <w:rFonts w:ascii="Times New Roman" w:hAnsi="Times New Roman" w:cs="Times New Roman"/>
+        </w:rPr>
+        <w:t>select_from_model +</w:t>
       </w:r>
       <w:r>
         <w:rPr>
@@ -6328,22 +6281,7 @@
     </w:p>
     <w:p>
       <w:pPr>
-        <w:pStyle w:val="Compact"/>
-        <w:jc w:val="both"/>
-        <w:rPr>
-          <w:rFonts w:ascii="Times New Roman" w:hAnsi="Times New Roman" w:cs="Times New Roman"/>
-        </w:rPr>
-      </w:pPr>
-    </w:p>
-    <w:p>
-      <w:pPr>
-        <w:rPr>
-          <w:rFonts w:ascii="Times New Roman" w:hAnsi="Times New Roman" w:cs="Times New Roman"/>
-        </w:rPr>
-      </w:pPr>
-    </w:p>
-    <w:p>
-      <w:pPr>
+        <w:spacing w:before="200" w:after="0" w:line="360" w:lineRule="auto"/>
         <w:rPr>
           <w:rFonts w:ascii="Times New Roman" w:hAnsi="Times New Roman" w:cs="Times New Roman"/>
         </w:rPr>
@@ -6360,21 +6298,7 @@
         <w:rPr>
           <w:rFonts w:ascii="Times New Roman" w:hAnsi="Times New Roman" w:cs="Times New Roman"/>
         </w:rPr>
-        <w:t xml:space="preserve">. Emission Photon Energy — RFECV (31 </w:t>
-      </w:r>
-      <w:proofErr w:type="gramStart"/>
-      <w:r>
-        <w:rPr>
-          <w:rFonts w:ascii="Times New Roman" w:hAnsi="Times New Roman" w:cs="Times New Roman"/>
-        </w:rPr>
-        <w:t>features)+</w:t>
-      </w:r>
-      <w:proofErr w:type="gramEnd"/>
-      <w:r>
-        <w:rPr>
-          <w:rFonts w:ascii="Times New Roman" w:hAnsi="Times New Roman" w:cs="Times New Roman"/>
-        </w:rPr>
-        <w:t xml:space="preserve"> Hyperparameter-tuned model. </w:t>
+        <w:t xml:space="preserve">. Emission Photon Energy — RFECV (31 features)+ Hyperparameter-tuned model. </w:t>
       </w:r>
       <w:r>
         <w:rPr>
@@ -6384,7 +6308,6 @@
         </w:rPr>
         <w:t xml:space="preserve">Source: </w:t>
       </w:r>
-      <w:proofErr w:type="spellStart"/>
       <w:r>
         <w:rPr>
           <w:rStyle w:val="VerbatimChar"/>
@@ -6392,20 +6315,8 @@
           <w:i/>
           <w:iCs/>
         </w:rPr>
-        <w:t>add_hydrogens_tuned_</w:t>
-      </w:r>
-      <w:proofErr w:type="gramStart"/>
-      <w:r>
-        <w:rPr>
-          <w:rStyle w:val="VerbatimChar"/>
-          <w:rFonts w:ascii="Times New Roman" w:hAnsi="Times New Roman" w:cs="Times New Roman"/>
-          <w:i/>
-          <w:iCs/>
-        </w:rPr>
-        <w:t>rfecv.ipynb</w:t>
-      </w:r>
-      <w:proofErr w:type="spellEnd"/>
-      <w:proofErr w:type="gramEnd"/>
+        <w:t>add_hydrogens_tuned_rfecv.ipynb</w:t>
+      </w:r>
       <w:r>
         <w:rPr>
           <w:rStyle w:val="VerbatimChar"/>
@@ -7094,7 +7005,7 @@
                     <pic:cNvPicPr/>
                   </pic:nvPicPr>
                   <pic:blipFill>
-                    <a:blip r:embed="rId14" cstate="print">
+                    <a:blip r:embed="rId15" cstate="print">
                       <a:extLst>
                         <a:ext uri="{28A0092B-C50C-407E-A947-70E740481C1C}">
                           <a14:useLocalDpi xmlns:a14="http://schemas.microsoft.com/office/drawing/2010/main" val="0"/>
@@ -7124,6 +7035,7 @@
     <w:p>
       <w:pPr>
         <w:pStyle w:val="Compact"/>
+        <w:spacing w:before="0" w:after="200"/>
         <w:jc w:val="both"/>
         <w:rPr>
           <w:rFonts w:ascii="Times New Roman" w:hAnsi="Times New Roman" w:cs="Times New Roman"/>
@@ -7151,7 +7063,7 @@
           <w:b/>
           <w:bCs/>
         </w:rPr>
-        <w:t>7</w:t>
+        <w:t>8</w:t>
       </w:r>
       <w:r>
         <w:rPr>
@@ -7239,7 +7151,7 @@
                     <pic:cNvPicPr/>
                   </pic:nvPicPr>
                   <pic:blipFill>
-                    <a:blip r:embed="rId15" cstate="print">
+                    <a:blip r:embed="rId16" cstate="print">
                       <a:extLst>
                         <a:ext uri="{28A0092B-C50C-407E-A947-70E740481C1C}">
                           <a14:useLocalDpi xmlns:a14="http://schemas.microsoft.com/office/drawing/2010/main" val="0"/>
@@ -7269,6 +7181,7 @@
     <w:p>
       <w:pPr>
         <w:pStyle w:val="Compact"/>
+        <w:spacing w:before="0" w:after="200"/>
         <w:jc w:val="both"/>
         <w:rPr>
           <w:rFonts w:ascii="Times New Roman" w:hAnsi="Times New Roman" w:cs="Times New Roman"/>
@@ -7296,7 +7209,7 @@
           <w:b/>
           <w:bCs/>
         </w:rPr>
-        <w:t>8</w:t>
+        <w:t>9</w:t>
       </w:r>
       <w:r>
         <w:rPr>
@@ -7384,7 +7297,7 @@
                     <pic:cNvPicPr/>
                   </pic:nvPicPr>
                   <pic:blipFill>
-                    <a:blip r:embed="rId16" cstate="print">
+                    <a:blip r:embed="rId17" cstate="print">
                       <a:extLst>
                         <a:ext uri="{28A0092B-C50C-407E-A947-70E740481C1C}">
                           <a14:useLocalDpi xmlns:a14="http://schemas.microsoft.com/office/drawing/2010/main" val="0"/>
@@ -7414,6 +7327,7 @@
     <w:p>
       <w:pPr>
         <w:pStyle w:val="Compact"/>
+        <w:spacing w:before="0" w:after="200"/>
         <w:jc w:val="both"/>
         <w:rPr>
           <w:rFonts w:ascii="Times New Roman" w:hAnsi="Times New Roman" w:cs="Times New Roman"/>
@@ -7441,7 +7355,7 @@
           <w:b/>
           <w:bCs/>
         </w:rPr>
-        <w:t>9</w:t>
+        <w:t>10</w:t>
       </w:r>
       <w:r>
         <w:rPr>
@@ -7477,14 +7391,12 @@
         </w:rPr>
         <w:t xml:space="preserve"> </w:t>
       </w:r>
-      <w:proofErr w:type="spellStart"/>
       <w:r>
         <w:rPr>
           <w:rFonts w:ascii="Times New Roman" w:hAnsi="Times New Roman" w:cs="Times New Roman"/>
         </w:rPr>
         <w:t>CatBoost</w:t>
       </w:r>
-      <w:proofErr w:type="spellEnd"/>
       <w:r>
         <w:rPr>
           <w:rFonts w:ascii="Times New Roman" w:hAnsi="Times New Roman" w:cs="Times New Roman"/>
@@ -7531,7 +7443,7 @@
                     <pic:cNvPicPr/>
                   </pic:nvPicPr>
                   <pic:blipFill>
-                    <a:blip r:embed="rId17" cstate="print">
+                    <a:blip r:embed="rId18" cstate="print">
                       <a:extLst>
                         <a:ext uri="{28A0092B-C50C-407E-A947-70E740481C1C}">
                           <a14:useLocalDpi xmlns:a14="http://schemas.microsoft.com/office/drawing/2010/main" val="0"/>
@@ -7561,6 +7473,7 @@
     <w:p>
       <w:pPr>
         <w:pStyle w:val="Compact"/>
+        <w:spacing w:before="0" w:after="200"/>
         <w:jc w:val="both"/>
         <w:rPr>
           <w:rFonts w:ascii="Times New Roman" w:hAnsi="Times New Roman" w:cs="Times New Roman"/>
@@ -7590,7 +7503,7 @@
           <w:b/>
           <w:bCs/>
         </w:rPr>
-        <w:t>10</w:t>
+        <w:t>1</w:t>
       </w:r>
       <w:r>
         <w:rPr>
@@ -7598,25 +7511,7 @@
           <w:b/>
           <w:bCs/>
         </w:rPr>
-        <w:t>:</w:t>
-      </w:r>
-      <w:r>
-        <w:rPr>
-          <w:rFonts w:ascii="Times New Roman" w:hAnsi="Times New Roman" w:cs="Times New Roman"/>
-        </w:rPr>
-        <w:t xml:space="preserve"> SHAP for the </w:t>
-      </w:r>
-      <w:r>
-        <w:rPr>
-          <w:rFonts w:ascii="Times New Roman" w:hAnsi="Times New Roman" w:cs="Times New Roman"/>
-        </w:rPr>
-        <w:t xml:space="preserve">RFECV </w:t>
-      </w:r>
-      <w:r>
-        <w:rPr>
-          <w:rFonts w:ascii="Times New Roman" w:hAnsi="Times New Roman" w:cs="Times New Roman"/>
-        </w:rPr>
-        <w:t>+</w:t>
+        <w:t>1</w:t>
       </w:r>
       <w:r>
         <w:rPr>
@@ -7624,16 +7519,40 @@
           <w:b/>
           <w:bCs/>
         </w:rPr>
+        <w:t>:</w:t>
+      </w:r>
+      <w:r>
+        <w:rPr>
+          <w:rFonts w:ascii="Times New Roman" w:hAnsi="Times New Roman" w:cs="Times New Roman"/>
+        </w:rPr>
+        <w:t xml:space="preserve"> SHAP for the </w:t>
+      </w:r>
+      <w:r>
+        <w:rPr>
+          <w:rFonts w:ascii="Times New Roman" w:hAnsi="Times New Roman" w:cs="Times New Roman"/>
+        </w:rPr>
+        <w:t xml:space="preserve">RFECV </w:t>
+      </w:r>
+      <w:r>
+        <w:rPr>
+          <w:rFonts w:ascii="Times New Roman" w:hAnsi="Times New Roman" w:cs="Times New Roman"/>
+        </w:rPr>
+        <w:t>+</w:t>
+      </w:r>
+      <w:r>
+        <w:rPr>
+          <w:rFonts w:ascii="Times New Roman" w:hAnsi="Times New Roman" w:cs="Times New Roman"/>
+          <w:b/>
+          <w:bCs/>
+        </w:rPr>
         <w:t xml:space="preserve"> </w:t>
       </w:r>
-      <w:proofErr w:type="spellStart"/>
       <w:r>
         <w:rPr>
           <w:rFonts w:ascii="Times New Roman" w:hAnsi="Times New Roman" w:cs="Times New Roman"/>
         </w:rPr>
         <w:t>XGBoost</w:t>
       </w:r>
-      <w:proofErr w:type="spellEnd"/>
       <w:r>
         <w:rPr>
           <w:rFonts w:ascii="Times New Roman" w:hAnsi="Times New Roman" w:cs="Times New Roman"/>
@@ -7688,7 +7607,7 @@
                     <pic:cNvPicPr/>
                   </pic:nvPicPr>
                   <pic:blipFill>
-                    <a:blip r:embed="rId18" cstate="print">
+                    <a:blip r:embed="rId19" cstate="print">
                       <a:extLst>
                         <a:ext uri="{28A0092B-C50C-407E-A947-70E740481C1C}">
                           <a14:useLocalDpi xmlns:a14="http://schemas.microsoft.com/office/drawing/2010/main" val="0"/>
@@ -7718,6 +7637,7 @@
     <w:p>
       <w:pPr>
         <w:pStyle w:val="Compact"/>
+        <w:spacing w:before="0" w:after="200" w:line="360" w:lineRule="auto"/>
         <w:jc w:val="both"/>
         <w:rPr>
           <w:rFonts w:ascii="Times New Roman" w:hAnsi="Times New Roman" w:cs="Times New Roman"/>
@@ -7745,7 +7665,7 @@
           <w:b/>
           <w:bCs/>
         </w:rPr>
-        <w:t>1</w:t>
+        <w:t>2</w:t>
       </w:r>
       <w:r>
         <w:rPr>
@@ -7802,33 +7722,25 @@
     </w:p>
     <w:p>
       <w:pPr>
+        <w:spacing w:before="200" w:after="0" w:line="360" w:lineRule="auto"/>
+        <w:rPr>
+          <w:rFonts w:ascii="Times New Roman" w:hAnsi="Times New Roman" w:cs="Times New Roman"/>
+        </w:rPr>
+      </w:pPr>
+      <w:r>
         <w:rPr>
           <w:rFonts w:ascii="Times New Roman" w:hAnsi="Times New Roman" w:cs="Times New Roman"/>
           <w:b/>
           <w:bCs/>
         </w:rPr>
-      </w:pPr>
-    </w:p>
-    <w:p>
-      <w:pPr>
-        <w:rPr>
-          <w:rFonts w:ascii="Times New Roman" w:hAnsi="Times New Roman" w:cs="Times New Roman"/>
-        </w:rPr>
-      </w:pPr>
+        <w:t>Table S</w:t>
+      </w:r>
       <w:r>
         <w:rPr>
           <w:rFonts w:ascii="Times New Roman" w:hAnsi="Times New Roman" w:cs="Times New Roman"/>
           <w:b/>
           <w:bCs/>
         </w:rPr>
-        <w:t>Table S</w:t>
-      </w:r>
-      <w:r>
-        <w:rPr>
-          <w:rFonts w:ascii="Times New Roman" w:hAnsi="Times New Roman" w:cs="Times New Roman"/>
-          <w:b/>
-          <w:bCs/>
-        </w:rPr>
         <w:t>9</w:t>
       </w:r>
       <w:r>
@@ -7857,7 +7769,6 @@
         </w:rPr>
         <w:t xml:space="preserve">Source: </w:t>
       </w:r>
-      <w:proofErr w:type="spellStart"/>
       <w:r>
         <w:rPr>
           <w:rStyle w:val="VerbatimChar"/>
@@ -7865,20 +7776,8 @@
           <w:i/>
           <w:iCs/>
         </w:rPr>
-        <w:t>add_hydrogens_baseline_</w:t>
-      </w:r>
-      <w:proofErr w:type="gramStart"/>
-      <w:r>
-        <w:rPr>
-          <w:rStyle w:val="VerbatimChar"/>
-          <w:rFonts w:ascii="Times New Roman" w:hAnsi="Times New Roman" w:cs="Times New Roman"/>
-          <w:i/>
-          <w:iCs/>
-        </w:rPr>
-        <w:t>rfecv.ipynb</w:t>
-      </w:r>
-      <w:proofErr w:type="spellEnd"/>
-      <w:proofErr w:type="gramEnd"/>
+        <w:t>add_hydrogens_baseline_rfecv.ipynb</w:t>
+      </w:r>
       <w:r>
         <w:rPr>
           <w:rStyle w:val="VerbatimChar"/>
@@ -7923,6 +7822,7 @@
           <w:p>
             <w:pPr>
               <w:pStyle w:val="Compact"/>
+              <w:spacing w:before="0"/>
               <w:rPr>
                 <w:rFonts w:ascii="Times New Roman" w:hAnsi="Times New Roman" w:cs="Times New Roman"/>
               </w:rPr>
@@ -8555,7 +8455,7 @@
                     <pic:cNvPicPr/>
                   </pic:nvPicPr>
                   <pic:blipFill>
-                    <a:blip r:embed="rId19" cstate="print">
+                    <a:blip r:embed="rId20" cstate="print">
                       <a:extLst>
                         <a:ext uri="{28A0092B-C50C-407E-A947-70E740481C1C}">
                           <a14:useLocalDpi xmlns:a14="http://schemas.microsoft.com/office/drawing/2010/main" val="0"/>
@@ -8612,7 +8512,7 @@
           <w:b/>
           <w:bCs/>
         </w:rPr>
-        <w:t>2</w:t>
+        <w:t>3</w:t>
       </w:r>
       <w:r>
         <w:rPr>
@@ -8706,7 +8606,7 @@
                     <pic:cNvPicPr/>
                   </pic:nvPicPr>
                   <pic:blipFill>
-                    <a:blip r:embed="rId20" cstate="print">
+                    <a:blip r:embed="rId21" cstate="print">
                       <a:extLst>
                         <a:ext uri="{28A0092B-C50C-407E-A947-70E740481C1C}">
                           <a14:useLocalDpi xmlns:a14="http://schemas.microsoft.com/office/drawing/2010/main" val="0"/>
@@ -8736,6 +8636,7 @@
     <w:p>
       <w:pPr>
         <w:pStyle w:val="Compact"/>
+        <w:spacing w:before="0" w:after="200" w:line="360" w:lineRule="auto"/>
         <w:jc w:val="both"/>
         <w:rPr>
           <w:rFonts w:ascii="Times New Roman" w:hAnsi="Times New Roman" w:cs="Times New Roman"/>
@@ -8763,7 +8664,7 @@
           <w:b/>
           <w:bCs/>
         </w:rPr>
-        <w:t>3</w:t>
+        <w:t>4</w:t>
       </w:r>
       <w:r>
         <w:rPr>
@@ -8799,27 +8700,17 @@
         </w:rPr>
         <w:t xml:space="preserve"> </w:t>
       </w:r>
-      <w:proofErr w:type="spellStart"/>
-      <w:proofErr w:type="gramStart"/>
       <w:r>
         <w:rPr>
           <w:rFonts w:ascii="Times New Roman" w:hAnsi="Times New Roman" w:cs="Times New Roman"/>
         </w:rPr>
         <w:t>CatBoost</w:t>
       </w:r>
-      <w:proofErr w:type="spellEnd"/>
-      <w:r>
-        <w:rPr>
-          <w:rFonts w:ascii="Times New Roman" w:hAnsi="Times New Roman" w:cs="Times New Roman"/>
-        </w:rPr>
-        <w:t xml:space="preserve">  model</w:t>
-      </w:r>
-      <w:proofErr w:type="gramEnd"/>
-      <w:r>
-        <w:rPr>
-          <w:rFonts w:ascii="Times New Roman" w:hAnsi="Times New Roman" w:cs="Times New Roman"/>
-        </w:rPr>
-        <w:t xml:space="preserve"> without hyperparameter tuning</w:t>
+      <w:r>
+        <w:rPr>
+          <w:rFonts w:ascii="Times New Roman" w:hAnsi="Times New Roman" w:cs="Times New Roman"/>
+        </w:rPr>
+        <w:t xml:space="preserve">  model without hyperparameter tuning</w:t>
       </w:r>
       <w:r>
         <w:rPr>
@@ -8867,7 +8758,7 @@
                     <pic:cNvPicPr/>
                   </pic:nvPicPr>
                   <pic:blipFill>
-                    <a:blip r:embed="rId21" cstate="print">
+                    <a:blip r:embed="rId22" cstate="print">
                       <a:extLst>
                         <a:ext uri="{28A0092B-C50C-407E-A947-70E740481C1C}">
                           <a14:useLocalDpi xmlns:a14="http://schemas.microsoft.com/office/drawing/2010/main" val="0"/>
@@ -8897,6 +8788,7 @@
     <w:p>
       <w:pPr>
         <w:pStyle w:val="Compact"/>
+        <w:spacing w:before="0" w:after="200"/>
         <w:jc w:val="both"/>
         <w:rPr>
           <w:rFonts w:ascii="Times New Roman" w:hAnsi="Times New Roman" w:cs="Times New Roman"/>
@@ -8924,7 +8816,7 @@
           <w:b/>
           <w:bCs/>
         </w:rPr>
-        <w:t>4</w:t>
+        <w:t>5</w:t>
       </w:r>
       <w:r>
         <w:rPr>
@@ -9018,7 +8910,7 @@
                     <pic:cNvPicPr/>
                   </pic:nvPicPr>
                   <pic:blipFill>
-                    <a:blip r:embed="rId22" cstate="print">
+                    <a:blip r:embed="rId23" cstate="print">
                       <a:extLst>
                         <a:ext uri="{28A0092B-C50C-407E-A947-70E740481C1C}">
                           <a14:useLocalDpi xmlns:a14="http://schemas.microsoft.com/office/drawing/2010/main" val="0"/>
@@ -9048,6 +8940,7 @@
     <w:p>
       <w:pPr>
         <w:pStyle w:val="Compact"/>
+        <w:spacing w:before="0" w:after="200"/>
         <w:jc w:val="both"/>
         <w:rPr>
           <w:rFonts w:ascii="Times New Roman" w:hAnsi="Times New Roman" w:cs="Times New Roman"/>
@@ -9075,7 +8968,7 @@
           <w:b/>
           <w:bCs/>
         </w:rPr>
-        <w:t>5</w:t>
+        <w:t>6</w:t>
       </w:r>
       <w:r>
         <w:rPr>
@@ -9111,14 +9004,12 @@
         </w:rPr>
         <w:t xml:space="preserve"> </w:t>
       </w:r>
-      <w:proofErr w:type="spellStart"/>
       <w:r>
         <w:rPr>
           <w:rFonts w:ascii="Times New Roman" w:hAnsi="Times New Roman" w:cs="Times New Roman"/>
         </w:rPr>
         <w:t>XGBoost</w:t>
       </w:r>
-      <w:proofErr w:type="spellEnd"/>
       <w:r>
         <w:rPr>
           <w:rFonts w:ascii="Times New Roman" w:hAnsi="Times New Roman" w:cs="Times New Roman"/>
@@ -9165,7 +9056,7 @@
                     <pic:cNvPicPr/>
                   </pic:nvPicPr>
                   <pic:blipFill>
-                    <a:blip r:embed="rId23" cstate="print">
+                    <a:blip r:embed="rId24" cstate="print">
                       <a:extLst>
                         <a:ext uri="{28A0092B-C50C-407E-A947-70E740481C1C}">
                           <a14:useLocalDpi xmlns:a14="http://schemas.microsoft.com/office/drawing/2010/main" val="0"/>
@@ -9195,6 +9086,7 @@
     <w:p>
       <w:pPr>
         <w:pStyle w:val="Compact"/>
+        <w:spacing w:before="0" w:after="200" w:line="360" w:lineRule="auto"/>
         <w:jc w:val="both"/>
         <w:rPr>
           <w:rFonts w:ascii="Times New Roman" w:hAnsi="Times New Roman" w:cs="Times New Roman"/>
@@ -9222,7 +9114,7 @@
           <w:b/>
           <w:bCs/>
         </w:rPr>
-        <w:t>6</w:t>
+        <w:t>7</w:t>
       </w:r>
       <w:r>
         <w:rPr>
@@ -9273,15 +9165,7 @@
     </w:p>
     <w:p>
       <w:pPr>
-        <w:rPr>
-          <w:rFonts w:ascii="Times New Roman" w:hAnsi="Times New Roman" w:cs="Times New Roman"/>
-          <w:b/>
-          <w:bCs/>
-        </w:rPr>
-      </w:pPr>
-    </w:p>
-    <w:p>
-      <w:pPr>
+        <w:spacing w:before="200" w:after="0" w:line="360" w:lineRule="auto"/>
         <w:rPr>
           <w:rFonts w:ascii="Times New Roman" w:hAnsi="Times New Roman" w:cs="Times New Roman"/>
         </w:rPr>
@@ -9475,7 +9359,6 @@
                 <w:rFonts w:ascii="Times New Roman" w:hAnsi="Times New Roman" w:cs="Times New Roman"/>
               </w:rPr>
             </w:pPr>
-            <w:proofErr w:type="spellStart"/>
             <w:r>
               <w:rPr>
                 <w:rFonts w:ascii="Times New Roman" w:hAnsi="Times New Roman" w:cs="Times New Roman"/>
@@ -9484,7 +9367,6 @@
               </w:rPr>
               <w:t>select_from_model</w:t>
             </w:r>
-            <w:proofErr w:type="spellEnd"/>
             <w:r>
               <w:rPr>
                 <w:rFonts w:ascii="Times New Roman" w:hAnsi="Times New Roman" w:cs="Times New Roman"/>
@@ -9777,27 +9659,7 @@
     </w:tbl>
     <w:p>
       <w:pPr>
-        <w:rPr>
-          <w:rFonts w:ascii="Times New Roman" w:hAnsi="Times New Roman" w:cs="Times New Roman"/>
-        </w:rPr>
-      </w:pPr>
-    </w:p>
-    <w:p>
-      <w:pPr>
-        <w:rPr>
-          <w:rFonts w:ascii="Times New Roman" w:hAnsi="Times New Roman" w:cs="Times New Roman"/>
-        </w:rPr>
-      </w:pPr>
-    </w:p>
-    <w:p>
-      <w:pPr>
-        <w:rPr>
-          <w:rFonts w:ascii="Times New Roman" w:hAnsi="Times New Roman" w:cs="Times New Roman"/>
-        </w:rPr>
-      </w:pPr>
-    </w:p>
-    <w:p>
-      <w:pPr>
+        <w:spacing w:before="200" w:after="0" w:line="360" w:lineRule="auto"/>
         <w:rPr>
           <w:rFonts w:ascii="Times New Roman" w:hAnsi="Times New Roman" w:cs="Times New Roman"/>
         </w:rPr>
@@ -9812,7 +9674,6 @@
           <w:b/>
           <w:bCs/>
         </w:rPr>
-        <w:lastRenderedPageBreak/>
         <w:t>Table S1</w:t>
       </w:r>
       <w:r>
@@ -10001,6 +9862,7 @@
               <w:rPr>
                 <w:rFonts w:ascii="Times New Roman" w:hAnsi="Times New Roman" w:cs="Times New Roman"/>
               </w:rPr>
+              <w:lastRenderedPageBreak/>
               <w:t>EQE range (%)</w:t>
             </w:r>
           </w:p>
@@ -10108,19 +9970,13 @@
     </w:tbl>
     <w:p>
       <w:pPr>
+        <w:spacing w:before="200" w:after="0" w:line="360" w:lineRule="auto"/>
         <w:rPr>
           <w:rFonts w:ascii="Times New Roman" w:hAnsi="Times New Roman" w:cs="Times New Roman"/>
         </w:rPr>
       </w:pPr>
       <w:bookmarkStart w:id="20" w:name="table-s12-rfe-20-tuned-models"/>
       <w:bookmarkEnd w:id="18"/>
-    </w:p>
-    <w:p>
-      <w:pPr>
-        <w:rPr>
-          <w:rFonts w:ascii="Times New Roman" w:hAnsi="Times New Roman" w:cs="Times New Roman"/>
-        </w:rPr>
-      </w:pPr>
       <w:r>
         <w:rPr>
           <w:rFonts w:ascii="Times New Roman" w:hAnsi="Times New Roman" w:cs="Times New Roman"/>
@@ -10151,7 +10007,6 @@
         </w:rPr>
         <w:t xml:space="preserve">Source: </w:t>
       </w:r>
-      <w:proofErr w:type="spellStart"/>
       <w:r>
         <w:rPr>
           <w:rStyle w:val="VerbatimChar"/>
@@ -10159,17 +10014,7 @@
           <w:i/>
           <w:iCs/>
         </w:rPr>
-        <w:t>eqe_percent</w:t>
-      </w:r>
-      <w:proofErr w:type="spellEnd"/>
-      <w:r>
-        <w:rPr>
-          <w:rStyle w:val="VerbatimChar"/>
-          <w:rFonts w:ascii="Times New Roman" w:hAnsi="Times New Roman" w:cs="Times New Roman"/>
-          <w:i/>
-          <w:iCs/>
-        </w:rPr>
-        <w:t>/rfe_20_features_tuned.ipynb</w:t>
+        <w:t>eqe_percent/rfe_20_features_tuned.ipynb</w:t>
       </w:r>
       <w:r>
         <w:rPr>
@@ -10532,21 +10377,13 @@
     </w:tbl>
     <w:p>
       <w:pPr>
-        <w:rPr>
-          <w:rFonts w:ascii="Times New Roman" w:hAnsi="Times New Roman" w:cs="Times New Roman"/>
-          <w:b/>
-          <w:bCs/>
+        <w:spacing w:before="200" w:after="0" w:line="360" w:lineRule="auto"/>
+        <w:rPr>
+          <w:rFonts w:ascii="Times New Roman" w:hAnsi="Times New Roman" w:cs="Times New Roman"/>
         </w:rPr>
       </w:pPr>
       <w:bookmarkStart w:id="21" w:name="table-s13-catboost-architecture-only"/>
       <w:bookmarkEnd w:id="20"/>
-    </w:p>
-    <w:p>
-      <w:pPr>
-        <w:rPr>
-          <w:rFonts w:ascii="Times New Roman" w:hAnsi="Times New Roman" w:cs="Times New Roman"/>
-        </w:rPr>
-      </w:pPr>
       <w:r>
         <w:rPr>
           <w:rFonts w:ascii="Times New Roman" w:hAnsi="Times New Roman" w:cs="Times New Roman"/>
@@ -10567,21 +10404,7 @@
         <w:rPr>
           <w:rFonts w:ascii="Times New Roman" w:hAnsi="Times New Roman" w:cs="Times New Roman"/>
         </w:rPr>
-        <w:t xml:space="preserve">. </w:t>
-      </w:r>
-      <w:proofErr w:type="spellStart"/>
-      <w:r>
-        <w:rPr>
-          <w:rFonts w:ascii="Times New Roman" w:hAnsi="Times New Roman" w:cs="Times New Roman"/>
-        </w:rPr>
-        <w:t>CatBoost</w:t>
-      </w:r>
-      <w:proofErr w:type="spellEnd"/>
-      <w:r>
-        <w:rPr>
-          <w:rFonts w:ascii="Times New Roman" w:hAnsi="Times New Roman" w:cs="Times New Roman"/>
-        </w:rPr>
-        <w:t xml:space="preserve"> model with ETL, HTL and additive categorical fields. </w:t>
+        <w:t xml:space="preserve">. CatBoost model with ETL, HTL and additive categorical fields. </w:t>
       </w:r>
       <w:r>
         <w:rPr>
@@ -10591,7 +10414,6 @@
         </w:rPr>
         <w:t xml:space="preserve">Source: </w:t>
       </w:r>
-      <w:proofErr w:type="spellStart"/>
       <w:r>
         <w:rPr>
           <w:rStyle w:val="VerbatimChar"/>
@@ -10599,29 +10421,8 @@
           <w:i/>
           <w:iCs/>
         </w:rPr>
-        <w:t>eqe_percent</w:t>
-      </w:r>
-      <w:proofErr w:type="spellEnd"/>
-      <w:r>
-        <w:rPr>
-          <w:rStyle w:val="VerbatimChar"/>
-          <w:rFonts w:ascii="Times New Roman" w:hAnsi="Times New Roman" w:cs="Times New Roman"/>
-          <w:i/>
-          <w:iCs/>
-        </w:rPr>
-        <w:t>/</w:t>
-      </w:r>
-      <w:proofErr w:type="spellStart"/>
-      <w:r>
-        <w:rPr>
-          <w:rStyle w:val="VerbatimChar"/>
-          <w:rFonts w:ascii="Times New Roman" w:hAnsi="Times New Roman" w:cs="Times New Roman"/>
-          <w:i/>
-          <w:iCs/>
-        </w:rPr>
-        <w:t>catboost_only.ipynb</w:t>
-      </w:r>
-      <w:proofErr w:type="spellEnd"/>
+        <w:t>eqe_percent/catboost_only.ipynb</w:t>
+      </w:r>
       <w:r>
         <w:rPr>
           <w:rStyle w:val="VerbatimChar"/>

--- a/ML_Quasi2D_Manuscript_SI_Final.docx
+++ b/ML_Quasi2D_Manuscript_SI_Final.docx
@@ -27,38 +27,129 @@
     <w:p>
       <w:pPr>
         <w:spacing w:line="480" w:lineRule="auto"/>
-        <w:jc w:val="center"/>
         <w:rPr>
           <w:rFonts w:ascii="Times New Roman" w:hAnsi="Times New Roman" w:cs="Times New Roman"/>
           <w:b/>
           <w:bCs/>
-          <w:sz w:val="28"/>
-          <w:szCs w:val="28"/>
+          <w:sz w:val="32"/>
+          <w:szCs w:val="32"/>
         </w:rPr>
       </w:pPr>
-      <w:bookmarkStart w:id="1" w:name="Xf6ec46081cefce4cde398830f11448d510f67da"/>
+      <w:bookmarkStart w:id="1" w:name="table-of-contents"/>
       <w:r>
         <w:rPr>
           <w:rFonts w:ascii="Times New Roman" w:hAnsi="Times New Roman" w:cs="Times New Roman"/>
           <w:b/>
           <w:bCs/>
-          <w:sz w:val="28"/>
-          <w:szCs w:val="28"/>
-        </w:rPr>
-        <w:t>Cheminformatics and Machine Learning for Quasi-2D Perovskites: Emission Energy Prediction and the Limits of EQE Modelling</w:t>
-      </w:r>
-      <w:bookmarkStart w:id="2" w:name="table-of-contents"/>
+          <w:sz w:val="32"/>
+          <w:szCs w:val="32"/>
+        </w:rPr>
+        <w:t>ML Forecasting Emission and EQE Limits in Quasi-2D Perovskites</w:t>
+      </w:r>
+    </w:p>
+    <w:p>
+      <w:pPr>
+        <w:spacing w:after="0" w:line="480" w:lineRule="auto"/>
+        <w:rPr>
+          <w:rFonts w:ascii="Times" w:hAnsi="Times" w:cs="Times"/>
+        </w:rPr>
+      </w:pPr>
+      <w:bookmarkStart w:id="2" w:name="s1-dataset-statistics"/>
       <w:bookmarkEnd w:id="1"/>
+      <w:proofErr w:type="spellStart"/>
+      <w:r>
+        <w:rPr>
+          <w:rFonts w:ascii="Times" w:hAnsi="Times" w:cs="Times"/>
+        </w:rPr>
+        <w:t>Ranadeep</w:t>
+      </w:r>
+      <w:proofErr w:type="spellEnd"/>
+      <w:r>
+        <w:rPr>
+          <w:rFonts w:ascii="Times" w:hAnsi="Times" w:cs="Times"/>
+        </w:rPr>
+        <w:t xml:space="preserve"> Raj Sumukam, Ramu Naidu Savu, Santhosh </w:t>
+      </w:r>
+      <w:proofErr w:type="spellStart"/>
+      <w:r>
+        <w:rPr>
+          <w:rFonts w:ascii="Times" w:hAnsi="Times" w:cs="Times"/>
+        </w:rPr>
+        <w:t>Rompivalasa</w:t>
+      </w:r>
+      <w:proofErr w:type="spellEnd"/>
+      <w:r>
+        <w:rPr>
+          <w:rFonts w:ascii="Times" w:hAnsi="Times" w:cs="Times"/>
+        </w:rPr>
+        <w:t xml:space="preserve"> and </w:t>
+      </w:r>
+      <w:proofErr w:type="spellStart"/>
+      <w:r>
+        <w:rPr>
+          <w:rFonts w:ascii="Times" w:hAnsi="Times" w:cs="Times"/>
+        </w:rPr>
+        <w:t>Banavoth</w:t>
+      </w:r>
+      <w:proofErr w:type="spellEnd"/>
+      <w:r>
+        <w:rPr>
+          <w:rFonts w:ascii="Times" w:hAnsi="Times" w:cs="Times"/>
+        </w:rPr>
+        <w:t xml:space="preserve"> Murali*</w:t>
+      </w:r>
+    </w:p>
+    <w:p>
+      <w:pPr>
+        <w:spacing w:after="0" w:line="480" w:lineRule="auto"/>
+        <w:rPr>
+          <w:rFonts w:ascii="Times" w:hAnsi="Times" w:cs="Times"/>
+        </w:rPr>
+      </w:pPr>
+      <w:r>
+        <w:rPr>
+          <w:rFonts w:ascii="Times" w:hAnsi="Times" w:cs="Times"/>
+        </w:rPr>
+        <w:t>Solar Cells and Photonics Research Laboratory, School of Chemistry, University of Hyderabad, Prof. C R Rao Road, Hyderabad -500046, Telangana State, India.</w:t>
+      </w:r>
     </w:p>
     <w:p>
       <w:pPr>
         <w:spacing w:after="0" w:line="360" w:lineRule="auto"/>
-        <w:rPr>
-          <w:rFonts w:ascii="Times New Roman" w:hAnsi="Times New Roman" w:cs="Times New Roman"/>
-        </w:rPr>
       </w:pPr>
-      <w:bookmarkStart w:id="3" w:name="s1-dataset-statistics"/>
-      <w:bookmarkEnd w:id="2"/>
+      <w:r>
+        <w:rPr>
+          <w:rFonts w:ascii="Times" w:hAnsi="Times" w:cs="Times"/>
+        </w:rPr>
+        <w:t>*Email: </w:t>
+      </w:r>
+      <w:hyperlink r:id="rId8" w:tgtFrame="_blank" w:history="1">
+        <w:r>
+          <w:rPr>
+            <w:rStyle w:val="Hyperlink"/>
+            <w:rFonts w:ascii="Times" w:hAnsi="Times" w:cs="Times"/>
+          </w:rPr>
+          <w:t>murali.banavoth@uohyd.ac.in</w:t>
+        </w:r>
+      </w:hyperlink>
+    </w:p>
+    <w:p>
+      <w:pPr>
+        <w:spacing w:after="0" w:line="360" w:lineRule="auto"/>
+        <w:rPr>
+          <w:rFonts w:ascii="Times New Roman" w:hAnsi="Times New Roman" w:cs="Times New Roman"/>
+          <w:b/>
+          <w:bCs/>
+        </w:rPr>
+      </w:pPr>
+    </w:p>
+    <w:p>
+      <w:pPr>
+        <w:spacing w:after="0" w:line="360" w:lineRule="auto"/>
+        <w:rPr>
+          <w:rFonts w:ascii="Times New Roman" w:hAnsi="Times New Roman" w:cs="Times New Roman"/>
+        </w:rPr>
+      </w:pPr>
       <w:r>
         <w:rPr>
           <w:rFonts w:ascii="Times New Roman" w:hAnsi="Times New Roman" w:cs="Times New Roman"/>
@@ -549,7 +640,7 @@
           <w:rFonts w:ascii="Times New Roman" w:hAnsi="Times New Roman" w:cs="Times New Roman"/>
         </w:rPr>
       </w:pPr>
-      <w:bookmarkStart w:id="4" w:name="s11-wavelength-bin-distribution"/>
+      <w:bookmarkStart w:id="3" w:name="s11-wavelength-bin-distribution"/>
       <w:r>
         <w:rPr>
           <w:rFonts w:ascii="Times New Roman" w:hAnsi="Times New Roman" w:cs="Times New Roman"/>
@@ -1005,8 +1096,8 @@
           <w:rFonts w:ascii="Times New Roman" w:hAnsi="Times New Roman" w:cs="Times New Roman"/>
         </w:rPr>
       </w:pPr>
-      <w:bookmarkStart w:id="5" w:name="Xfbbda676d4d9808942df4b9e6718865624503da"/>
-      <w:bookmarkEnd w:id="4"/>
+      <w:bookmarkStart w:id="4" w:name="Xfbbda676d4d9808942df4b9e6718865624503da"/>
+      <w:bookmarkEnd w:id="3"/>
       <w:r>
         <w:rPr>
           <w:rFonts w:ascii="Times New Roman" w:hAnsi="Times New Roman" w:cs="Times New Roman"/>
@@ -1195,7 +1286,35 @@
               <w:rPr>
                 <w:rFonts w:ascii="Times New Roman" w:hAnsi="Times New Roman" w:cs="Times New Roman"/>
               </w:rPr>
-              <w:t>After AddHs RDKit + OHE</w:t>
+              <w:t xml:space="preserve">After </w:t>
+            </w:r>
+            <w:proofErr w:type="spellStart"/>
+            <w:r>
+              <w:rPr>
+                <w:rFonts w:ascii="Times New Roman" w:hAnsi="Times New Roman" w:cs="Times New Roman"/>
+              </w:rPr>
+              <w:t>AddHs</w:t>
+            </w:r>
+            <w:proofErr w:type="spellEnd"/>
+            <w:r>
+              <w:rPr>
+                <w:rFonts w:ascii="Times New Roman" w:hAnsi="Times New Roman" w:cs="Times New Roman"/>
+              </w:rPr>
+              <w:t xml:space="preserve"> </w:t>
+            </w:r>
+            <w:proofErr w:type="spellStart"/>
+            <w:r>
+              <w:rPr>
+                <w:rFonts w:ascii="Times New Roman" w:hAnsi="Times New Roman" w:cs="Times New Roman"/>
+              </w:rPr>
+              <w:t>RDKit</w:t>
+            </w:r>
+            <w:proofErr w:type="spellEnd"/>
+            <w:r>
+              <w:rPr>
+                <w:rFonts w:ascii="Times New Roman" w:hAnsi="Times New Roman" w:cs="Times New Roman"/>
+              </w:rPr>
+              <w:t xml:space="preserve"> + OHE</w:t>
             </w:r>
           </w:p>
         </w:tc>
@@ -1380,10 +1499,10 @@
           <w:rFonts w:ascii="Times New Roman" w:hAnsi="Times New Roman" w:cs="Times New Roman"/>
         </w:rPr>
       </w:pPr>
-      <w:bookmarkStart w:id="6" w:name="s2-emission-wavelength-nm-models"/>
-      <w:bookmarkStart w:id="7" w:name="X9608789fe30414b6d430dac5dea0c5cffc31586"/>
-      <w:bookmarkEnd w:id="3"/>
-      <w:bookmarkEnd w:id="5"/>
+      <w:bookmarkStart w:id="5" w:name="s2-emission-wavelength-nm-models"/>
+      <w:bookmarkStart w:id="6" w:name="X9608789fe30414b6d430dac5dea0c5cffc31586"/>
+      <w:bookmarkEnd w:id="2"/>
+      <w:bookmarkEnd w:id="4"/>
     </w:p>
     <w:p>
       <w:pPr>
@@ -1393,10 +1512,10 @@
           <w:bCs/>
         </w:rPr>
       </w:pPr>
-      <w:bookmarkStart w:id="8" w:name="X636d3ca42a2e8559fc64501a98954213fe6c4db"/>
-      <w:bookmarkStart w:id="9" w:name="s31-sample-to-feature-ratios"/>
+      <w:bookmarkStart w:id="7" w:name="X636d3ca42a2e8559fc64501a98954213fe6c4db"/>
+      <w:bookmarkStart w:id="8" w:name="s31-sample-to-feature-ratios"/>
+      <w:bookmarkEnd w:id="5"/>
       <w:bookmarkEnd w:id="6"/>
-      <w:bookmarkEnd w:id="7"/>
     </w:p>
     <w:p>
       <w:pPr>
@@ -1411,7 +1530,6 @@
         <w:rPr>
           <w:noProof/>
         </w:rPr>
-        <w:lastRenderedPageBreak/>
         <w:drawing>
           <wp:inline distT="0" distB="0" distL="0" distR="0" wp14:anchorId="5AF7BBCC" wp14:editId="67E4B287">
             <wp:extent cx="5943600" cy="3962400"/>
@@ -1430,7 +1548,7 @@
                     </pic:cNvPicPr>
                   </pic:nvPicPr>
                   <pic:blipFill>
-                    <a:blip r:embed="rId8" cstate="print">
+                    <a:blip r:embed="rId9" cstate="print">
                       <a:extLst>
                         <a:ext uri="{28A0092B-C50C-407E-A947-70E740481C1C}">
                           <a14:useLocalDpi xmlns:a14="http://schemas.microsoft.com/office/drawing/2010/main" val="0"/>
@@ -1603,6 +1721,7 @@
                 <w:rFonts w:ascii="Times New Roman" w:hAnsi="Times New Roman" w:cs="Times New Roman"/>
               </w:rPr>
             </w:pPr>
+            <w:proofErr w:type="spellStart"/>
             <w:r>
               <w:rPr>
                 <w:rFonts w:ascii="Times New Roman" w:hAnsi="Times New Roman" w:cs="Times New Roman"/>
@@ -1618,6 +1737,7 @@
               </w:rPr>
               <w:t>train</w:t>
             </w:r>
+            <w:proofErr w:type="spellEnd"/>
           </w:p>
         </w:tc>
         <w:tc>
@@ -1671,11 +1791,19 @@
                 <w:rFonts w:ascii="Times New Roman" w:hAnsi="Times New Roman" w:cs="Times New Roman"/>
               </w:rPr>
             </w:pPr>
-            <w:r>
-              <w:rPr>
-                <w:rFonts w:ascii="Times New Roman" w:hAnsi="Times New Roman" w:cs="Times New Roman"/>
-              </w:rPr>
-              <w:t>SelectFromModel (canonical)</w:t>
+            <w:proofErr w:type="spellStart"/>
+            <w:r>
+              <w:rPr>
+                <w:rFonts w:ascii="Times New Roman" w:hAnsi="Times New Roman" w:cs="Times New Roman"/>
+              </w:rPr>
+              <w:t>SelectFromModel</w:t>
+            </w:r>
+            <w:proofErr w:type="spellEnd"/>
+            <w:r>
+              <w:rPr>
+                <w:rFonts w:ascii="Times New Roman" w:hAnsi="Times New Roman" w:cs="Times New Roman"/>
+              </w:rPr>
+              <w:t xml:space="preserve"> (canonical)</w:t>
             </w:r>
           </w:p>
         </w:tc>
@@ -1836,7 +1964,21 @@
               <w:rPr>
                 <w:rFonts w:ascii="Times New Roman" w:hAnsi="Times New Roman" w:cs="Times New Roman"/>
               </w:rPr>
-              <w:t>RFECV no AddHs (ablation)</w:t>
+              <w:t xml:space="preserve">RFECV no </w:t>
+            </w:r>
+            <w:proofErr w:type="spellStart"/>
+            <w:r>
+              <w:rPr>
+                <w:rFonts w:ascii="Times New Roman" w:hAnsi="Times New Roman" w:cs="Times New Roman"/>
+              </w:rPr>
+              <w:t>AddHs</w:t>
+            </w:r>
+            <w:proofErr w:type="spellEnd"/>
+            <w:r>
+              <w:rPr>
+                <w:rFonts w:ascii="Times New Roman" w:hAnsi="Times New Roman" w:cs="Times New Roman"/>
+              </w:rPr>
+              <w:t xml:space="preserve"> (ablation)</w:t>
             </w:r>
           </w:p>
         </w:tc>
@@ -1908,10 +2050,10 @@
           <w:sz w:val="22"/>
         </w:rPr>
       </w:pPr>
-      <w:bookmarkStart w:id="10" w:name="Xa9846ffce3523a898a250aff190f03dfe0d1f46"/>
-      <w:bookmarkStart w:id="11" w:name="X3c997fb2fa8788700548bac8899cff6c6c6de99"/>
+      <w:bookmarkStart w:id="9" w:name="Xa9846ffce3523a898a250aff190f03dfe0d1f46"/>
+      <w:bookmarkStart w:id="10" w:name="X3c997fb2fa8788700548bac8899cff6c6c6de99"/>
+      <w:bookmarkEnd w:id="7"/>
       <w:bookmarkEnd w:id="8"/>
-      <w:bookmarkEnd w:id="9"/>
       <w:r>
         <w:rPr>
           <w:rFonts w:ascii="Times New Roman" w:hAnsi="Times New Roman" w:cs="Times New Roman"/>
@@ -1932,6 +2074,7 @@
         </w:rPr>
         <w:t xml:space="preserve">- </w:t>
       </w:r>
+      <w:proofErr w:type="spellStart"/>
       <w:r>
         <w:rPr>
           <w:rStyle w:val="VerbatimChar"/>
@@ -1941,6 +2084,7 @@
         </w:rPr>
         <w:t>select_from_model</w:t>
       </w:r>
+      <w:proofErr w:type="spellEnd"/>
     </w:p>
     <w:tbl>
       <w:tblPr>
@@ -1965,12 +2109,21 @@
                 <w:rFonts w:ascii="Times New Roman" w:hAnsi="Times New Roman" w:cs="Times New Roman"/>
               </w:rPr>
             </w:pPr>
+            <w:proofErr w:type="spellStart"/>
             <w:r>
               <w:rPr>
                 <w:rStyle w:val="VerbatimChar"/>
                 <w:rFonts w:ascii="Times New Roman" w:hAnsi="Times New Roman" w:cs="Times New Roman"/>
               </w:rPr>
-              <w:t>S.No.</w:t>
+              <w:t>S.No</w:t>
+            </w:r>
+            <w:proofErr w:type="spellEnd"/>
+            <w:r>
+              <w:rPr>
+                <w:rStyle w:val="VerbatimChar"/>
+                <w:rFonts w:ascii="Times New Roman" w:hAnsi="Times New Roman" w:cs="Times New Roman"/>
+              </w:rPr>
+              <w:t>.</w:t>
             </w:r>
           </w:p>
         </w:tc>
@@ -2266,6 +2419,7 @@
                 <w:rFonts w:ascii="Times New Roman" w:hAnsi="Times New Roman" w:cs="Times New Roman"/>
               </w:rPr>
             </w:pPr>
+            <w:proofErr w:type="spellStart"/>
             <w:r>
               <w:rPr>
                 <w:rStyle w:val="VerbatimChar"/>
@@ -2273,6 +2427,7 @@
               </w:rPr>
               <w:t>CsBr_TO_Pb</w:t>
             </w:r>
+            <w:proofErr w:type="spellEnd"/>
           </w:p>
         </w:tc>
       </w:tr>
@@ -2310,6 +2465,7 @@
                 <w:rFonts w:ascii="Times New Roman" w:hAnsi="Times New Roman" w:cs="Times New Roman"/>
               </w:rPr>
             </w:pPr>
+            <w:proofErr w:type="spellStart"/>
             <w:r>
               <w:rPr>
                 <w:rStyle w:val="VerbatimChar"/>
@@ -2317,6 +2473,7 @@
               </w:rPr>
               <w:t>CsI_TO_Pb</w:t>
             </w:r>
+            <w:proofErr w:type="spellEnd"/>
           </w:p>
         </w:tc>
       </w:tr>
@@ -2354,6 +2511,7 @@
                 <w:rFonts w:ascii="Times New Roman" w:hAnsi="Times New Roman" w:cs="Times New Roman"/>
               </w:rPr>
             </w:pPr>
+            <w:proofErr w:type="spellStart"/>
             <w:r>
               <w:rPr>
                 <w:rStyle w:val="VerbatimChar"/>
@@ -2361,6 +2519,7 @@
               </w:rPr>
               <w:t>FABr_TO_Pb</w:t>
             </w:r>
+            <w:proofErr w:type="spellEnd"/>
           </w:p>
         </w:tc>
       </w:tr>
@@ -2382,6 +2541,7 @@
                 <w:rStyle w:val="VerbatimChar"/>
                 <w:rFonts w:ascii="Times New Roman" w:hAnsi="Times New Roman" w:cs="Times New Roman"/>
               </w:rPr>
+              <w:lastRenderedPageBreak/>
               <w:t>9</w:t>
             </w:r>
           </w:p>
@@ -2514,7 +2674,6 @@
                 <w:rStyle w:val="VerbatimChar"/>
                 <w:rFonts w:ascii="Times New Roman" w:hAnsi="Times New Roman" w:cs="Times New Roman"/>
               </w:rPr>
-              <w:lastRenderedPageBreak/>
               <w:t>12</w:t>
             </w:r>
           </w:p>
@@ -2616,8 +2775,8 @@
           <w:rFonts w:ascii="Times New Roman" w:hAnsi="Times New Roman" w:cs="Times New Roman"/>
         </w:rPr>
       </w:pPr>
-      <w:bookmarkStart w:id="12" w:name="Xc6294c88eca38efb2bec295c942ce5f97bd1989"/>
-      <w:bookmarkEnd w:id="10"/>
+      <w:bookmarkStart w:id="11" w:name="Xc6294c88eca38efb2bec295c942ce5f97bd1989"/>
+      <w:bookmarkEnd w:id="9"/>
       <w:r>
         <w:rPr>
           <w:rFonts w:ascii="Times New Roman" w:hAnsi="Times New Roman" w:cs="Times New Roman"/>
@@ -3127,6 +3286,7 @@
                 <w:lang w:val="en-IN" w:eastAsia="en-IN"/>
               </w:rPr>
             </w:pPr>
+            <w:proofErr w:type="spellStart"/>
             <w:r>
               <w:rPr>
                 <w:rFonts w:ascii="Times New Roman" w:eastAsia="Times New Roman" w:hAnsi="Times New Roman" w:cs="Times New Roman"/>
@@ -3137,6 +3297,7 @@
               </w:rPr>
               <w:t>CsBr_TO_Pb</w:t>
             </w:r>
+            <w:proofErr w:type="spellEnd"/>
           </w:p>
         </w:tc>
       </w:tr>
@@ -3193,6 +3354,7 @@
                 <w:lang w:val="en-IN" w:eastAsia="en-IN"/>
               </w:rPr>
             </w:pPr>
+            <w:proofErr w:type="spellStart"/>
             <w:r>
               <w:rPr>
                 <w:rFonts w:ascii="Times New Roman" w:eastAsia="Times New Roman" w:hAnsi="Times New Roman" w:cs="Times New Roman"/>
@@ -3203,6 +3365,7 @@
               </w:rPr>
               <w:t>CsI_TO_Pb</w:t>
             </w:r>
+            <w:proofErr w:type="spellEnd"/>
           </w:p>
         </w:tc>
       </w:tr>
@@ -3259,6 +3422,7 @@
                 <w:lang w:val="en-IN" w:eastAsia="en-IN"/>
               </w:rPr>
             </w:pPr>
+            <w:proofErr w:type="spellStart"/>
             <w:r>
               <w:rPr>
                 <w:rFonts w:ascii="Times New Roman" w:eastAsia="Times New Roman" w:hAnsi="Times New Roman" w:cs="Times New Roman"/>
@@ -3269,6 +3433,7 @@
               </w:rPr>
               <w:t>FABr_TO_Pb</w:t>
             </w:r>
+            <w:proofErr w:type="spellEnd"/>
           </w:p>
         </w:tc>
       </w:tr>
@@ -3523,6 +3688,7 @@
                 <w:lang w:val="en-IN" w:eastAsia="en-IN"/>
               </w:rPr>
             </w:pPr>
+            <w:proofErr w:type="spellStart"/>
             <w:r>
               <w:rPr>
                 <w:rFonts w:ascii="Times New Roman" w:eastAsia="Times New Roman" w:hAnsi="Times New Roman" w:cs="Times New Roman"/>
@@ -3533,6 +3699,7 @@
               </w:rPr>
               <w:t>Pri_qed</w:t>
             </w:r>
+            <w:proofErr w:type="spellEnd"/>
           </w:p>
         </w:tc>
       </w:tr>
@@ -3589,6 +3756,7 @@
                 <w:lang w:val="en-IN" w:eastAsia="en-IN"/>
               </w:rPr>
             </w:pPr>
+            <w:proofErr w:type="spellStart"/>
             <w:r>
               <w:rPr>
                 <w:rFonts w:ascii="Times New Roman" w:eastAsia="Times New Roman" w:hAnsi="Times New Roman" w:cs="Times New Roman"/>
@@ -3599,6 +3767,7 @@
               </w:rPr>
               <w:t>Pri_SPS</w:t>
             </w:r>
+            <w:proofErr w:type="spellEnd"/>
           </w:p>
         </w:tc>
       </w:tr>
@@ -4381,6 +4550,7 @@
                 <w:lang w:val="en-IN" w:eastAsia="en-IN"/>
               </w:rPr>
             </w:pPr>
+            <w:proofErr w:type="spellStart"/>
             <w:r>
               <w:rPr>
                 <w:rFonts w:ascii="Times New Roman" w:eastAsia="Times New Roman" w:hAnsi="Times New Roman" w:cs="Times New Roman"/>
@@ -4391,6 +4561,7 @@
               </w:rPr>
               <w:t>Pri_NumHeteroatoms</w:t>
             </w:r>
+            <w:proofErr w:type="spellEnd"/>
           </w:p>
         </w:tc>
       </w:tr>
@@ -4447,6 +4618,7 @@
                 <w:lang w:val="en-IN" w:eastAsia="en-IN"/>
               </w:rPr>
             </w:pPr>
+            <w:proofErr w:type="spellStart"/>
             <w:r>
               <w:rPr>
                 <w:rFonts w:ascii="Times New Roman" w:eastAsia="Times New Roman" w:hAnsi="Times New Roman" w:cs="Times New Roman"/>
@@ -4457,6 +4629,7 @@
               </w:rPr>
               <w:t>Pri_NumRotatableBonds</w:t>
             </w:r>
+            <w:proofErr w:type="spellEnd"/>
           </w:p>
         </w:tc>
       </w:tr>
@@ -4513,6 +4686,7 @@
                 <w:lang w:val="en-IN" w:eastAsia="en-IN"/>
               </w:rPr>
             </w:pPr>
+            <w:proofErr w:type="spellStart"/>
             <w:r>
               <w:rPr>
                 <w:rFonts w:ascii="Times New Roman" w:eastAsia="Times New Roman" w:hAnsi="Times New Roman" w:cs="Times New Roman"/>
@@ -4523,6 +4697,7 @@
               </w:rPr>
               <w:t>Pri_Phi</w:t>
             </w:r>
+            <w:proofErr w:type="spellEnd"/>
           </w:p>
         </w:tc>
       </w:tr>
@@ -4813,10 +4988,10 @@
         </w:rPr>
         <w:t xml:space="preserve"> (226, 31) and (57, 31).</w:t>
       </w:r>
+      <w:bookmarkStart w:id="12" w:name="X5758a05e4d1114184e04329a0e293df1d87b703"/>
       <w:bookmarkStart w:id="13" w:name="X295a700937281053400126eb363a2a14201ebfe"/>
-      <w:bookmarkStart w:id="14" w:name="X5758a05e4d1114184e04329a0e293df1d87b703"/>
+      <w:bookmarkEnd w:id="10"/>
       <w:bookmarkEnd w:id="11"/>
-      <w:bookmarkEnd w:id="12"/>
     </w:p>
     <w:p>
       <w:pPr>
@@ -4831,13 +5006,42 @@
           <w:b/>
           <w:bCs/>
         </w:rPr>
+        <w:lastRenderedPageBreak/>
         <w:t>Table S7</w:t>
       </w:r>
       <w:r>
         <w:rPr>
           <w:rFonts w:ascii="Times New Roman" w:hAnsi="Times New Roman" w:cs="Times New Roman"/>
         </w:rPr>
-        <w:t xml:space="preserve">. Emission Photon Energy —SelectFromModel (13 features)+ Hyperparameter-tuned model. </w:t>
+        <w:t>. Emission Photon Energy —</w:t>
+      </w:r>
+      <w:proofErr w:type="spellStart"/>
+      <w:r>
+        <w:rPr>
+          <w:rFonts w:ascii="Times New Roman" w:hAnsi="Times New Roman" w:cs="Times New Roman"/>
+        </w:rPr>
+        <w:t>SelectFromModel</w:t>
+      </w:r>
+      <w:proofErr w:type="spellEnd"/>
+      <w:r>
+        <w:rPr>
+          <w:rFonts w:ascii="Times New Roman" w:hAnsi="Times New Roman" w:cs="Times New Roman"/>
+        </w:rPr>
+        <w:t xml:space="preserve"> (13 </w:t>
+      </w:r>
+      <w:proofErr w:type="gramStart"/>
+      <w:r>
+        <w:rPr>
+          <w:rFonts w:ascii="Times New Roman" w:hAnsi="Times New Roman" w:cs="Times New Roman"/>
+        </w:rPr>
+        <w:t>features)+</w:t>
+      </w:r>
+      <w:proofErr w:type="gramEnd"/>
+      <w:r>
+        <w:rPr>
+          <w:rFonts w:ascii="Times New Roman" w:hAnsi="Times New Roman" w:cs="Times New Roman"/>
+        </w:rPr>
+        <w:t xml:space="preserve"> Hyperparameter-tuned model. </w:t>
       </w:r>
       <w:r>
         <w:rPr>
@@ -4847,6 +5051,7 @@
         </w:rPr>
         <w:t xml:space="preserve">Source: </w:t>
       </w:r>
+      <w:proofErr w:type="spellStart"/>
       <w:r>
         <w:rPr>
           <w:rStyle w:val="VerbatimChar"/>
@@ -4854,8 +5059,20 @@
           <w:i/>
           <w:iCs/>
         </w:rPr>
-        <w:t>add_hydrogens_tuned_select_from_model.ipynb</w:t>
-      </w:r>
+        <w:t>add_hydrogens_tuned_select_from_</w:t>
+      </w:r>
+      <w:proofErr w:type="gramStart"/>
+      <w:r>
+        <w:rPr>
+          <w:rStyle w:val="VerbatimChar"/>
+          <w:rFonts w:ascii="Times New Roman" w:hAnsi="Times New Roman" w:cs="Times New Roman"/>
+          <w:i/>
+          <w:iCs/>
+        </w:rPr>
+        <w:t>model.ipynb</w:t>
+      </w:r>
+      <w:proofErr w:type="spellEnd"/>
+      <w:proofErr w:type="gramEnd"/>
       <w:r>
         <w:rPr>
           <w:rStyle w:val="VerbatimChar"/>
@@ -5019,7 +5236,6 @@
               <w:rPr>
                 <w:rFonts w:ascii="Times New Roman" w:hAnsi="Times New Roman" w:cs="Times New Roman"/>
               </w:rPr>
-              <w:lastRenderedPageBreak/>
               <w:t>1</w:t>
             </w:r>
           </w:p>
@@ -5237,12 +5453,14 @@
                 <w:rFonts w:ascii="Times New Roman" w:hAnsi="Times New Roman" w:cs="Times New Roman"/>
               </w:rPr>
             </w:pPr>
+            <w:proofErr w:type="spellStart"/>
             <w:r>
               <w:rPr>
                 <w:rFonts w:ascii="Times New Roman" w:hAnsi="Times New Roman" w:cs="Times New Roman"/>
               </w:rPr>
               <w:t>CatBoost</w:t>
             </w:r>
+            <w:proofErr w:type="spellEnd"/>
           </w:p>
         </w:tc>
         <w:tc>
@@ -5334,12 +5552,14 @@
                 <w:rFonts w:ascii="Times New Roman" w:hAnsi="Times New Roman" w:cs="Times New Roman"/>
               </w:rPr>
             </w:pPr>
+            <w:proofErr w:type="spellStart"/>
             <w:r>
               <w:rPr>
                 <w:rFonts w:ascii="Times New Roman" w:hAnsi="Times New Roman" w:cs="Times New Roman"/>
               </w:rPr>
               <w:t>XGBoost</w:t>
             </w:r>
+            <w:proofErr w:type="spellEnd"/>
           </w:p>
         </w:tc>
         <w:tc>
@@ -5504,8 +5724,8 @@
           <w:rFonts w:ascii="Times New Roman" w:hAnsi="Times New Roman" w:cs="Times New Roman"/>
         </w:rPr>
       </w:pPr>
-      <w:bookmarkStart w:id="15" w:name="X1cb5bc80f6d4c3ce9eddce6ec56a11aaf1c3f64"/>
-      <w:bookmarkEnd w:id="14"/>
+      <w:bookmarkStart w:id="14" w:name="X1cb5bc80f6d4c3ce9eddce6ec56a11aaf1c3f64"/>
+      <w:bookmarkEnd w:id="12"/>
     </w:p>
     <w:p>
       <w:pPr>
@@ -5535,7 +5755,7 @@
                     </pic:cNvPicPr>
                   </pic:nvPicPr>
                   <pic:blipFill>
-                    <a:blip r:embed="rId9" cstate="print">
+                    <a:blip r:embed="rId10" cstate="print">
                       <a:extLst>
                         <a:ext uri="{28A0092B-C50C-407E-A947-70E740481C1C}">
                           <a14:useLocalDpi xmlns:a14="http://schemas.microsoft.com/office/drawing/2010/main" val="0"/>
@@ -5615,7 +5835,21 @@
         <w:rPr>
           <w:rFonts w:ascii="Times New Roman" w:hAnsi="Times New Roman" w:cs="Times New Roman"/>
         </w:rPr>
-        <w:t>RBF model across all 283 samples. Each bar represents one fold. The dashed line indicates the mean and the shaded band represents ±1 standard deviation across folds.</w:t>
+        <w:t xml:space="preserve">RBF model across all 283 samples. Each bar represents </w:t>
+      </w:r>
+      <w:proofErr w:type="gramStart"/>
+      <w:r>
+        <w:rPr>
+          <w:rFonts w:ascii="Times New Roman" w:hAnsi="Times New Roman" w:cs="Times New Roman"/>
+        </w:rPr>
+        <w:t>one fold</w:t>
+      </w:r>
+      <w:proofErr w:type="gramEnd"/>
+      <w:r>
+        <w:rPr>
+          <w:rFonts w:ascii="Times New Roman" w:hAnsi="Times New Roman" w:cs="Times New Roman"/>
+        </w:rPr>
+        <w:t>. The dashed line indicates the mean and the shaded band represents ±1 standard deviation across folds.</w:t>
       </w:r>
     </w:p>
     <w:p>
@@ -5655,7 +5889,7 @@
                     </pic:cNvPicPr>
                   </pic:nvPicPr>
                   <pic:blipFill>
-                    <a:blip r:embed="rId10" cstate="print">
+                    <a:blip r:embed="rId11" cstate="print">
                       <a:extLst>
                         <a:ext uri="{28A0092B-C50C-407E-A947-70E740481C1C}">
                           <a14:useLocalDpi xmlns:a14="http://schemas.microsoft.com/office/drawing/2010/main" val="0"/>
@@ -5760,7 +5994,7 @@
                     <pic:cNvPicPr/>
                   </pic:nvPicPr>
                   <pic:blipFill>
-                    <a:blip r:embed="rId11" cstate="print">
+                    <a:blip r:embed="rId12" cstate="print">
                       <a:extLst>
                         <a:ext uri="{28A0092B-C50C-407E-A947-70E740481C1C}">
                           <a14:useLocalDpi xmlns:a14="http://schemas.microsoft.com/office/drawing/2010/main" val="0"/>
@@ -5834,11 +6068,19 @@
         </w:rPr>
         <w:t xml:space="preserve"> SHAP for the </w:t>
       </w:r>
-      <w:r>
-        <w:rPr>
-          <w:rFonts w:ascii="Times New Roman" w:hAnsi="Times New Roman" w:cs="Times New Roman"/>
-        </w:rPr>
-        <w:t>select_from_model +</w:t>
+      <w:proofErr w:type="spellStart"/>
+      <w:r>
+        <w:rPr>
+          <w:rFonts w:ascii="Times New Roman" w:hAnsi="Times New Roman" w:cs="Times New Roman"/>
+        </w:rPr>
+        <w:t>select_from_model</w:t>
+      </w:r>
+      <w:proofErr w:type="spellEnd"/>
+      <w:r>
+        <w:rPr>
+          <w:rFonts w:ascii="Times New Roman" w:hAnsi="Times New Roman" w:cs="Times New Roman"/>
+        </w:rPr>
+        <w:t xml:space="preserve"> +</w:t>
       </w:r>
       <w:r>
         <w:rPr>
@@ -5895,7 +6137,7 @@
                     <pic:cNvPicPr/>
                   </pic:nvPicPr>
                   <pic:blipFill>
-                    <a:blip r:embed="rId12" cstate="print">
+                    <a:blip r:embed="rId13" cstate="print">
                       <a:extLst>
                         <a:ext uri="{28A0092B-C50C-407E-A947-70E740481C1C}">
                           <a14:useLocalDpi xmlns:a14="http://schemas.microsoft.com/office/drawing/2010/main" val="0"/>
@@ -5969,11 +6211,19 @@
         </w:rPr>
         <w:t xml:space="preserve"> SHAP for the </w:t>
       </w:r>
-      <w:r>
-        <w:rPr>
-          <w:rFonts w:ascii="Times New Roman" w:hAnsi="Times New Roman" w:cs="Times New Roman"/>
-        </w:rPr>
-        <w:t>select_from_model +</w:t>
+      <w:proofErr w:type="spellStart"/>
+      <w:r>
+        <w:rPr>
+          <w:rFonts w:ascii="Times New Roman" w:hAnsi="Times New Roman" w:cs="Times New Roman"/>
+        </w:rPr>
+        <w:t>select_from_model</w:t>
+      </w:r>
+      <w:proofErr w:type="spellEnd"/>
+      <w:r>
+        <w:rPr>
+          <w:rFonts w:ascii="Times New Roman" w:hAnsi="Times New Roman" w:cs="Times New Roman"/>
+        </w:rPr>
+        <w:t xml:space="preserve"> +</w:t>
       </w:r>
       <w:r>
         <w:rPr>
@@ -5983,11 +6233,19 @@
         </w:rPr>
         <w:t xml:space="preserve"> </w:t>
       </w:r>
-      <w:r>
-        <w:rPr>
-          <w:rFonts w:ascii="Times New Roman" w:hAnsi="Times New Roman" w:cs="Times New Roman"/>
-        </w:rPr>
-        <w:t>Catboost model</w:t>
+      <w:proofErr w:type="spellStart"/>
+      <w:r>
+        <w:rPr>
+          <w:rFonts w:ascii="Times New Roman" w:hAnsi="Times New Roman" w:cs="Times New Roman"/>
+        </w:rPr>
+        <w:t>Catboost</w:t>
+      </w:r>
+      <w:proofErr w:type="spellEnd"/>
+      <w:r>
+        <w:rPr>
+          <w:rFonts w:ascii="Times New Roman" w:hAnsi="Times New Roman" w:cs="Times New Roman"/>
+        </w:rPr>
+        <w:t xml:space="preserve"> model</w:t>
       </w:r>
       <w:r>
         <w:rPr>
@@ -6026,7 +6284,7 @@
                     <pic:cNvPicPr/>
                   </pic:nvPicPr>
                   <pic:blipFill>
-                    <a:blip r:embed="rId13" cstate="print">
+                    <a:blip r:embed="rId14" cstate="print">
                       <a:extLst>
                         <a:ext uri="{28A0092B-C50C-407E-A947-70E740481C1C}">
                           <a14:useLocalDpi xmlns:a14="http://schemas.microsoft.com/office/drawing/2010/main" val="0"/>
@@ -6100,11 +6358,19 @@
         </w:rPr>
         <w:t xml:space="preserve"> SHAP for the </w:t>
       </w:r>
-      <w:r>
-        <w:rPr>
-          <w:rFonts w:ascii="Times New Roman" w:hAnsi="Times New Roman" w:cs="Times New Roman"/>
-        </w:rPr>
-        <w:t>select_from_model +</w:t>
+      <w:proofErr w:type="spellStart"/>
+      <w:r>
+        <w:rPr>
+          <w:rFonts w:ascii="Times New Roman" w:hAnsi="Times New Roman" w:cs="Times New Roman"/>
+        </w:rPr>
+        <w:t>select_from_model</w:t>
+      </w:r>
+      <w:proofErr w:type="spellEnd"/>
+      <w:r>
+        <w:rPr>
+          <w:rFonts w:ascii="Times New Roman" w:hAnsi="Times New Roman" w:cs="Times New Roman"/>
+        </w:rPr>
+        <w:t xml:space="preserve"> +</w:t>
       </w:r>
       <w:r>
         <w:rPr>
@@ -6114,12 +6380,14 @@
         </w:rPr>
         <w:t xml:space="preserve"> </w:t>
       </w:r>
+      <w:proofErr w:type="spellStart"/>
       <w:r>
         <w:rPr>
           <w:rFonts w:ascii="Times New Roman" w:hAnsi="Times New Roman" w:cs="Times New Roman"/>
         </w:rPr>
         <w:t>XGBoost</w:t>
       </w:r>
+      <w:proofErr w:type="spellEnd"/>
       <w:r>
         <w:rPr>
           <w:rFonts w:ascii="Times New Roman" w:hAnsi="Times New Roman" w:cs="Times New Roman"/>
@@ -6172,7 +6440,7 @@
                     <pic:cNvPicPr/>
                   </pic:nvPicPr>
                   <pic:blipFill>
-                    <a:blip r:embed="rId14" cstate="print">
+                    <a:blip r:embed="rId15" cstate="print">
                       <a:extLst>
                         <a:ext uri="{28A0092B-C50C-407E-A947-70E740481C1C}">
                           <a14:useLocalDpi xmlns:a14="http://schemas.microsoft.com/office/drawing/2010/main" val="0"/>
@@ -6246,11 +6514,19 @@
         </w:rPr>
         <w:t xml:space="preserve"> SHAP for the </w:t>
       </w:r>
-      <w:r>
-        <w:rPr>
-          <w:rFonts w:ascii="Times New Roman" w:hAnsi="Times New Roman" w:cs="Times New Roman"/>
-        </w:rPr>
-        <w:t>select_from_model +</w:t>
+      <w:proofErr w:type="spellStart"/>
+      <w:r>
+        <w:rPr>
+          <w:rFonts w:ascii="Times New Roman" w:hAnsi="Times New Roman" w:cs="Times New Roman"/>
+        </w:rPr>
+        <w:t>select_from_model</w:t>
+      </w:r>
+      <w:proofErr w:type="spellEnd"/>
+      <w:r>
+        <w:rPr>
+          <w:rFonts w:ascii="Times New Roman" w:hAnsi="Times New Roman" w:cs="Times New Roman"/>
+        </w:rPr>
+        <w:t xml:space="preserve"> +</w:t>
       </w:r>
       <w:r>
         <w:rPr>
@@ -6298,7 +6574,21 @@
         <w:rPr>
           <w:rFonts w:ascii="Times New Roman" w:hAnsi="Times New Roman" w:cs="Times New Roman"/>
         </w:rPr>
-        <w:t xml:space="preserve">. Emission Photon Energy — RFECV (31 features)+ Hyperparameter-tuned model. </w:t>
+        <w:t xml:space="preserve">. Emission Photon Energy — RFECV (31 </w:t>
+      </w:r>
+      <w:proofErr w:type="gramStart"/>
+      <w:r>
+        <w:rPr>
+          <w:rFonts w:ascii="Times New Roman" w:hAnsi="Times New Roman" w:cs="Times New Roman"/>
+        </w:rPr>
+        <w:t>features)+</w:t>
+      </w:r>
+      <w:proofErr w:type="gramEnd"/>
+      <w:r>
+        <w:rPr>
+          <w:rFonts w:ascii="Times New Roman" w:hAnsi="Times New Roman" w:cs="Times New Roman"/>
+        </w:rPr>
+        <w:t xml:space="preserve"> Hyperparameter-tuned model. </w:t>
       </w:r>
       <w:r>
         <w:rPr>
@@ -6308,6 +6598,7 @@
         </w:rPr>
         <w:t xml:space="preserve">Source: </w:t>
       </w:r>
+      <w:proofErr w:type="spellStart"/>
       <w:r>
         <w:rPr>
           <w:rStyle w:val="VerbatimChar"/>
@@ -6315,8 +6606,20 @@
           <w:i/>
           <w:iCs/>
         </w:rPr>
-        <w:t>add_hydrogens_tuned_rfecv.ipynb</w:t>
-      </w:r>
+        <w:t>add_hydrogens_tuned_</w:t>
+      </w:r>
+      <w:proofErr w:type="gramStart"/>
+      <w:r>
+        <w:rPr>
+          <w:rStyle w:val="VerbatimChar"/>
+          <w:rFonts w:ascii="Times New Roman" w:hAnsi="Times New Roman" w:cs="Times New Roman"/>
+          <w:i/>
+          <w:iCs/>
+        </w:rPr>
+        <w:t>rfecv.ipynb</w:t>
+      </w:r>
+      <w:proofErr w:type="spellEnd"/>
+      <w:proofErr w:type="gramEnd"/>
       <w:r>
         <w:rPr>
           <w:rStyle w:val="VerbatimChar"/>
@@ -6697,12 +7000,14 @@
                 <w:rFonts w:ascii="Times New Roman" w:hAnsi="Times New Roman" w:cs="Times New Roman"/>
               </w:rPr>
             </w:pPr>
+            <w:proofErr w:type="spellStart"/>
             <w:r>
               <w:rPr>
                 <w:rFonts w:ascii="Times New Roman" w:hAnsi="Times New Roman" w:cs="Times New Roman"/>
               </w:rPr>
               <w:t>CatBoost</w:t>
             </w:r>
+            <w:proofErr w:type="spellEnd"/>
           </w:p>
         </w:tc>
         <w:tc>
@@ -6794,12 +7099,14 @@
                 <w:rFonts w:ascii="Times New Roman" w:hAnsi="Times New Roman" w:cs="Times New Roman"/>
               </w:rPr>
             </w:pPr>
+            <w:proofErr w:type="spellStart"/>
             <w:r>
               <w:rPr>
                 <w:rFonts w:ascii="Times New Roman" w:hAnsi="Times New Roman" w:cs="Times New Roman"/>
               </w:rPr>
               <w:t>XGBoost</w:t>
             </w:r>
+            <w:proofErr w:type="spellEnd"/>
           </w:p>
         </w:tc>
         <w:tc>
@@ -6968,8 +7275,8 @@
           <w:bCs/>
         </w:rPr>
       </w:pPr>
-      <w:bookmarkStart w:id="16" w:name="X7d3e0bd96a7421a504b6e0a2a462006d5a61d5d"/>
-      <w:bookmarkEnd w:id="15"/>
+      <w:bookmarkStart w:id="15" w:name="X7d3e0bd96a7421a504b6e0a2a462006d5a61d5d"/>
+      <w:bookmarkEnd w:id="14"/>
     </w:p>
     <w:p>
       <w:pPr>
@@ -7005,7 +7312,7 @@
                     <pic:cNvPicPr/>
                   </pic:nvPicPr>
                   <pic:blipFill>
-                    <a:blip r:embed="rId15" cstate="print">
+                    <a:blip r:embed="rId16" cstate="print">
                       <a:extLst>
                         <a:ext uri="{28A0092B-C50C-407E-A947-70E740481C1C}">
                           <a14:useLocalDpi xmlns:a14="http://schemas.microsoft.com/office/drawing/2010/main" val="0"/>
@@ -7151,7 +7458,7 @@
                     <pic:cNvPicPr/>
                   </pic:nvPicPr>
                   <pic:blipFill>
-                    <a:blip r:embed="rId16" cstate="print">
+                    <a:blip r:embed="rId17" cstate="print">
                       <a:extLst>
                         <a:ext uri="{28A0092B-C50C-407E-A947-70E740481C1C}">
                           <a14:useLocalDpi xmlns:a14="http://schemas.microsoft.com/office/drawing/2010/main" val="0"/>
@@ -7297,7 +7604,7 @@
                     <pic:cNvPicPr/>
                   </pic:nvPicPr>
                   <pic:blipFill>
-                    <a:blip r:embed="rId17" cstate="print">
+                    <a:blip r:embed="rId18" cstate="print">
                       <a:extLst>
                         <a:ext uri="{28A0092B-C50C-407E-A947-70E740481C1C}">
                           <a14:useLocalDpi xmlns:a14="http://schemas.microsoft.com/office/drawing/2010/main" val="0"/>
@@ -7391,12 +7698,14 @@
         </w:rPr>
         <w:t xml:space="preserve"> </w:t>
       </w:r>
+      <w:proofErr w:type="spellStart"/>
       <w:r>
         <w:rPr>
           <w:rFonts w:ascii="Times New Roman" w:hAnsi="Times New Roman" w:cs="Times New Roman"/>
         </w:rPr>
         <w:t>CatBoost</w:t>
       </w:r>
+      <w:proofErr w:type="spellEnd"/>
       <w:r>
         <w:rPr>
           <w:rFonts w:ascii="Times New Roman" w:hAnsi="Times New Roman" w:cs="Times New Roman"/>
@@ -7443,7 +7752,7 @@
                     <pic:cNvPicPr/>
                   </pic:nvPicPr>
                   <pic:blipFill>
-                    <a:blip r:embed="rId18" cstate="print">
+                    <a:blip r:embed="rId19" cstate="print">
                       <a:extLst>
                         <a:ext uri="{28A0092B-C50C-407E-A947-70E740481C1C}">
                           <a14:useLocalDpi xmlns:a14="http://schemas.microsoft.com/office/drawing/2010/main" val="0"/>
@@ -7547,12 +7856,14 @@
         </w:rPr>
         <w:t xml:space="preserve"> </w:t>
       </w:r>
+      <w:proofErr w:type="spellStart"/>
       <w:r>
         <w:rPr>
           <w:rFonts w:ascii="Times New Roman" w:hAnsi="Times New Roman" w:cs="Times New Roman"/>
         </w:rPr>
         <w:t>XGBoost</w:t>
       </w:r>
+      <w:proofErr w:type="spellEnd"/>
       <w:r>
         <w:rPr>
           <w:rFonts w:ascii="Times New Roman" w:hAnsi="Times New Roman" w:cs="Times New Roman"/>
@@ -7607,7 +7918,7 @@
                     <pic:cNvPicPr/>
                   </pic:nvPicPr>
                   <pic:blipFill>
-                    <a:blip r:embed="rId19" cstate="print">
+                    <a:blip r:embed="rId20" cstate="print">
                       <a:extLst>
                         <a:ext uri="{28A0092B-C50C-407E-A947-70E740481C1C}">
                           <a14:useLocalDpi xmlns:a14="http://schemas.microsoft.com/office/drawing/2010/main" val="0"/>
@@ -7769,6 +8080,7 @@
         </w:rPr>
         <w:t xml:space="preserve">Source: </w:t>
       </w:r>
+      <w:proofErr w:type="spellStart"/>
       <w:r>
         <w:rPr>
           <w:rStyle w:val="VerbatimChar"/>
@@ -7776,8 +8088,20 @@
           <w:i/>
           <w:iCs/>
         </w:rPr>
-        <w:t>add_hydrogens_baseline_rfecv.ipynb</w:t>
-      </w:r>
+        <w:t>add_hydrogens_baseline_</w:t>
+      </w:r>
+      <w:proofErr w:type="gramStart"/>
+      <w:r>
+        <w:rPr>
+          <w:rStyle w:val="VerbatimChar"/>
+          <w:rFonts w:ascii="Times New Roman" w:hAnsi="Times New Roman" w:cs="Times New Roman"/>
+          <w:i/>
+          <w:iCs/>
+        </w:rPr>
+        <w:t>rfecv.ipynb</w:t>
+      </w:r>
+      <w:proofErr w:type="spellEnd"/>
+      <w:proofErr w:type="gramEnd"/>
       <w:r>
         <w:rPr>
           <w:rStyle w:val="VerbatimChar"/>
@@ -8054,12 +8378,14 @@
                 <w:rFonts w:ascii="Times New Roman" w:hAnsi="Times New Roman" w:cs="Times New Roman"/>
               </w:rPr>
             </w:pPr>
+            <w:proofErr w:type="spellStart"/>
             <w:r>
               <w:rPr>
                 <w:rFonts w:ascii="Times New Roman" w:hAnsi="Times New Roman" w:cs="Times New Roman"/>
               </w:rPr>
               <w:t>CatBoost</w:t>
             </w:r>
+            <w:proofErr w:type="spellEnd"/>
           </w:p>
         </w:tc>
         <w:tc>
@@ -8248,12 +8574,14 @@
                 <w:rFonts w:ascii="Times New Roman" w:hAnsi="Times New Roman" w:cs="Times New Roman"/>
               </w:rPr>
             </w:pPr>
+            <w:proofErr w:type="spellStart"/>
             <w:r>
               <w:rPr>
                 <w:rFonts w:ascii="Times New Roman" w:hAnsi="Times New Roman" w:cs="Times New Roman"/>
               </w:rPr>
               <w:t>XGBoost</w:t>
             </w:r>
+            <w:proofErr w:type="spellEnd"/>
           </w:p>
         </w:tc>
         <w:tc>
@@ -8418,8 +8746,8 @@
           <w:rFonts w:ascii="Times New Roman" w:hAnsi="Times New Roman" w:cs="Times New Roman"/>
         </w:rPr>
       </w:pPr>
-      <w:bookmarkStart w:id="17" w:name="Xd056d7851c03621c04f562f63d35a75376987bf"/>
-      <w:bookmarkEnd w:id="16"/>
+      <w:bookmarkStart w:id="16" w:name="Xd056d7851c03621c04f562f63d35a75376987bf"/>
+      <w:bookmarkEnd w:id="15"/>
     </w:p>
     <w:p>
       <w:pPr>
@@ -8455,7 +8783,7 @@
                     <pic:cNvPicPr/>
                   </pic:nvPicPr>
                   <pic:blipFill>
-                    <a:blip r:embed="rId20" cstate="print">
+                    <a:blip r:embed="rId21" cstate="print">
                       <a:extLst>
                         <a:ext uri="{28A0092B-C50C-407E-A947-70E740481C1C}">
                           <a14:useLocalDpi xmlns:a14="http://schemas.microsoft.com/office/drawing/2010/main" val="0"/>
@@ -8606,7 +8934,7 @@
                     <pic:cNvPicPr/>
                   </pic:nvPicPr>
                   <pic:blipFill>
-                    <a:blip r:embed="rId21" cstate="print">
+                    <a:blip r:embed="rId22" cstate="print">
                       <a:extLst>
                         <a:ext uri="{28A0092B-C50C-407E-A947-70E740481C1C}">
                           <a14:useLocalDpi xmlns:a14="http://schemas.microsoft.com/office/drawing/2010/main" val="0"/>
@@ -8700,17 +9028,27 @@
         </w:rPr>
         <w:t xml:space="preserve"> </w:t>
       </w:r>
+      <w:proofErr w:type="spellStart"/>
+      <w:proofErr w:type="gramStart"/>
       <w:r>
         <w:rPr>
           <w:rFonts w:ascii="Times New Roman" w:hAnsi="Times New Roman" w:cs="Times New Roman"/>
         </w:rPr>
         <w:t>CatBoost</w:t>
       </w:r>
-      <w:r>
-        <w:rPr>
-          <w:rFonts w:ascii="Times New Roman" w:hAnsi="Times New Roman" w:cs="Times New Roman"/>
-        </w:rPr>
-        <w:t xml:space="preserve">  model without hyperparameter tuning</w:t>
+      <w:proofErr w:type="spellEnd"/>
+      <w:r>
+        <w:rPr>
+          <w:rFonts w:ascii="Times New Roman" w:hAnsi="Times New Roman" w:cs="Times New Roman"/>
+        </w:rPr>
+        <w:t xml:space="preserve">  model</w:t>
+      </w:r>
+      <w:proofErr w:type="gramEnd"/>
+      <w:r>
+        <w:rPr>
+          <w:rFonts w:ascii="Times New Roman" w:hAnsi="Times New Roman" w:cs="Times New Roman"/>
+        </w:rPr>
+        <w:t xml:space="preserve"> without hyperparameter tuning</w:t>
       </w:r>
       <w:r>
         <w:rPr>
@@ -8758,7 +9096,7 @@
                     <pic:cNvPicPr/>
                   </pic:nvPicPr>
                   <pic:blipFill>
-                    <a:blip r:embed="rId22" cstate="print">
+                    <a:blip r:embed="rId23" cstate="print">
                       <a:extLst>
                         <a:ext uri="{28A0092B-C50C-407E-A947-70E740481C1C}">
                           <a14:useLocalDpi xmlns:a14="http://schemas.microsoft.com/office/drawing/2010/main" val="0"/>
@@ -8910,7 +9248,7 @@
                     <pic:cNvPicPr/>
                   </pic:nvPicPr>
                   <pic:blipFill>
-                    <a:blip r:embed="rId23" cstate="print">
+                    <a:blip r:embed="rId24" cstate="print">
                       <a:extLst>
                         <a:ext uri="{28A0092B-C50C-407E-A947-70E740481C1C}">
                           <a14:useLocalDpi xmlns:a14="http://schemas.microsoft.com/office/drawing/2010/main" val="0"/>
@@ -9004,12 +9342,14 @@
         </w:rPr>
         <w:t xml:space="preserve"> </w:t>
       </w:r>
+      <w:proofErr w:type="spellStart"/>
       <w:r>
         <w:rPr>
           <w:rFonts w:ascii="Times New Roman" w:hAnsi="Times New Roman" w:cs="Times New Roman"/>
         </w:rPr>
         <w:t>XGBoost</w:t>
       </w:r>
+      <w:proofErr w:type="spellEnd"/>
       <w:r>
         <w:rPr>
           <w:rFonts w:ascii="Times New Roman" w:hAnsi="Times New Roman" w:cs="Times New Roman"/>
@@ -9056,7 +9396,7 @@
                     <pic:cNvPicPr/>
                   </pic:nvPicPr>
                   <pic:blipFill>
-                    <a:blip r:embed="rId24" cstate="print">
+                    <a:blip r:embed="rId25" cstate="print">
                       <a:extLst>
                         <a:ext uri="{28A0092B-C50C-407E-A947-70E740481C1C}">
                           <a14:useLocalDpi xmlns:a14="http://schemas.microsoft.com/office/drawing/2010/main" val="0"/>
@@ -9359,6 +9699,7 @@
                 <w:rFonts w:ascii="Times New Roman" w:hAnsi="Times New Roman" w:cs="Times New Roman"/>
               </w:rPr>
             </w:pPr>
+            <w:proofErr w:type="spellStart"/>
             <w:r>
               <w:rPr>
                 <w:rFonts w:ascii="Times New Roman" w:hAnsi="Times New Roman" w:cs="Times New Roman"/>
@@ -9367,6 +9708,7 @@
               </w:rPr>
               <w:t>select_from_model</w:t>
             </w:r>
+            <w:proofErr w:type="spellEnd"/>
             <w:r>
               <w:rPr>
                 <w:rFonts w:ascii="Times New Roman" w:hAnsi="Times New Roman" w:cs="Times New Roman"/>
@@ -9664,10 +10006,10 @@
           <w:rFonts w:ascii="Times New Roman" w:hAnsi="Times New Roman" w:cs="Times New Roman"/>
         </w:rPr>
       </w:pPr>
-      <w:bookmarkStart w:id="18" w:name="s71-dataset-summary"/>
-      <w:bookmarkStart w:id="19" w:name="s7-eqe-dataset-and-models"/>
+      <w:bookmarkStart w:id="17" w:name="s71-dataset-summary"/>
+      <w:bookmarkStart w:id="18" w:name="s7-eqe-dataset-and-models"/>
       <w:bookmarkEnd w:id="13"/>
-      <w:bookmarkEnd w:id="17"/>
+      <w:bookmarkEnd w:id="16"/>
       <w:r>
         <w:rPr>
           <w:rFonts w:ascii="Times New Roman" w:hAnsi="Times New Roman" w:cs="Times New Roman"/>
@@ -9975,8 +10317,8 @@
           <w:rFonts w:ascii="Times New Roman" w:hAnsi="Times New Roman" w:cs="Times New Roman"/>
         </w:rPr>
       </w:pPr>
-      <w:bookmarkStart w:id="20" w:name="table-s12-rfe-20-tuned-models"/>
-      <w:bookmarkEnd w:id="18"/>
+      <w:bookmarkStart w:id="19" w:name="table-s12-rfe-20-tuned-models"/>
+      <w:bookmarkEnd w:id="17"/>
       <w:r>
         <w:rPr>
           <w:rFonts w:ascii="Times New Roman" w:hAnsi="Times New Roman" w:cs="Times New Roman"/>
@@ -10007,6 +10349,7 @@
         </w:rPr>
         <w:t xml:space="preserve">Source: </w:t>
       </w:r>
+      <w:proofErr w:type="spellStart"/>
       <w:r>
         <w:rPr>
           <w:rStyle w:val="VerbatimChar"/>
@@ -10014,7 +10357,17 @@
           <w:i/>
           <w:iCs/>
         </w:rPr>
-        <w:t>eqe_percent/rfe_20_features_tuned.ipynb</w:t>
+        <w:t>eqe_percent</w:t>
+      </w:r>
+      <w:proofErr w:type="spellEnd"/>
+      <w:r>
+        <w:rPr>
+          <w:rStyle w:val="VerbatimChar"/>
+          <w:rFonts w:ascii="Times New Roman" w:hAnsi="Times New Roman" w:cs="Times New Roman"/>
+          <w:i/>
+          <w:iCs/>
+        </w:rPr>
+        <w:t>/rfe_20_features_tuned.ipynb</w:t>
       </w:r>
       <w:r>
         <w:rPr>
@@ -10156,8 +10509,16 @@
               <w:rPr>
                 <w:rFonts w:ascii="Times New Roman" w:hAnsi="Times New Roman" w:cs="Times New Roman"/>
               </w:rPr>
-              <w:t>Tuned XGBoost</w:t>
-            </w:r>
+              <w:t xml:space="preserve">Tuned </w:t>
+            </w:r>
+            <w:proofErr w:type="spellStart"/>
+            <w:r>
+              <w:rPr>
+                <w:rFonts w:ascii="Times New Roman" w:hAnsi="Times New Roman" w:cs="Times New Roman"/>
+              </w:rPr>
+              <w:t>XGBoost</w:t>
+            </w:r>
+            <w:proofErr w:type="spellEnd"/>
           </w:p>
         </w:tc>
         <w:tc>
@@ -10312,8 +10673,16 @@
               <w:rPr>
                 <w:rFonts w:ascii="Times New Roman" w:hAnsi="Times New Roman" w:cs="Times New Roman"/>
               </w:rPr>
-              <w:t>Tuned CatBoost</w:t>
-            </w:r>
+              <w:t xml:space="preserve">Tuned </w:t>
+            </w:r>
+            <w:proofErr w:type="spellStart"/>
+            <w:r>
+              <w:rPr>
+                <w:rFonts w:ascii="Times New Roman" w:hAnsi="Times New Roman" w:cs="Times New Roman"/>
+              </w:rPr>
+              <w:t>CatBoost</w:t>
+            </w:r>
+            <w:proofErr w:type="spellEnd"/>
           </w:p>
         </w:tc>
         <w:tc>
@@ -10382,8 +10751,8 @@
           <w:rFonts w:ascii="Times New Roman" w:hAnsi="Times New Roman" w:cs="Times New Roman"/>
         </w:rPr>
       </w:pPr>
-      <w:bookmarkStart w:id="21" w:name="table-s13-catboost-architecture-only"/>
-      <w:bookmarkEnd w:id="20"/>
+      <w:bookmarkStart w:id="20" w:name="table-s13-catboost-architecture-only"/>
+      <w:bookmarkEnd w:id="19"/>
       <w:r>
         <w:rPr>
           <w:rFonts w:ascii="Times New Roman" w:hAnsi="Times New Roman" w:cs="Times New Roman"/>
@@ -10404,7 +10773,21 @@
         <w:rPr>
           <w:rFonts w:ascii="Times New Roman" w:hAnsi="Times New Roman" w:cs="Times New Roman"/>
         </w:rPr>
-        <w:t xml:space="preserve">. CatBoost model with ETL, HTL and additive categorical fields. </w:t>
+        <w:t xml:space="preserve">. </w:t>
+      </w:r>
+      <w:proofErr w:type="spellStart"/>
+      <w:r>
+        <w:rPr>
+          <w:rFonts w:ascii="Times New Roman" w:hAnsi="Times New Roman" w:cs="Times New Roman"/>
+        </w:rPr>
+        <w:t>CatBoost</w:t>
+      </w:r>
+      <w:proofErr w:type="spellEnd"/>
+      <w:r>
+        <w:rPr>
+          <w:rFonts w:ascii="Times New Roman" w:hAnsi="Times New Roman" w:cs="Times New Roman"/>
+        </w:rPr>
+        <w:t xml:space="preserve"> model with ETL, HTL and additive categorical fields. </w:t>
       </w:r>
       <w:r>
         <w:rPr>
@@ -10414,6 +10797,7 @@
         </w:rPr>
         <w:t xml:space="preserve">Source: </w:t>
       </w:r>
+      <w:proofErr w:type="spellStart"/>
       <w:r>
         <w:rPr>
           <w:rStyle w:val="VerbatimChar"/>
@@ -10421,8 +10805,29 @@
           <w:i/>
           <w:iCs/>
         </w:rPr>
-        <w:t>eqe_percent/catboost_only.ipynb</w:t>
-      </w:r>
+        <w:t>eqe_percent</w:t>
+      </w:r>
+      <w:proofErr w:type="spellEnd"/>
+      <w:r>
+        <w:rPr>
+          <w:rStyle w:val="VerbatimChar"/>
+          <w:rFonts w:ascii="Times New Roman" w:hAnsi="Times New Roman" w:cs="Times New Roman"/>
+          <w:i/>
+          <w:iCs/>
+        </w:rPr>
+        <w:t>/</w:t>
+      </w:r>
+      <w:proofErr w:type="spellStart"/>
+      <w:r>
+        <w:rPr>
+          <w:rStyle w:val="VerbatimChar"/>
+          <w:rFonts w:ascii="Times New Roman" w:hAnsi="Times New Roman" w:cs="Times New Roman"/>
+          <w:i/>
+          <w:iCs/>
+        </w:rPr>
+        <w:t>catboost_only.ipynb</w:t>
+      </w:r>
+      <w:proofErr w:type="spellEnd"/>
       <w:r>
         <w:rPr>
           <w:rStyle w:val="VerbatimChar"/>
@@ -10628,13 +11033,13 @@
           <w:rFonts w:ascii="Times New Roman" w:hAnsi="Times New Roman" w:cs="Times New Roman"/>
         </w:rPr>
       </w:pPr>
-      <w:bookmarkStart w:id="22" w:name="s8-hyperparameters-and-reproducibility"/>
-      <w:bookmarkStart w:id="23" w:name="s84-run-commands"/>
+      <w:bookmarkStart w:id="21" w:name="s8-hyperparameters-and-reproducibility"/>
+      <w:bookmarkStart w:id="22" w:name="s84-run-commands"/>
       <w:bookmarkEnd w:id="0"/>
-      <w:bookmarkEnd w:id="19"/>
+      <w:bookmarkEnd w:id="18"/>
+      <w:bookmarkEnd w:id="20"/>
       <w:bookmarkEnd w:id="21"/>
       <w:bookmarkEnd w:id="22"/>
-      <w:bookmarkEnd w:id="23"/>
     </w:p>
     <w:sectPr>
       <w:footnotePr>
@@ -11356,6 +11761,7 @@
   <w:style w:type="character" w:default="1" w:styleId="DefaultParagraphFont">
     <w:name w:val="Default Paragraph Font"/>
     <w:uiPriority w:val="1"/>
+    <w:semiHidden/>
     <w:unhideWhenUsed/>
   </w:style>
   <w:style w:type="table" w:default="1" w:styleId="TableNormal">
